--- a/500121104/Keshav_500121104_Lab Exercise 14- (Implementing Resource Quota in Kubernetes).docx
+++ b/500121104/Keshav_500121104_Lab Exercise 14- (Implementing Resource Quota in Kubernetes).docx
@@ -40,6 +40,7 @@
       <w:pPr>
         <w:pStyle w:val="Heading3"/>
         <w:shd w:val="clear" w:color="auto" w:fill="FFFFFF"/>
+        <w:bidi w:val="0"/>
         <w:spacing w:before="0" w:after="0"/>
         <w:textAlignment w:val="baseline"/>
         <w:rPr>
@@ -105,23 +106,7 @@
           <w:sz w:val="24"/>
           <w:szCs w:val="24"/>
         </w:rPr>
-        <w:t>In Kubernetes, Resource Quotas are used to control the resource consumption of namespaces. They help in managing and enforcing limits on the usage of resources like CPU, memory, and the number of objects (e.g., Pods, Services) within a namespace. This exercise will guide you through creating and managing Resource Quotas to limit the resources used by applic</w:t>
-      </w:r>
-      <w:r>
-        <w:rPr>
-          <w:rFonts w:ascii="Georgia" w:hAnsi="Georgia"/>
-          <w:sz w:val="24"/>
-          <w:szCs w:val="24"/>
-        </w:rPr>
-        <w:t>w</w:t>
-      </w:r>
-      <w:r>
-        <w:rPr>
-          <w:rFonts w:ascii="Georgia" w:hAnsi="Georgia"/>
-          <w:sz w:val="24"/>
-          <w:szCs w:val="24"/>
-        </w:rPr>
-        <w:t>ations in a specific namespace.</w:t>
+        <w:t>In Kubernetes, Resource Quotas are used to control the resource consumption of namespaces. They help in managing and enforcing limits on the usage of resources like CPU, memory, and the number of objects (e.g., Pods, Services) within a namespace. This exercise will guide you through creating and managing Resource Quotas to limit the resources used by applications in a specific namespace.</w:t>
       </w:r>
     </w:p>
     <w:p>
@@ -654,43 +639,12 @@
         </w:rPr>
       </w:pPr>
       <w:r>
-        <w:rPr>
-          <w:rFonts w:ascii="Georgia" w:hAnsi="Georgia"/>
-          <w:sz w:val="24"/>
-          <w:szCs w:val="24"/>
-        </w:rPr>
-      </w:r>
-    </w:p>
-    <w:p>
-      <w:pPr>
-        <w:pStyle w:val="Normal"/>
-        <w:spacing w:lineRule="auto" w:line="360"/>
-        <w:jc w:val="both"/>
-        <w:rPr>
-          <w:rFonts w:ascii="Georgia" w:hAnsi="Georgia"/>
-          <w:sz w:val="24"/>
-          <w:szCs w:val="24"/>
-        </w:rPr>
-      </w:pPr>
-      <w:r>
-        <w:rPr>
-          <w:rFonts w:ascii="Georgia" w:hAnsi="Georgia"/>
-          <w:sz w:val="24"/>
-          <w:szCs w:val="24"/>
-        </w:rPr>
+        <w:rPr/>
         <w:drawing>
-          <wp:anchor behindDoc="0" distT="0" distB="0" distL="0" distR="0" simplePos="0" locked="0" layoutInCell="0" allowOverlap="1" relativeHeight="8">
-            <wp:simplePos x="0" y="0"/>
-            <wp:positionH relativeFrom="column">
-              <wp:align>center</wp:align>
-            </wp:positionH>
-            <wp:positionV relativeFrom="paragraph">
-              <wp:posOffset>635</wp:posOffset>
-            </wp:positionV>
-            <wp:extent cx="4019550" cy="514350"/>
+          <wp:inline distT="0" distB="0" distL="0" distR="0">
+            <wp:extent cx="6016625" cy="441325"/>
             <wp:effectExtent l="0" t="0" r="0" b="0"/>
-            <wp:wrapSquare wrapText="largest"/>
-            <wp:docPr id="1" name="Image1"/>
+            <wp:docPr id="1" name="Picture 1"/>
             <wp:cNvGraphicFramePr>
               <a:graphicFrameLocks xmlns:a="http://schemas.openxmlformats.org/drawingml/2006/main" noChangeAspect="1"/>
             </wp:cNvGraphicFramePr>
@@ -698,7 +652,7 @@
               <a:graphicData uri="http://schemas.openxmlformats.org/drawingml/2006/picture">
                 <pic:pic xmlns:pic="http://schemas.openxmlformats.org/drawingml/2006/picture">
                   <pic:nvPicPr>
-                    <pic:cNvPr id="1" name="Image1"/>
+                    <pic:cNvPr id="1" name="Picture 1"/>
                     <pic:cNvPicPr>
                       <a:picLocks noChangeAspect="1" noChangeArrowheads="1"/>
                     </pic:cNvPicPr>
@@ -712,7 +666,7 @@
                   <pic:spPr bwMode="auto">
                     <a:xfrm>
                       <a:off x="0" y="0"/>
-                      <a:ext cx="4019550" cy="514350"/>
+                      <a:ext cx="6016625" cy="441325"/>
                     </a:xfrm>
                     <a:prstGeom prst="rect">
                       <a:avLst/>
@@ -722,7 +676,7 @@
                 </pic:pic>
               </a:graphicData>
             </a:graphic>
-          </wp:anchor>
+          </wp:inline>
         </w:drawing>
       </w:r>
     </w:p>
@@ -743,25 +697,6 @@
           <w:sz w:val="24"/>
           <w:szCs w:val="24"/>
         </w:rPr>
-      </w:r>
-    </w:p>
-    <w:p>
-      <w:pPr>
-        <w:pStyle w:val="Normal"/>
-        <w:spacing w:lineRule="auto" w:line="360"/>
-        <w:jc w:val="both"/>
-        <w:rPr>
-          <w:rFonts w:ascii="Georgia" w:hAnsi="Georgia"/>
-          <w:sz w:val="24"/>
-          <w:szCs w:val="24"/>
-        </w:rPr>
-      </w:pPr>
-      <w:r>
-        <w:rPr>
-          <w:rFonts w:ascii="Georgia" w:hAnsi="Georgia"/>
-          <w:sz w:val="24"/>
-          <w:szCs w:val="24"/>
-        </w:rPr>
         <w:t>Verify that the namespace is created:</w:t>
       </w:r>
     </w:p>
@@ -823,24 +758,12 @@
         </w:rPr>
       </w:pPr>
       <w:r>
-        <w:rPr>
-          <w:rFonts w:ascii="Georgia" w:hAnsi="Georgia"/>
-          <w:sz w:val="24"/>
-          <w:szCs w:val="24"/>
-        </w:rPr>
+        <w:rPr/>
         <w:drawing>
-          <wp:anchor behindDoc="0" distT="0" distB="0" distL="0" distR="0" simplePos="0" locked="0" layoutInCell="0" allowOverlap="1" relativeHeight="9">
-            <wp:simplePos x="0" y="0"/>
-            <wp:positionH relativeFrom="column">
-              <wp:align>center</wp:align>
-            </wp:positionH>
-            <wp:positionV relativeFrom="paragraph">
-              <wp:posOffset>635</wp:posOffset>
-            </wp:positionV>
-            <wp:extent cx="3495675" cy="1666875"/>
+          <wp:inline distT="0" distB="0" distL="0" distR="0">
+            <wp:extent cx="5439410" cy="2038985"/>
             <wp:effectExtent l="0" t="0" r="0" b="0"/>
-            <wp:wrapSquare wrapText="largest"/>
-            <wp:docPr id="2" name="Image2"/>
+            <wp:docPr id="2" name="Picture 2"/>
             <wp:cNvGraphicFramePr>
               <a:graphicFrameLocks xmlns:a="http://schemas.openxmlformats.org/drawingml/2006/main" noChangeAspect="1"/>
             </wp:cNvGraphicFramePr>
@@ -848,7 +771,7 @@
               <a:graphicData uri="http://schemas.openxmlformats.org/drawingml/2006/picture">
                 <pic:pic xmlns:pic="http://schemas.openxmlformats.org/drawingml/2006/picture">
                   <pic:nvPicPr>
-                    <pic:cNvPr id="2" name="Image2"/>
+                    <pic:cNvPr id="2" name="Picture 2"/>
                     <pic:cNvPicPr>
                       <a:picLocks noChangeAspect="1" noChangeArrowheads="1"/>
                     </pic:cNvPicPr>
@@ -862,7 +785,7 @@
                   <pic:spPr bwMode="auto">
                     <a:xfrm>
                       <a:off x="0" y="0"/>
-                      <a:ext cx="3495675" cy="1666875"/>
+                      <a:ext cx="5439410" cy="2038985"/>
                     </a:xfrm>
                     <a:prstGeom prst="rect">
                       <a:avLst/>
@@ -872,7 +795,7 @@
                 </pic:pic>
               </a:graphicData>
             </a:graphic>
-          </wp:anchor>
+          </wp:inline>
         </w:drawing>
       </w:r>
     </w:p>
@@ -893,120 +816,6 @@
           <w:sz w:val="24"/>
           <w:szCs w:val="24"/>
         </w:rPr>
-      </w:r>
-    </w:p>
-    <w:p>
-      <w:pPr>
-        <w:pStyle w:val="Normal"/>
-        <w:spacing w:lineRule="auto" w:line="360"/>
-        <w:jc w:val="both"/>
-        <w:rPr>
-          <w:rFonts w:ascii="Georgia" w:hAnsi="Georgia"/>
-          <w:sz w:val="24"/>
-          <w:szCs w:val="24"/>
-        </w:rPr>
-      </w:pPr>
-      <w:r>
-        <w:rPr>
-          <w:rFonts w:ascii="Georgia" w:hAnsi="Georgia"/>
-          <w:sz w:val="24"/>
-          <w:szCs w:val="24"/>
-        </w:rPr>
-      </w:r>
-    </w:p>
-    <w:p>
-      <w:pPr>
-        <w:pStyle w:val="Normal"/>
-        <w:spacing w:lineRule="auto" w:line="360"/>
-        <w:jc w:val="both"/>
-        <w:rPr>
-          <w:rFonts w:ascii="Georgia" w:hAnsi="Georgia"/>
-          <w:sz w:val="24"/>
-          <w:szCs w:val="24"/>
-        </w:rPr>
-      </w:pPr>
-      <w:r>
-        <w:rPr>
-          <w:rFonts w:ascii="Georgia" w:hAnsi="Georgia"/>
-          <w:sz w:val="24"/>
-          <w:szCs w:val="24"/>
-        </w:rPr>
-      </w:r>
-    </w:p>
-    <w:p>
-      <w:pPr>
-        <w:pStyle w:val="Normal"/>
-        <w:spacing w:lineRule="auto" w:line="360"/>
-        <w:jc w:val="both"/>
-        <w:rPr>
-          <w:rFonts w:ascii="Georgia" w:hAnsi="Georgia"/>
-          <w:sz w:val="24"/>
-          <w:szCs w:val="24"/>
-        </w:rPr>
-      </w:pPr>
-      <w:r>
-        <w:rPr>
-          <w:rFonts w:ascii="Georgia" w:hAnsi="Georgia"/>
-          <w:sz w:val="24"/>
-          <w:szCs w:val="24"/>
-        </w:rPr>
-      </w:r>
-    </w:p>
-    <w:p>
-      <w:pPr>
-        <w:pStyle w:val="Normal"/>
-        <w:spacing w:lineRule="auto" w:line="360"/>
-        <w:jc w:val="both"/>
-        <w:rPr>
-          <w:rFonts w:ascii="Georgia" w:hAnsi="Georgia"/>
-          <w:sz w:val="24"/>
-          <w:szCs w:val="24"/>
-        </w:rPr>
-      </w:pPr>
-      <w:r>
-        <w:rPr>
-          <w:rFonts w:ascii="Georgia" w:hAnsi="Georgia"/>
-          <w:sz w:val="24"/>
-          <w:szCs w:val="24"/>
-        </w:rPr>
-      </w:r>
-    </w:p>
-    <w:p>
-      <w:pPr>
-        <w:pStyle w:val="Normal"/>
-        <w:spacing w:lineRule="auto" w:line="360"/>
-        <w:jc w:val="both"/>
-        <w:rPr>
-          <w:rFonts w:ascii="Georgia" w:hAnsi="Georgia"/>
-          <w:sz w:val="24"/>
-          <w:szCs w:val="24"/>
-        </w:rPr>
-      </w:pPr>
-      <w:r>
-        <w:rPr>
-          <w:rFonts w:ascii="Georgia" w:hAnsi="Georgia"/>
-          <w:sz w:val="24"/>
-          <w:szCs w:val="24"/>
-        </w:rPr>
-      </w:r>
-    </w:p>
-    <w:p>
-      <w:pPr>
-        <w:pStyle w:val="Normal"/>
-        <w:spacing w:lineRule="auto" w:line="360"/>
-        <w:jc w:val="both"/>
-        <w:rPr>
-          <w:rFonts w:ascii="Georgia" w:hAnsi="Georgia"/>
-          <w:sz w:val="24"/>
-          <w:szCs w:val="24"/>
-        </w:rPr>
-      </w:pPr>
-      <w:r>
-        <w:rPr>
-          <w:rFonts w:ascii="Georgia" w:hAnsi="Georgia"/>
-          <w:sz w:val="24"/>
-          <w:szCs w:val="24"/>
-        </w:rPr>
         <w:t>You should see quota-example listed in the output.</w:t>
       </w:r>
     </w:p>
@@ -1027,6 +836,30 @@
           <w:sz w:val="24"/>
           <w:szCs w:val="24"/>
         </w:rPr>
+      </w:r>
+    </w:p>
+    <w:p>
+      <w:pPr>
+        <w:pStyle w:val="Normal"/>
+        <w:rPr>
+          <w:rFonts w:ascii="Georgia" w:hAnsi="Georgia"/>
+          <w:b/>
+          <w:bCs/>
+          <w:sz w:val="24"/>
+          <w:szCs w:val="24"/>
+        </w:rPr>
+      </w:pPr>
+      <w:r>
+        <w:rPr>
+          <w:rFonts w:ascii="Georgia" w:hAnsi="Georgia"/>
+          <w:b/>
+          <w:bCs/>
+          <w:sz w:val="24"/>
+          <w:szCs w:val="24"/>
+        </w:rPr>
+      </w:r>
+      <w:r>
+        <w:br w:type="page"/>
       </w:r>
     </w:p>
     <w:p>
@@ -1176,7 +1009,7 @@
         <mc:AlternateContent>
           <mc:Choice Requires="wps">
             <w:drawing>
-              <wp:anchor behindDoc="0" distT="0" distB="0" distL="114300" distR="114300" simplePos="0" locked="0" layoutInCell="1" allowOverlap="1" relativeHeight="3">
+              <wp:anchor distT="0" distB="0" distL="114300" distR="114300" simplePos="0" relativeHeight="14" behindDoc="0" locked="0" layoutInCell="1" allowOverlap="1">
                 <wp:simplePos x="0" y="0"/>
                 <wp:positionH relativeFrom="column">
                   <wp:posOffset>-374650</wp:posOffset>
@@ -1250,7 +1083,7 @@
         <mc:AlternateContent>
           <mc:Choice Requires="wps">
             <w:drawing>
-              <wp:anchor behindDoc="0" distT="0" distB="0" distL="114300" distR="114300" simplePos="0" locked="0" layoutInCell="1" allowOverlap="1" relativeHeight="4">
+              <wp:anchor distT="0" distB="0" distL="114300" distR="114300" simplePos="0" relativeHeight="15" behindDoc="0" locked="0" layoutInCell="1" allowOverlap="1">
                 <wp:simplePos x="0" y="0"/>
                 <wp:positionH relativeFrom="column">
                   <wp:posOffset>1282700</wp:posOffset>
@@ -1359,7 +1192,7 @@
         <mc:AlternateContent>
           <mc:Choice Requires="wps">
             <w:drawing>
-              <wp:anchor behindDoc="0" distT="0" distB="0" distL="114300" distR="114300" simplePos="0" locked="0" layoutInCell="1" allowOverlap="1" relativeHeight="5">
+              <wp:anchor distT="0" distB="0" distL="114300" distR="114300" simplePos="0" relativeHeight="16" behindDoc="0" locked="0" layoutInCell="1" allowOverlap="1">
                 <wp:simplePos x="0" y="0"/>
                 <wp:positionH relativeFrom="column">
                   <wp:posOffset>4753610</wp:posOffset>
@@ -1414,7 +1247,7 @@
         <mc:AlternateContent>
           <mc:Choice Requires="wps">
             <w:drawing>
-              <wp:anchor behindDoc="0" distT="0" distB="0" distL="114300" distR="114300" simplePos="0" locked="0" layoutInCell="1" allowOverlap="1" relativeHeight="6">
+              <wp:anchor distT="0" distB="0" distL="114300" distR="114300" simplePos="0" relativeHeight="17" behindDoc="0" locked="0" layoutInCell="1" allowOverlap="1">
                 <wp:simplePos x="0" y="0"/>
                 <wp:positionH relativeFrom="column">
                   <wp:posOffset>1060450</wp:posOffset>
@@ -1633,7 +1466,7 @@
         <mc:AlternateContent>
           <mc:Choice Requires="wps">
             <w:drawing>
-              <wp:anchor behindDoc="0" distT="0" distB="0" distL="114300" distR="114300" simplePos="0" locked="0" layoutInCell="1" allowOverlap="1" relativeHeight="2">
+              <wp:anchor distT="0" distB="0" distL="114300" distR="114300" simplePos="0" relativeHeight="13" behindDoc="0" locked="0" layoutInCell="1" allowOverlap="1">
                 <wp:simplePos x="0" y="0"/>
                 <wp:positionH relativeFrom="column">
                   <wp:posOffset>1162050</wp:posOffset>
@@ -1792,7 +1625,7 @@
         <mc:AlternateContent>
           <mc:Choice Requires="wps">
             <w:drawing>
-              <wp:anchor behindDoc="0" distT="0" distB="0" distL="114300" distR="114300" simplePos="0" locked="0" layoutInCell="1" allowOverlap="1" relativeHeight="7">
+              <wp:anchor distT="0" distB="0" distL="114300" distR="114300" simplePos="0" relativeHeight="18" behindDoc="0" locked="0" layoutInCell="1" allowOverlap="1">
                 <wp:simplePos x="0" y="0"/>
                 <wp:positionH relativeFrom="column">
                   <wp:posOffset>644525</wp:posOffset>
@@ -2028,29 +1861,126 @@
         <w:jc w:val="both"/>
         <w:rPr>
           <w:rFonts w:ascii="Georgia" w:hAnsi="Georgia"/>
-          <w:sz w:val="24"/>
-          <w:szCs w:val="24"/>
-        </w:rPr>
-      </w:pPr>
-      <w:r>
-        <w:rPr>
-          <w:rFonts w:ascii="Georgia" w:hAnsi="Georgia"/>
-          <w:sz w:val="24"/>
-          <w:szCs w:val="24"/>
-        </w:rPr>
+          <w:b/>
+          <w:bCs/>
+          <w:sz w:val="24"/>
+          <w:szCs w:val="24"/>
+        </w:rPr>
+      </w:pPr>
+      <w:r>
+        <w:rPr>
+          <w:rFonts w:ascii="Georgia" w:hAnsi="Georgia"/>
+          <w:b/>
+          <w:bCs/>
+          <w:sz w:val="24"/>
+          <w:szCs w:val="24"/>
+        </w:rPr>
+        <w:t>Step 4: Apply the Resource Quota</w:t>
+      </w:r>
+    </w:p>
+    <w:p>
+      <w:pPr>
+        <w:pStyle w:val="Normal"/>
+        <w:spacing w:lineRule="auto" w:line="360"/>
+        <w:jc w:val="both"/>
+        <w:rPr>
+          <w:rFonts w:ascii="Georgia" w:hAnsi="Georgia"/>
+          <w:sz w:val="24"/>
+          <w:szCs w:val="24"/>
+        </w:rPr>
+      </w:pPr>
+      <w:r>
+        <w:rPr>
+          <w:rFonts w:ascii="Georgia" w:hAnsi="Georgia"/>
+          <w:sz w:val="24"/>
+          <w:szCs w:val="24"/>
+        </w:rPr>
+      </w:r>
+    </w:p>
+    <w:p>
+      <w:pPr>
+        <w:pStyle w:val="Normal"/>
+        <w:spacing w:lineRule="auto" w:line="360"/>
+        <w:jc w:val="both"/>
+        <w:rPr>
+          <w:rFonts w:ascii="Georgia" w:hAnsi="Georgia"/>
+          <w:sz w:val="24"/>
+          <w:szCs w:val="24"/>
+        </w:rPr>
+      </w:pPr>
+      <w:r>
+        <w:rPr>
+          <w:rFonts w:ascii="Georgia" w:hAnsi="Georgia"/>
+          <w:sz w:val="24"/>
+          <w:szCs w:val="24"/>
+        </w:rPr>
+        <w:t>Apply the Resource Quota YAML to the namespace:</w:t>
+      </w:r>
+    </w:p>
+    <w:p>
+      <w:pPr>
+        <w:pStyle w:val="Normal"/>
+        <w:spacing w:lineRule="auto" w:line="360"/>
+        <w:jc w:val="both"/>
+        <w:rPr>
+          <w:rFonts w:ascii="Georgia" w:hAnsi="Georgia"/>
+          <w:sz w:val="24"/>
+          <w:szCs w:val="24"/>
+        </w:rPr>
+      </w:pPr>
+      <w:r>
+        <w:rPr>
+          <w:rFonts w:ascii="Georgia" w:hAnsi="Georgia"/>
+          <w:sz w:val="24"/>
+          <w:szCs w:val="24"/>
+        </w:rPr>
+      </w:r>
+    </w:p>
+    <w:p>
+      <w:pPr>
+        <w:pStyle w:val="Normal"/>
+        <w:pBdr>
+          <w:top w:val="single" w:sz="4" w:space="1" w:color="000000"/>
+          <w:left w:val="single" w:sz="4" w:space="4" w:color="000000"/>
+          <w:bottom w:val="single" w:sz="4" w:space="1" w:color="000000"/>
+          <w:right w:val="single" w:sz="4" w:space="4" w:color="000000"/>
+        </w:pBdr>
+        <w:shd w:val="clear" w:color="auto" w:fill="D9D9D9" w:themeFill="background1" w:themeFillShade="d9"/>
+        <w:spacing w:lineRule="auto" w:line="360"/>
+        <w:jc w:val="both"/>
+        <w:rPr>
+          <w:rFonts w:ascii="Georgia" w:hAnsi="Georgia"/>
+          <w:sz w:val="24"/>
+          <w:szCs w:val="24"/>
+        </w:rPr>
+      </w:pPr>
+      <w:r>
+        <w:rPr>
+          <w:rFonts w:ascii="Georgia" w:hAnsi="Georgia"/>
+          <w:sz w:val="24"/>
+          <w:szCs w:val="24"/>
+        </w:rPr>
+        <w:t>kubectl apply -f resource-quota.yaml</w:t>
+      </w:r>
+    </w:p>
+    <w:p>
+      <w:pPr>
+        <w:pStyle w:val="Normal"/>
+        <w:spacing w:lineRule="auto" w:line="360"/>
+        <w:jc w:val="both"/>
+        <w:rPr>
+          <w:rFonts w:ascii="Georgia" w:hAnsi="Georgia"/>
+          <w:sz w:val="24"/>
+          <w:szCs w:val="24"/>
+        </w:rPr>
+      </w:pPr>
+      <w:r>
+        <w:rPr/>
         <w:drawing>
-          <wp:anchor behindDoc="0" distT="0" distB="0" distL="0" distR="0" simplePos="0" locked="0" layoutInCell="0" allowOverlap="1" relativeHeight="10">
-            <wp:simplePos x="0" y="0"/>
-            <wp:positionH relativeFrom="column">
-              <wp:align>center</wp:align>
-            </wp:positionH>
-            <wp:positionV relativeFrom="paragraph">
-              <wp:posOffset>635</wp:posOffset>
-            </wp:positionV>
-            <wp:extent cx="6016625" cy="3718560"/>
+          <wp:inline distT="0" distB="0" distL="0" distR="0">
+            <wp:extent cx="6016625" cy="462915"/>
             <wp:effectExtent l="0" t="0" r="0" b="0"/>
-            <wp:wrapSquare wrapText="largest"/>
-            <wp:docPr id="15" name="Image3"/>
+            <wp:docPr id="15" name="Picture 3"/>
             <wp:cNvGraphicFramePr>
               <a:graphicFrameLocks xmlns:a="http://schemas.openxmlformats.org/drawingml/2006/main" noChangeAspect="1"/>
             </wp:cNvGraphicFramePr>
@@ -2058,7 +1988,7 @@
               <a:graphicData uri="http://schemas.openxmlformats.org/drawingml/2006/picture">
                 <pic:pic xmlns:pic="http://schemas.openxmlformats.org/drawingml/2006/picture">
                   <pic:nvPicPr>
-                    <pic:cNvPr id="15" name="Image3"/>
+                    <pic:cNvPr id="15" name="Picture 3"/>
                     <pic:cNvPicPr>
                       <a:picLocks noChangeAspect="1" noChangeArrowheads="1"/>
                     </pic:cNvPicPr>
@@ -2072,7 +2002,7 @@
                   <pic:spPr bwMode="auto">
                     <a:xfrm>
                       <a:off x="0" y="0"/>
-                      <a:ext cx="6016625" cy="3718560"/>
+                      <a:ext cx="6016625" cy="462915"/>
                     </a:xfrm>
                     <a:prstGeom prst="rect">
                       <a:avLst/>
@@ -2082,7 +2012,7 @@
                 </pic:pic>
               </a:graphicData>
             </a:graphic>
-          </wp:anchor>
+          </wp:inline>
         </w:drawing>
       </w:r>
     </w:p>
@@ -2093,60 +2023,17 @@
         <w:jc w:val="both"/>
         <w:rPr>
           <w:rFonts w:ascii="Georgia" w:hAnsi="Georgia"/>
-          <w:b/>
-          <w:bCs/>
-          <w:sz w:val="24"/>
-          <w:szCs w:val="24"/>
-        </w:rPr>
-      </w:pPr>
-      <w:r>
-        <w:rPr>
-          <w:rFonts w:ascii="Georgia" w:hAnsi="Georgia"/>
-          <w:b/>
-          <w:bCs/>
-          <w:sz w:val="24"/>
-          <w:szCs w:val="24"/>
-        </w:rPr>
-        <w:t>Step 4: Apply the Resource Quota</w:t>
-      </w:r>
-    </w:p>
-    <w:p>
-      <w:pPr>
-        <w:pStyle w:val="Normal"/>
-        <w:spacing w:lineRule="auto" w:line="360"/>
-        <w:jc w:val="both"/>
-        <w:rPr>
-          <w:rFonts w:ascii="Georgia" w:hAnsi="Georgia"/>
-          <w:sz w:val="24"/>
-          <w:szCs w:val="24"/>
-        </w:rPr>
-      </w:pPr>
-      <w:r>
-        <w:rPr>
-          <w:rFonts w:ascii="Georgia" w:hAnsi="Georgia"/>
-          <w:sz w:val="24"/>
-          <w:szCs w:val="24"/>
-        </w:rPr>
-      </w:r>
-    </w:p>
-    <w:p>
-      <w:pPr>
-        <w:pStyle w:val="Normal"/>
-        <w:spacing w:lineRule="auto" w:line="360"/>
-        <w:jc w:val="both"/>
-        <w:rPr>
-          <w:rFonts w:ascii="Georgia" w:hAnsi="Georgia"/>
-          <w:sz w:val="24"/>
-          <w:szCs w:val="24"/>
-        </w:rPr>
-      </w:pPr>
-      <w:r>
-        <w:rPr>
-          <w:rFonts w:ascii="Georgia" w:hAnsi="Georgia"/>
-          <w:sz w:val="24"/>
-          <w:szCs w:val="24"/>
-        </w:rPr>
-        <w:t>Apply the Resource Quota YAML to the namespace:</w:t>
+          <w:sz w:val="24"/>
+          <w:szCs w:val="24"/>
+        </w:rPr>
+      </w:pPr>
+      <w:r>
+        <w:rPr>
+          <w:rFonts w:ascii="Georgia" w:hAnsi="Georgia"/>
+          <w:sz w:val="24"/>
+          <w:szCs w:val="24"/>
+        </w:rPr>
+        <w:t>Verify that the Resource Quota is applied:</w:t>
       </w:r>
     </w:p>
     <w:p>
@@ -2192,77 +2079,27 @@
           <w:sz w:val="24"/>
           <w:szCs w:val="24"/>
         </w:rPr>
-        <w:t>kubectl apply -f resource-quota.yaml</w:t>
-      </w:r>
-    </w:p>
-    <w:p>
-      <w:pPr>
-        <w:pStyle w:val="Normal"/>
-        <w:spacing w:lineRule="auto" w:line="360"/>
-        <w:jc w:val="both"/>
-        <w:rPr>
-          <w:rFonts w:ascii="Georgia" w:hAnsi="Georgia"/>
-          <w:sz w:val="24"/>
-          <w:szCs w:val="24"/>
-        </w:rPr>
-      </w:pPr>
-      <w:r>
-        <w:rPr>
-          <w:rFonts w:ascii="Georgia" w:hAnsi="Georgia"/>
-          <w:sz w:val="24"/>
-          <w:szCs w:val="24"/>
-        </w:rPr>
-      </w:r>
-    </w:p>
-    <w:p>
-      <w:pPr>
-        <w:pStyle w:val="Normal"/>
-        <w:spacing w:lineRule="auto" w:line="360"/>
-        <w:jc w:val="both"/>
-        <w:rPr>
-          <w:rFonts w:ascii="Georgia" w:hAnsi="Georgia"/>
-          <w:sz w:val="24"/>
-          <w:szCs w:val="24"/>
-        </w:rPr>
-      </w:pPr>
-      <w:r>
-        <w:rPr>
-          <w:rFonts w:ascii="Georgia" w:hAnsi="Georgia"/>
-          <w:sz w:val="24"/>
-          <w:szCs w:val="24"/>
-        </w:rPr>
-      </w:r>
-    </w:p>
-    <w:p>
-      <w:pPr>
-        <w:pStyle w:val="Normal"/>
-        <w:spacing w:lineRule="auto" w:line="360"/>
-        <w:jc w:val="both"/>
-        <w:rPr>
-          <w:rFonts w:ascii="Georgia" w:hAnsi="Georgia"/>
-          <w:sz w:val="24"/>
-          <w:szCs w:val="24"/>
-        </w:rPr>
-      </w:pPr>
-      <w:r>
-        <w:rPr>
-          <w:rFonts w:ascii="Georgia" w:hAnsi="Georgia"/>
-          <w:sz w:val="24"/>
-          <w:szCs w:val="24"/>
-        </w:rPr>
+        <w:t>kubectl get resourcequota -n myns</w:t>
+      </w:r>
+    </w:p>
+    <w:p>
+      <w:pPr>
+        <w:pStyle w:val="Normal"/>
+        <w:spacing w:lineRule="auto" w:line="360"/>
+        <w:jc w:val="both"/>
+        <w:rPr>
+          <w:rFonts w:ascii="Georgia" w:hAnsi="Georgia"/>
+          <w:sz w:val="24"/>
+          <w:szCs w:val="24"/>
+        </w:rPr>
+      </w:pPr>
+      <w:r>
+        <w:rPr/>
         <w:drawing>
-          <wp:anchor behindDoc="0" distT="0" distB="0" distL="0" distR="0" simplePos="0" locked="0" layoutInCell="0" allowOverlap="1" relativeHeight="12">
-            <wp:simplePos x="0" y="0"/>
-            <wp:positionH relativeFrom="column">
-              <wp:align>center</wp:align>
-            </wp:positionH>
-            <wp:positionV relativeFrom="paragraph">
-              <wp:posOffset>635</wp:posOffset>
-            </wp:positionV>
-            <wp:extent cx="3886200" cy="466725"/>
+          <wp:inline distT="0" distB="0" distL="0" distR="0">
+            <wp:extent cx="6016625" cy="504190"/>
             <wp:effectExtent l="0" t="0" r="0" b="0"/>
-            <wp:wrapSquare wrapText="largest"/>
-            <wp:docPr id="16" name="Image5"/>
+            <wp:docPr id="16" name="Picture 4"/>
             <wp:cNvGraphicFramePr>
               <a:graphicFrameLocks xmlns:a="http://schemas.openxmlformats.org/drawingml/2006/main" noChangeAspect="1"/>
             </wp:cNvGraphicFramePr>
@@ -2270,7 +2107,7 @@
               <a:graphicData uri="http://schemas.openxmlformats.org/drawingml/2006/picture">
                 <pic:pic xmlns:pic="http://schemas.openxmlformats.org/drawingml/2006/picture">
                   <pic:nvPicPr>
-                    <pic:cNvPr id="16" name="Image5"/>
+                    <pic:cNvPr id="16" name="Picture 4"/>
                     <pic:cNvPicPr>
                       <a:picLocks noChangeAspect="1" noChangeArrowheads="1"/>
                     </pic:cNvPicPr>
@@ -2284,7 +2121,7 @@
                   <pic:spPr bwMode="auto">
                     <a:xfrm>
                       <a:off x="0" y="0"/>
-                      <a:ext cx="3886200" cy="466725"/>
+                      <a:ext cx="6016625" cy="504190"/>
                     </a:xfrm>
                     <a:prstGeom prst="rect">
                       <a:avLst/>
@@ -2294,7 +2131,7 @@
                 </pic:pic>
               </a:graphicData>
             </a:graphic>
-          </wp:anchor>
+          </wp:inline>
         </w:drawing>
       </w:r>
     </w:p>
@@ -2315,26 +2152,7 @@
           <w:sz w:val="24"/>
           <w:szCs w:val="24"/>
         </w:rPr>
-      </w:r>
-    </w:p>
-    <w:p>
-      <w:pPr>
-        <w:pStyle w:val="Normal"/>
-        <w:spacing w:lineRule="auto" w:line="360"/>
-        <w:jc w:val="both"/>
-        <w:rPr>
-          <w:rFonts w:ascii="Georgia" w:hAnsi="Georgia"/>
-          <w:sz w:val="24"/>
-          <w:szCs w:val="24"/>
-        </w:rPr>
-      </w:pPr>
-      <w:r>
-        <w:rPr>
-          <w:rFonts w:ascii="Georgia" w:hAnsi="Georgia"/>
-          <w:sz w:val="24"/>
-          <w:szCs w:val="24"/>
-        </w:rPr>
-        <w:t>Verify that the Resource Quota is applied:</w:t>
+        <w:t>To see the details of the applied Resource Quota:</w:t>
       </w:r>
     </w:p>
     <w:p>
@@ -2380,58 +2198,29 @@
           <w:sz w:val="24"/>
           <w:szCs w:val="24"/>
         </w:rPr>
-        <w:t>kubectl get resourcequota -n myns</w:t>
-      </w:r>
-    </w:p>
-    <w:p>
-      <w:pPr>
-        <w:pStyle w:val="Normal"/>
-        <w:spacing w:lineRule="auto" w:line="360"/>
-        <w:jc w:val="both"/>
-        <w:rPr>
-          <w:rFonts w:ascii="Georgia" w:hAnsi="Georgia"/>
-          <w:sz w:val="24"/>
-          <w:szCs w:val="24"/>
-        </w:rPr>
-      </w:pPr>
-      <w:r>
-        <w:rPr>
-          <w:rFonts w:ascii="Georgia" w:hAnsi="Georgia"/>
-          <w:sz w:val="24"/>
-          <w:szCs w:val="24"/>
-        </w:rPr>
-      </w:r>
-    </w:p>
-    <w:p>
-      <w:pPr>
-        <w:pStyle w:val="Normal"/>
-        <w:spacing w:lineRule="auto" w:line="360"/>
-        <w:jc w:val="both"/>
-        <w:rPr>
-          <w:rFonts w:ascii="Georgia" w:hAnsi="Georgia"/>
-          <w:sz w:val="24"/>
-          <w:szCs w:val="24"/>
-        </w:rPr>
-      </w:pPr>
-      <w:r>
-        <w:rPr>
-          <w:rFonts w:ascii="Georgia" w:hAnsi="Georgia"/>
-          <w:sz w:val="24"/>
-          <w:szCs w:val="24"/>
-        </w:rPr>
+        <w:t>kubectl describe resourcequota myns-quota -n myns</w:t>
+      </w:r>
+    </w:p>
+    <w:p>
+      <w:pPr>
+        <w:pStyle w:val="Normal"/>
+        <w:spacing w:lineRule="auto" w:line="360"/>
+        <w:jc w:val="both"/>
+        <w:rPr>
+          <w:rFonts w:ascii="Georgia" w:hAnsi="Georgia"/>
+          <w:b/>
+          <w:bCs/>
+          <w:sz w:val="24"/>
+          <w:szCs w:val="24"/>
+        </w:rPr>
+      </w:pPr>
+      <w:r>
+        <w:rPr/>
         <w:drawing>
-          <wp:anchor behindDoc="0" distT="0" distB="0" distL="0" distR="0" simplePos="0" locked="0" layoutInCell="0" allowOverlap="1" relativeHeight="11">
-            <wp:simplePos x="0" y="0"/>
-            <wp:positionH relativeFrom="column">
-              <wp:align>center</wp:align>
-            </wp:positionH>
-            <wp:positionV relativeFrom="paragraph">
-              <wp:posOffset>635</wp:posOffset>
-            </wp:positionV>
-            <wp:extent cx="6016625" cy="937895"/>
+          <wp:inline distT="0" distB="0" distL="0" distR="0">
+            <wp:extent cx="6016625" cy="2413635"/>
             <wp:effectExtent l="0" t="0" r="0" b="0"/>
-            <wp:wrapSquare wrapText="largest"/>
-            <wp:docPr id="17" name="Image4"/>
+            <wp:docPr id="17" name="Picture 5"/>
             <wp:cNvGraphicFramePr>
               <a:graphicFrameLocks xmlns:a="http://schemas.openxmlformats.org/drawingml/2006/main" noChangeAspect="1"/>
             </wp:cNvGraphicFramePr>
@@ -2439,7 +2228,7 @@
               <a:graphicData uri="http://schemas.openxmlformats.org/drawingml/2006/picture">
                 <pic:pic xmlns:pic="http://schemas.openxmlformats.org/drawingml/2006/picture">
                   <pic:nvPicPr>
-                    <pic:cNvPr id="17" name="Image4"/>
+                    <pic:cNvPr id="17" name="Picture 5"/>
                     <pic:cNvPicPr>
                       <a:picLocks noChangeAspect="1" noChangeArrowheads="1"/>
                     </pic:cNvPicPr>
@@ -2453,7 +2242,7 @@
                   <pic:spPr bwMode="auto">
                     <a:xfrm>
                       <a:off x="0" y="0"/>
-                      <a:ext cx="6016625" cy="937895"/>
+                      <a:ext cx="6016625" cy="2413635"/>
                     </a:xfrm>
                     <a:prstGeom prst="rect">
                       <a:avLst/>
@@ -2463,74 +2252,8 @@
                 </pic:pic>
               </a:graphicData>
             </a:graphic>
-          </wp:anchor>
+          </wp:inline>
         </w:drawing>
-      </w:r>
-    </w:p>
-    <w:p>
-      <w:pPr>
-        <w:pStyle w:val="Normal"/>
-        <w:spacing w:lineRule="auto" w:line="360"/>
-        <w:jc w:val="both"/>
-        <w:rPr>
-          <w:rFonts w:ascii="Georgia" w:hAnsi="Georgia"/>
-          <w:sz w:val="24"/>
-          <w:szCs w:val="24"/>
-        </w:rPr>
-      </w:pPr>
-      <w:r>
-        <w:rPr>
-          <w:rFonts w:ascii="Georgia" w:hAnsi="Georgia"/>
-          <w:sz w:val="24"/>
-          <w:szCs w:val="24"/>
-        </w:rPr>
-        <w:t>To see the details of the applied Resource Quota:</w:t>
-      </w:r>
-    </w:p>
-    <w:p>
-      <w:pPr>
-        <w:pStyle w:val="Normal"/>
-        <w:spacing w:lineRule="auto" w:line="360"/>
-        <w:jc w:val="both"/>
-        <w:rPr>
-          <w:rFonts w:ascii="Georgia" w:hAnsi="Georgia"/>
-          <w:sz w:val="24"/>
-          <w:szCs w:val="24"/>
-        </w:rPr>
-      </w:pPr>
-      <w:r>
-        <w:rPr>
-          <w:rFonts w:ascii="Georgia" w:hAnsi="Georgia"/>
-          <w:sz w:val="24"/>
-          <w:szCs w:val="24"/>
-        </w:rPr>
-      </w:r>
-    </w:p>
-    <w:p>
-      <w:pPr>
-        <w:pStyle w:val="Normal"/>
-        <w:pBdr>
-          <w:top w:val="single" w:sz="4" w:space="1" w:color="000000"/>
-          <w:left w:val="single" w:sz="4" w:space="4" w:color="000000"/>
-          <w:bottom w:val="single" w:sz="4" w:space="1" w:color="000000"/>
-          <w:right w:val="single" w:sz="4" w:space="4" w:color="000000"/>
-        </w:pBdr>
-        <w:shd w:val="clear" w:color="auto" w:fill="D9D9D9" w:themeFill="background1" w:themeFillShade="d9"/>
-        <w:spacing w:lineRule="auto" w:line="360"/>
-        <w:jc w:val="both"/>
-        <w:rPr>
-          <w:rFonts w:ascii="Georgia" w:hAnsi="Georgia"/>
-          <w:sz w:val="24"/>
-          <w:szCs w:val="24"/>
-        </w:rPr>
-      </w:pPr>
-      <w:r>
-        <w:rPr>
-          <w:rFonts w:ascii="Georgia" w:hAnsi="Georgia"/>
-          <w:sz w:val="24"/>
-          <w:szCs w:val="24"/>
-        </w:rPr>
-        <w:t>kubectl describe resourcequota myns-quota -n myns</w:t>
       </w:r>
     </w:p>
     <w:p>
@@ -2554,13 +2277,107 @@
           <w:sz w:val="24"/>
           <w:szCs w:val="24"/>
         </w:rPr>
-      </w:r>
-    </w:p>
-    <w:p>
-      <w:pPr>
-        <w:pStyle w:val="Normal"/>
-        <w:spacing w:lineRule="auto" w:line="360"/>
-        <w:jc w:val="both"/>
+        <w:t>Step 5: Test the Resource Quota</w:t>
+      </w:r>
+    </w:p>
+    <w:p>
+      <w:pPr>
+        <w:pStyle w:val="Normal"/>
+        <w:spacing w:lineRule="auto" w:line="360"/>
+        <w:jc w:val="both"/>
+        <w:rPr>
+          <w:rFonts w:ascii="Georgia" w:hAnsi="Georgia"/>
+          <w:sz w:val="24"/>
+          <w:szCs w:val="24"/>
+        </w:rPr>
+      </w:pPr>
+      <w:r>
+        <w:rPr>
+          <w:rFonts w:ascii="Georgia" w:hAnsi="Georgia"/>
+          <w:sz w:val="24"/>
+          <w:szCs w:val="24"/>
+        </w:rPr>
+      </w:r>
+    </w:p>
+    <w:p>
+      <w:pPr>
+        <w:pStyle w:val="Normal"/>
+        <w:spacing w:lineRule="auto" w:line="360"/>
+        <w:jc w:val="both"/>
+        <w:rPr>
+          <w:rFonts w:ascii="Georgia" w:hAnsi="Georgia"/>
+          <w:sz w:val="24"/>
+          <w:szCs w:val="24"/>
+        </w:rPr>
+      </w:pPr>
+      <w:r>
+        <w:rPr>
+          <w:rFonts w:ascii="Georgia" w:hAnsi="Georgia"/>
+          <w:sz w:val="24"/>
+          <w:szCs w:val="24"/>
+        </w:rPr>
+        <w:t>Let's create some resources in the quota-example namespace to see how the Resource Quota affects them.</w:t>
+      </w:r>
+    </w:p>
+    <w:p>
+      <w:pPr>
+        <w:pStyle w:val="Normal"/>
+        <w:spacing w:lineRule="auto" w:line="360"/>
+        <w:jc w:val="both"/>
+        <w:rPr>
+          <w:rFonts w:ascii="Georgia" w:hAnsi="Georgia"/>
+          <w:sz w:val="24"/>
+          <w:szCs w:val="24"/>
+        </w:rPr>
+      </w:pPr>
+      <w:r>
+        <w:rPr>
+          <w:rFonts w:ascii="Georgia" w:hAnsi="Georgia"/>
+          <w:sz w:val="24"/>
+          <w:szCs w:val="24"/>
+        </w:rPr>
+      </w:r>
+    </w:p>
+    <w:p>
+      <w:pPr>
+        <w:pStyle w:val="Normal"/>
+        <w:spacing w:lineRule="auto" w:line="360"/>
+        <w:jc w:val="both"/>
+        <w:rPr>
+          <w:rFonts w:ascii="Georgia" w:hAnsi="Georgia"/>
+          <w:sz w:val="24"/>
+          <w:szCs w:val="24"/>
+        </w:rPr>
+      </w:pPr>
+      <w:r>
+        <w:rPr>
+          <w:rFonts w:ascii="Georgia" w:hAnsi="Georgia"/>
+          <w:sz w:val="24"/>
+          <w:szCs w:val="24"/>
+        </w:rPr>
+        <w:t>Deploy a ReplicaSet with Resource Requests and Limits</w:t>
+      </w:r>
+    </w:p>
+    <w:p>
+      <w:pPr>
+        <w:pStyle w:val="Normal"/>
+        <w:spacing w:lineRule="auto" w:line="360"/>
+        <w:jc w:val="both"/>
+        <w:rPr>
+          <w:rFonts w:ascii="Georgia" w:hAnsi="Georgia"/>
+          <w:sz w:val="24"/>
+          <w:szCs w:val="24"/>
+        </w:rPr>
+      </w:pPr>
+      <w:r>
+        <w:rPr>
+          <w:rFonts w:ascii="Georgia" w:hAnsi="Georgia"/>
+          <w:sz w:val="24"/>
+          <w:szCs w:val="24"/>
+        </w:rPr>
+        <w:t xml:space="preserve">Create a YAML file named </w:t>
+      </w:r>
+      <w:r>
         <w:rPr>
           <w:rFonts w:ascii="Georgia" w:hAnsi="Georgia"/>
           <w:b/>
@@ -2568,8 +2385,973 @@
           <w:sz w:val="24"/>
           <w:szCs w:val="24"/>
         </w:rPr>
-      </w:pPr>
-      <w:r>
+        <w:t>nginx-replicaset-quota.yaml</w:t>
+      </w:r>
+      <w:r>
+        <w:rPr>
+          <w:rFonts w:ascii="Georgia" w:hAnsi="Georgia"/>
+          <w:sz w:val="24"/>
+          <w:szCs w:val="24"/>
+        </w:rPr>
+        <w:t xml:space="preserve"> with the following content:</w:t>
+      </w:r>
+    </w:p>
+    <w:p>
+      <w:pPr>
+        <w:pStyle w:val="Normal"/>
+        <w:spacing w:lineRule="auto" w:line="360"/>
+        <w:jc w:val="both"/>
+        <w:rPr>
+          <w:rFonts w:ascii="Georgia" w:hAnsi="Georgia"/>
+          <w:sz w:val="24"/>
+          <w:szCs w:val="24"/>
+        </w:rPr>
+      </w:pPr>
+      <w:r>
+        <w:rPr>
+          <w:rFonts w:ascii="Georgia" w:hAnsi="Georgia"/>
+          <w:sz w:val="24"/>
+          <w:szCs w:val="24"/>
+        </w:rPr>
+      </w:r>
+    </w:p>
+    <w:p>
+      <w:pPr>
+        <w:pStyle w:val="Normal"/>
+        <w:pBdr>
+          <w:top w:val="single" w:sz="4" w:space="1" w:color="000000"/>
+          <w:left w:val="single" w:sz="4" w:space="4" w:color="000000"/>
+          <w:bottom w:val="single" w:sz="4" w:space="1" w:color="000000"/>
+          <w:right w:val="single" w:sz="4" w:space="4" w:color="000000"/>
+        </w:pBdr>
+        <w:shd w:val="clear" w:color="auto" w:fill="F2F2F2" w:themeFill="background1" w:themeFillShade="f2"/>
+        <w:spacing w:lineRule="auto" w:line="360"/>
+        <w:jc w:val="both"/>
+        <w:rPr>
+          <w:rFonts w:ascii="Georgia" w:hAnsi="Georgia"/>
+          <w:sz w:val="24"/>
+          <w:szCs w:val="24"/>
+        </w:rPr>
+      </w:pPr>
+      <w:r>
+        <w:rPr>
+          <w:rFonts w:ascii="Georgia" w:hAnsi="Georgia"/>
+          <w:sz w:val="24"/>
+          <w:szCs w:val="24"/>
+        </w:rPr>
+        <w:t>apiVersion: apps/v1</w:t>
+      </w:r>
+    </w:p>
+    <w:p>
+      <w:pPr>
+        <w:pStyle w:val="Normal"/>
+        <w:pBdr>
+          <w:top w:val="single" w:sz="4" w:space="1" w:color="000000"/>
+          <w:left w:val="single" w:sz="4" w:space="4" w:color="000000"/>
+          <w:bottom w:val="single" w:sz="4" w:space="1" w:color="000000"/>
+          <w:right w:val="single" w:sz="4" w:space="4" w:color="000000"/>
+        </w:pBdr>
+        <w:shd w:val="clear" w:color="auto" w:fill="F2F2F2" w:themeFill="background1" w:themeFillShade="f2"/>
+        <w:spacing w:lineRule="auto" w:line="360"/>
+        <w:jc w:val="both"/>
+        <w:rPr>
+          <w:rFonts w:ascii="Georgia" w:hAnsi="Georgia"/>
+          <w:sz w:val="24"/>
+          <w:szCs w:val="24"/>
+        </w:rPr>
+      </w:pPr>
+      <w:r>
+        <w:rPr>
+          <w:rFonts w:ascii="Georgia" w:hAnsi="Georgia"/>
+          <w:sz w:val="24"/>
+          <w:szCs w:val="24"/>
+        </w:rPr>
+        <w:t>kind: ReplicaSet</w:t>
+      </w:r>
+    </w:p>
+    <w:p>
+      <w:pPr>
+        <w:pStyle w:val="Normal"/>
+        <w:pBdr>
+          <w:top w:val="single" w:sz="4" w:space="1" w:color="000000"/>
+          <w:left w:val="single" w:sz="4" w:space="4" w:color="000000"/>
+          <w:bottom w:val="single" w:sz="4" w:space="1" w:color="000000"/>
+          <w:right w:val="single" w:sz="4" w:space="4" w:color="000000"/>
+        </w:pBdr>
+        <w:shd w:val="clear" w:color="auto" w:fill="F2F2F2" w:themeFill="background1" w:themeFillShade="f2"/>
+        <w:spacing w:lineRule="auto" w:line="360"/>
+        <w:jc w:val="both"/>
+        <w:rPr>
+          <w:rFonts w:ascii="Georgia" w:hAnsi="Georgia"/>
+          <w:sz w:val="24"/>
+          <w:szCs w:val="24"/>
+        </w:rPr>
+      </w:pPr>
+      <w:r>
+        <w:rPr>
+          <w:rFonts w:ascii="Georgia" w:hAnsi="Georgia"/>
+          <w:sz w:val="24"/>
+          <w:szCs w:val="24"/>
+        </w:rPr>
+        <w:t>metadata:</w:t>
+      </w:r>
+    </w:p>
+    <w:p>
+      <w:pPr>
+        <w:pStyle w:val="Normal"/>
+        <w:pBdr>
+          <w:top w:val="single" w:sz="4" w:space="1" w:color="000000"/>
+          <w:left w:val="single" w:sz="4" w:space="4" w:color="000000"/>
+          <w:bottom w:val="single" w:sz="4" w:space="1" w:color="000000"/>
+          <w:right w:val="single" w:sz="4" w:space="4" w:color="000000"/>
+        </w:pBdr>
+        <w:shd w:val="clear" w:color="auto" w:fill="F2F2F2" w:themeFill="background1" w:themeFillShade="f2"/>
+        <w:spacing w:lineRule="auto" w:line="360"/>
+        <w:jc w:val="both"/>
+        <w:rPr>
+          <w:rFonts w:ascii="Georgia" w:hAnsi="Georgia"/>
+          <w:sz w:val="24"/>
+          <w:szCs w:val="24"/>
+        </w:rPr>
+      </w:pPr>
+      <w:r>
+        <w:rPr>
+          <w:rFonts w:ascii="Georgia" w:hAnsi="Georgia"/>
+          <w:sz w:val="24"/>
+          <w:szCs w:val="24"/>
+        </w:rPr>
+        <w:t xml:space="preserve">  </w:t>
+      </w:r>
+      <w:r>
+        <w:rPr>
+          <w:rFonts w:ascii="Georgia" w:hAnsi="Georgia"/>
+          <w:sz w:val="24"/>
+          <w:szCs w:val="24"/>
+        </w:rPr>
+        <w:t>name: nginx-replicaset</w:t>
+      </w:r>
+    </w:p>
+    <w:p>
+      <w:pPr>
+        <w:pStyle w:val="Normal"/>
+        <w:pBdr>
+          <w:top w:val="single" w:sz="4" w:space="1" w:color="000000"/>
+          <w:left w:val="single" w:sz="4" w:space="4" w:color="000000"/>
+          <w:bottom w:val="single" w:sz="4" w:space="1" w:color="000000"/>
+          <w:right w:val="single" w:sz="4" w:space="4" w:color="000000"/>
+        </w:pBdr>
+        <w:shd w:val="clear" w:color="auto" w:fill="F2F2F2" w:themeFill="background1" w:themeFillShade="f2"/>
+        <w:spacing w:lineRule="auto" w:line="360"/>
+        <w:jc w:val="both"/>
+        <w:rPr>
+          <w:rFonts w:ascii="Georgia" w:hAnsi="Georgia"/>
+          <w:sz w:val="24"/>
+          <w:szCs w:val="24"/>
+        </w:rPr>
+      </w:pPr>
+      <w:r>
+        <w:rPr>
+          <w:rFonts w:ascii="Georgia" w:hAnsi="Georgia"/>
+          <w:sz w:val="24"/>
+          <w:szCs w:val="24"/>
+        </w:rPr>
+        <w:t xml:space="preserve">  </w:t>
+      </w:r>
+      <w:r>
+        <w:rPr>
+          <w:rFonts w:ascii="Georgia" w:hAnsi="Georgia"/>
+          <w:sz w:val="24"/>
+          <w:szCs w:val="24"/>
+        </w:rPr>
+        <w:t>namespace: myns</w:t>
+      </w:r>
+    </w:p>
+    <w:p>
+      <w:pPr>
+        <w:pStyle w:val="Normal"/>
+        <w:pBdr>
+          <w:top w:val="single" w:sz="4" w:space="1" w:color="000000"/>
+          <w:left w:val="single" w:sz="4" w:space="4" w:color="000000"/>
+          <w:bottom w:val="single" w:sz="4" w:space="1" w:color="000000"/>
+          <w:right w:val="single" w:sz="4" w:space="4" w:color="000000"/>
+        </w:pBdr>
+        <w:shd w:val="clear" w:color="auto" w:fill="F2F2F2" w:themeFill="background1" w:themeFillShade="f2"/>
+        <w:spacing w:lineRule="auto" w:line="360"/>
+        <w:jc w:val="both"/>
+        <w:rPr>
+          <w:rFonts w:ascii="Georgia" w:hAnsi="Georgia"/>
+          <w:sz w:val="24"/>
+          <w:szCs w:val="24"/>
+        </w:rPr>
+      </w:pPr>
+      <w:r>
+        <w:rPr>
+          <w:rFonts w:ascii="Georgia" w:hAnsi="Georgia"/>
+          <w:sz w:val="24"/>
+          <w:szCs w:val="24"/>
+        </w:rPr>
+        <w:t>spec:</w:t>
+      </w:r>
+    </w:p>
+    <w:p>
+      <w:pPr>
+        <w:pStyle w:val="Normal"/>
+        <w:pBdr>
+          <w:top w:val="single" w:sz="4" w:space="1" w:color="000000"/>
+          <w:left w:val="single" w:sz="4" w:space="4" w:color="000000"/>
+          <w:bottom w:val="single" w:sz="4" w:space="1" w:color="000000"/>
+          <w:right w:val="single" w:sz="4" w:space="4" w:color="000000"/>
+        </w:pBdr>
+        <w:shd w:val="clear" w:color="auto" w:fill="F2F2F2" w:themeFill="background1" w:themeFillShade="f2"/>
+        <w:spacing w:lineRule="auto" w:line="360"/>
+        <w:jc w:val="both"/>
+        <w:rPr>
+          <w:rFonts w:ascii="Georgia" w:hAnsi="Georgia"/>
+          <w:sz w:val="24"/>
+          <w:szCs w:val="24"/>
+        </w:rPr>
+      </w:pPr>
+      <w:r>
+        <w:rPr>
+          <w:rFonts w:ascii="Georgia" w:hAnsi="Georgia"/>
+          <w:sz w:val="24"/>
+          <w:szCs w:val="24"/>
+        </w:rPr>
+        <w:t xml:space="preserve">  </w:t>
+      </w:r>
+      <w:r>
+        <w:rPr>
+          <w:rFonts w:ascii="Georgia" w:hAnsi="Georgia"/>
+          <w:sz w:val="24"/>
+          <w:szCs w:val="24"/>
+        </w:rPr>
+        <w:t>replicas: 5             # Desired number of Pod replicas.</w:t>
+      </w:r>
+    </w:p>
+    <w:p>
+      <w:pPr>
+        <w:pStyle w:val="Normal"/>
+        <w:pBdr>
+          <w:top w:val="single" w:sz="4" w:space="1" w:color="000000"/>
+          <w:left w:val="single" w:sz="4" w:space="4" w:color="000000"/>
+          <w:bottom w:val="single" w:sz="4" w:space="1" w:color="000000"/>
+          <w:right w:val="single" w:sz="4" w:space="4" w:color="000000"/>
+        </w:pBdr>
+        <w:shd w:val="clear" w:color="auto" w:fill="F2F2F2" w:themeFill="background1" w:themeFillShade="f2"/>
+        <w:spacing w:lineRule="auto" w:line="360"/>
+        <w:jc w:val="both"/>
+        <w:rPr>
+          <w:rFonts w:ascii="Georgia" w:hAnsi="Georgia"/>
+          <w:sz w:val="24"/>
+          <w:szCs w:val="24"/>
+        </w:rPr>
+      </w:pPr>
+      <w:r>
+        <w:rPr>
+          <w:rFonts w:ascii="Georgia" w:hAnsi="Georgia"/>
+          <w:sz w:val="24"/>
+          <w:szCs w:val="24"/>
+        </w:rPr>
+        <w:t xml:space="preserve">  </w:t>
+      </w:r>
+      <w:r>
+        <w:rPr>
+          <w:rFonts w:ascii="Georgia" w:hAnsi="Georgia"/>
+          <w:sz w:val="24"/>
+          <w:szCs w:val="24"/>
+        </w:rPr>
+        <w:t>selector:</w:t>
+      </w:r>
+    </w:p>
+    <w:p>
+      <w:pPr>
+        <w:pStyle w:val="Normal"/>
+        <w:pBdr>
+          <w:top w:val="single" w:sz="4" w:space="1" w:color="000000"/>
+          <w:left w:val="single" w:sz="4" w:space="4" w:color="000000"/>
+          <w:bottom w:val="single" w:sz="4" w:space="1" w:color="000000"/>
+          <w:right w:val="single" w:sz="4" w:space="4" w:color="000000"/>
+        </w:pBdr>
+        <w:shd w:val="clear" w:color="auto" w:fill="F2F2F2" w:themeFill="background1" w:themeFillShade="f2"/>
+        <w:spacing w:lineRule="auto" w:line="360"/>
+        <w:jc w:val="both"/>
+        <w:rPr>
+          <w:rFonts w:ascii="Georgia" w:hAnsi="Georgia"/>
+          <w:sz w:val="24"/>
+          <w:szCs w:val="24"/>
+        </w:rPr>
+      </w:pPr>
+      <w:r>
+        <w:rPr>
+          <w:rFonts w:ascii="Georgia" w:hAnsi="Georgia"/>
+          <w:sz w:val="24"/>
+          <w:szCs w:val="24"/>
+        </w:rPr>
+        <w:t xml:space="preserve">    </w:t>
+      </w:r>
+      <w:r>
+        <w:rPr>
+          <w:rFonts w:ascii="Georgia" w:hAnsi="Georgia"/>
+          <w:sz w:val="24"/>
+          <w:szCs w:val="24"/>
+        </w:rPr>
+        <w:t>matchLabels:</w:t>
+      </w:r>
+    </w:p>
+    <w:p>
+      <w:pPr>
+        <w:pStyle w:val="Normal"/>
+        <w:pBdr>
+          <w:top w:val="single" w:sz="4" w:space="1" w:color="000000"/>
+          <w:left w:val="single" w:sz="4" w:space="4" w:color="000000"/>
+          <w:bottom w:val="single" w:sz="4" w:space="1" w:color="000000"/>
+          <w:right w:val="single" w:sz="4" w:space="4" w:color="000000"/>
+        </w:pBdr>
+        <w:shd w:val="clear" w:color="auto" w:fill="F2F2F2" w:themeFill="background1" w:themeFillShade="f2"/>
+        <w:spacing w:lineRule="auto" w:line="360"/>
+        <w:jc w:val="both"/>
+        <w:rPr>
+          <w:rFonts w:ascii="Georgia" w:hAnsi="Georgia"/>
+          <w:sz w:val="24"/>
+          <w:szCs w:val="24"/>
+        </w:rPr>
+      </w:pPr>
+      <w:r>
+        <w:rPr>
+          <w:rFonts w:ascii="Georgia" w:hAnsi="Georgia"/>
+          <w:sz w:val="24"/>
+          <w:szCs w:val="24"/>
+        </w:rPr>
+        <w:t xml:space="preserve">      </w:t>
+      </w:r>
+      <w:r>
+        <w:rPr>
+          <w:rFonts w:ascii="Georgia" w:hAnsi="Georgia"/>
+          <w:sz w:val="24"/>
+          <w:szCs w:val="24"/>
+        </w:rPr>
+        <w:t>app: nginx</w:t>
+      </w:r>
+    </w:p>
+    <w:p>
+      <w:pPr>
+        <w:pStyle w:val="Normal"/>
+        <w:pBdr>
+          <w:top w:val="single" w:sz="4" w:space="1" w:color="000000"/>
+          <w:left w:val="single" w:sz="4" w:space="4" w:color="000000"/>
+          <w:bottom w:val="single" w:sz="4" w:space="1" w:color="000000"/>
+          <w:right w:val="single" w:sz="4" w:space="4" w:color="000000"/>
+        </w:pBdr>
+        <w:shd w:val="clear" w:color="auto" w:fill="F2F2F2" w:themeFill="background1" w:themeFillShade="f2"/>
+        <w:spacing w:lineRule="auto" w:line="360"/>
+        <w:jc w:val="both"/>
+        <w:rPr>
+          <w:rFonts w:ascii="Georgia" w:hAnsi="Georgia"/>
+          <w:sz w:val="24"/>
+          <w:szCs w:val="24"/>
+        </w:rPr>
+      </w:pPr>
+      <w:r>
+        <w:rPr>
+          <w:rFonts w:ascii="Georgia" w:hAnsi="Georgia"/>
+          <w:sz w:val="24"/>
+          <w:szCs w:val="24"/>
+        </w:rPr>
+        <w:t xml:space="preserve">  </w:t>
+      </w:r>
+      <w:r>
+        <w:rPr>
+          <w:rFonts w:ascii="Georgia" w:hAnsi="Georgia"/>
+          <w:sz w:val="24"/>
+          <w:szCs w:val="24"/>
+        </w:rPr>
+        <w:t>template:</w:t>
+      </w:r>
+    </w:p>
+    <w:p>
+      <w:pPr>
+        <w:pStyle w:val="Normal"/>
+        <w:pBdr>
+          <w:top w:val="single" w:sz="4" w:space="1" w:color="000000"/>
+          <w:left w:val="single" w:sz="4" w:space="4" w:color="000000"/>
+          <w:bottom w:val="single" w:sz="4" w:space="1" w:color="000000"/>
+          <w:right w:val="single" w:sz="4" w:space="4" w:color="000000"/>
+        </w:pBdr>
+        <w:shd w:val="clear" w:color="auto" w:fill="F2F2F2" w:themeFill="background1" w:themeFillShade="f2"/>
+        <w:spacing w:lineRule="auto" w:line="360"/>
+        <w:jc w:val="both"/>
+        <w:rPr>
+          <w:rFonts w:ascii="Georgia" w:hAnsi="Georgia"/>
+          <w:sz w:val="24"/>
+          <w:szCs w:val="24"/>
+        </w:rPr>
+      </w:pPr>
+      <w:r>
+        <w:rPr>
+          <w:rFonts w:ascii="Georgia" w:hAnsi="Georgia"/>
+          <w:sz w:val="24"/>
+          <w:szCs w:val="24"/>
+        </w:rPr>
+        <w:t xml:space="preserve">    </w:t>
+      </w:r>
+      <w:r>
+        <w:rPr>
+          <w:rFonts w:ascii="Georgia" w:hAnsi="Georgia"/>
+          <w:sz w:val="24"/>
+          <w:szCs w:val="24"/>
+        </w:rPr>
+        <w:t>metadata:</w:t>
+      </w:r>
+    </w:p>
+    <w:p>
+      <w:pPr>
+        <w:pStyle w:val="Normal"/>
+        <w:pBdr>
+          <w:top w:val="single" w:sz="4" w:space="1" w:color="000000"/>
+          <w:left w:val="single" w:sz="4" w:space="4" w:color="000000"/>
+          <w:bottom w:val="single" w:sz="4" w:space="1" w:color="000000"/>
+          <w:right w:val="single" w:sz="4" w:space="4" w:color="000000"/>
+        </w:pBdr>
+        <w:shd w:val="clear" w:color="auto" w:fill="F2F2F2" w:themeFill="background1" w:themeFillShade="f2"/>
+        <w:spacing w:lineRule="auto" w:line="360"/>
+        <w:jc w:val="both"/>
+        <w:rPr>
+          <w:rFonts w:ascii="Georgia" w:hAnsi="Georgia"/>
+          <w:sz w:val="24"/>
+          <w:szCs w:val="24"/>
+        </w:rPr>
+      </w:pPr>
+      <w:r>
+        <w:rPr>
+          <w:rFonts w:ascii="Georgia" w:hAnsi="Georgia"/>
+          <w:sz w:val="24"/>
+          <w:szCs w:val="24"/>
+        </w:rPr>
+        <w:t xml:space="preserve">      </w:t>
+      </w:r>
+      <w:r>
+        <w:rPr>
+          <w:rFonts w:ascii="Georgia" w:hAnsi="Georgia"/>
+          <w:sz w:val="24"/>
+          <w:szCs w:val="24"/>
+        </w:rPr>
+        <w:t>labels:</w:t>
+      </w:r>
+    </w:p>
+    <w:p>
+      <w:pPr>
+        <w:pStyle w:val="Normal"/>
+        <w:pBdr>
+          <w:top w:val="single" w:sz="4" w:space="1" w:color="000000"/>
+          <w:left w:val="single" w:sz="4" w:space="4" w:color="000000"/>
+          <w:bottom w:val="single" w:sz="4" w:space="1" w:color="000000"/>
+          <w:right w:val="single" w:sz="4" w:space="4" w:color="000000"/>
+        </w:pBdr>
+        <w:shd w:val="clear" w:color="auto" w:fill="F2F2F2" w:themeFill="background1" w:themeFillShade="f2"/>
+        <w:spacing w:lineRule="auto" w:line="360"/>
+        <w:jc w:val="both"/>
+        <w:rPr>
+          <w:rFonts w:ascii="Georgia" w:hAnsi="Georgia"/>
+          <w:sz w:val="24"/>
+          <w:szCs w:val="24"/>
+        </w:rPr>
+      </w:pPr>
+      <w:r>
+        <w:rPr>
+          <w:rFonts w:ascii="Georgia" w:hAnsi="Georgia"/>
+          <w:sz w:val="24"/>
+          <w:szCs w:val="24"/>
+        </w:rPr>
+        <w:t xml:space="preserve">        </w:t>
+      </w:r>
+      <w:r>
+        <w:rPr>
+          <w:rFonts w:ascii="Georgia" w:hAnsi="Georgia"/>
+          <w:sz w:val="24"/>
+          <w:szCs w:val="24"/>
+        </w:rPr>
+        <w:t>app: nginx</w:t>
+      </w:r>
+    </w:p>
+    <w:p>
+      <w:pPr>
+        <w:pStyle w:val="Normal"/>
+        <w:pBdr>
+          <w:top w:val="single" w:sz="4" w:space="1" w:color="000000"/>
+          <w:left w:val="single" w:sz="4" w:space="4" w:color="000000"/>
+          <w:bottom w:val="single" w:sz="4" w:space="1" w:color="000000"/>
+          <w:right w:val="single" w:sz="4" w:space="4" w:color="000000"/>
+        </w:pBdr>
+        <w:shd w:val="clear" w:color="auto" w:fill="F2F2F2" w:themeFill="background1" w:themeFillShade="f2"/>
+        <w:spacing w:lineRule="auto" w:line="360"/>
+        <w:jc w:val="both"/>
+        <w:rPr>
+          <w:rFonts w:ascii="Georgia" w:hAnsi="Georgia"/>
+          <w:sz w:val="24"/>
+          <w:szCs w:val="24"/>
+        </w:rPr>
+      </w:pPr>
+      <w:r>
+        <w:rPr>
+          <w:rFonts w:ascii="Georgia" w:hAnsi="Georgia"/>
+          <w:sz w:val="24"/>
+          <w:szCs w:val="24"/>
+        </w:rPr>
+        <w:t xml:space="preserve">    </w:t>
+      </w:r>
+      <w:r>
+        <w:rPr>
+          <w:rFonts w:ascii="Georgia" w:hAnsi="Georgia"/>
+          <w:sz w:val="24"/>
+          <w:szCs w:val="24"/>
+        </w:rPr>
+        <w:t>spec:</w:t>
+      </w:r>
+    </w:p>
+    <w:p>
+      <w:pPr>
+        <w:pStyle w:val="Normal"/>
+        <w:pBdr>
+          <w:top w:val="single" w:sz="4" w:space="1" w:color="000000"/>
+          <w:left w:val="single" w:sz="4" w:space="4" w:color="000000"/>
+          <w:bottom w:val="single" w:sz="4" w:space="1" w:color="000000"/>
+          <w:right w:val="single" w:sz="4" w:space="4" w:color="000000"/>
+        </w:pBdr>
+        <w:shd w:val="clear" w:color="auto" w:fill="F2F2F2" w:themeFill="background1" w:themeFillShade="f2"/>
+        <w:spacing w:lineRule="auto" w:line="360"/>
+        <w:jc w:val="both"/>
+        <w:rPr>
+          <w:rFonts w:ascii="Georgia" w:hAnsi="Georgia"/>
+          <w:sz w:val="24"/>
+          <w:szCs w:val="24"/>
+        </w:rPr>
+      </w:pPr>
+      <w:r>
+        <w:rPr>
+          <w:rFonts w:ascii="Georgia" w:hAnsi="Georgia"/>
+          <w:sz w:val="24"/>
+          <w:szCs w:val="24"/>
+        </w:rPr>
+        <w:t xml:space="preserve">      </w:t>
+      </w:r>
+      <w:r>
+        <w:rPr>
+          <w:rFonts w:ascii="Georgia" w:hAnsi="Georgia"/>
+          <w:sz w:val="24"/>
+          <w:szCs w:val="24"/>
+        </w:rPr>
+        <w:t>containers:</w:t>
+      </w:r>
+    </w:p>
+    <w:p>
+      <w:pPr>
+        <w:pStyle w:val="Normal"/>
+        <w:pBdr>
+          <w:top w:val="single" w:sz="4" w:space="1" w:color="000000"/>
+          <w:left w:val="single" w:sz="4" w:space="4" w:color="000000"/>
+          <w:bottom w:val="single" w:sz="4" w:space="1" w:color="000000"/>
+          <w:right w:val="single" w:sz="4" w:space="4" w:color="000000"/>
+        </w:pBdr>
+        <w:shd w:val="clear" w:color="auto" w:fill="F2F2F2" w:themeFill="background1" w:themeFillShade="f2"/>
+        <w:spacing w:lineRule="auto" w:line="360"/>
+        <w:jc w:val="both"/>
+        <w:rPr>
+          <w:rFonts w:ascii="Georgia" w:hAnsi="Georgia"/>
+          <w:sz w:val="24"/>
+          <w:szCs w:val="24"/>
+        </w:rPr>
+      </w:pPr>
+      <w:r>
+        <w:rPr>
+          <w:rFonts w:ascii="Georgia" w:hAnsi="Georgia"/>
+          <w:sz w:val="24"/>
+          <w:szCs w:val="24"/>
+        </w:rPr>
+        <w:t xml:space="preserve">      </w:t>
+      </w:r>
+      <w:r>
+        <w:rPr>
+          <w:rFonts w:ascii="Georgia" w:hAnsi="Georgia"/>
+          <w:sz w:val="24"/>
+          <w:szCs w:val="24"/>
+        </w:rPr>
+        <w:t>- name: nginx</w:t>
+      </w:r>
+    </w:p>
+    <w:p>
+      <w:pPr>
+        <w:pStyle w:val="Normal"/>
+        <w:pBdr>
+          <w:top w:val="single" w:sz="4" w:space="1" w:color="000000"/>
+          <w:left w:val="single" w:sz="4" w:space="4" w:color="000000"/>
+          <w:bottom w:val="single" w:sz="4" w:space="1" w:color="000000"/>
+          <w:right w:val="single" w:sz="4" w:space="4" w:color="000000"/>
+        </w:pBdr>
+        <w:shd w:val="clear" w:color="auto" w:fill="F2F2F2" w:themeFill="background1" w:themeFillShade="f2"/>
+        <w:spacing w:lineRule="auto" w:line="360"/>
+        <w:jc w:val="both"/>
+        <w:rPr>
+          <w:rFonts w:ascii="Georgia" w:hAnsi="Georgia"/>
+          <w:sz w:val="24"/>
+          <w:szCs w:val="24"/>
+        </w:rPr>
+      </w:pPr>
+      <w:r>
+        <w:rPr>
+          <w:rFonts w:ascii="Georgia" w:hAnsi="Georgia"/>
+          <w:sz w:val="24"/>
+          <w:szCs w:val="24"/>
+        </w:rPr>
+        <w:t xml:space="preserve">        </w:t>
+      </w:r>
+      <w:r>
+        <w:rPr>
+          <w:rFonts w:ascii="Georgia" w:hAnsi="Georgia"/>
+          <w:sz w:val="24"/>
+          <w:szCs w:val="24"/>
+        </w:rPr>
+        <w:t>image: nginx:latest</w:t>
+      </w:r>
+    </w:p>
+    <w:p>
+      <w:pPr>
+        <w:pStyle w:val="Normal"/>
+        <w:pBdr>
+          <w:top w:val="single" w:sz="4" w:space="1" w:color="000000"/>
+          <w:left w:val="single" w:sz="4" w:space="4" w:color="000000"/>
+          <w:bottom w:val="single" w:sz="4" w:space="1" w:color="000000"/>
+          <w:right w:val="single" w:sz="4" w:space="4" w:color="000000"/>
+        </w:pBdr>
+        <w:shd w:val="clear" w:color="auto" w:fill="F2F2F2" w:themeFill="background1" w:themeFillShade="f2"/>
+        <w:spacing w:lineRule="auto" w:line="360"/>
+        <w:jc w:val="both"/>
+        <w:rPr>
+          <w:rFonts w:ascii="Georgia" w:hAnsi="Georgia"/>
+          <w:sz w:val="24"/>
+          <w:szCs w:val="24"/>
+        </w:rPr>
+      </w:pPr>
+      <w:r>
+        <w:rPr>
+          <w:rFonts w:ascii="Georgia" w:hAnsi="Georgia"/>
+          <w:sz w:val="24"/>
+          <w:szCs w:val="24"/>
+        </w:rPr>
+        <w:t xml:space="preserve">        </w:t>
+      </w:r>
+      <w:r>
+        <w:rPr>
+          <w:rFonts w:ascii="Georgia" w:hAnsi="Georgia"/>
+          <w:sz w:val="24"/>
+          <w:szCs w:val="24"/>
+        </w:rPr>
+        <w:t>ports:</w:t>
+      </w:r>
+    </w:p>
+    <w:p>
+      <w:pPr>
+        <w:pStyle w:val="Normal"/>
+        <w:pBdr>
+          <w:top w:val="single" w:sz="4" w:space="1" w:color="000000"/>
+          <w:left w:val="single" w:sz="4" w:space="4" w:color="000000"/>
+          <w:bottom w:val="single" w:sz="4" w:space="1" w:color="000000"/>
+          <w:right w:val="single" w:sz="4" w:space="4" w:color="000000"/>
+        </w:pBdr>
+        <w:shd w:val="clear" w:color="auto" w:fill="F2F2F2" w:themeFill="background1" w:themeFillShade="f2"/>
+        <w:spacing w:lineRule="auto" w:line="360"/>
+        <w:jc w:val="both"/>
+        <w:rPr>
+          <w:rFonts w:ascii="Georgia" w:hAnsi="Georgia"/>
+          <w:sz w:val="24"/>
+          <w:szCs w:val="24"/>
+        </w:rPr>
+      </w:pPr>
+      <w:r>
+        <w:rPr>
+          <w:rFonts w:ascii="Georgia" w:hAnsi="Georgia"/>
+          <w:sz w:val="24"/>
+          <w:szCs w:val="24"/>
+        </w:rPr>
+        <w:t xml:space="preserve">        </w:t>
+      </w:r>
+      <w:r>
+        <w:rPr>
+          <w:rFonts w:ascii="Georgia" w:hAnsi="Georgia"/>
+          <w:sz w:val="24"/>
+          <w:szCs w:val="24"/>
+        </w:rPr>
+        <w:t>- containerPort: 80</w:t>
+      </w:r>
+    </w:p>
+    <w:p>
+      <w:pPr>
+        <w:pStyle w:val="Normal"/>
+        <w:pBdr>
+          <w:top w:val="single" w:sz="4" w:space="1" w:color="000000"/>
+          <w:left w:val="single" w:sz="4" w:space="4" w:color="000000"/>
+          <w:bottom w:val="single" w:sz="4" w:space="1" w:color="000000"/>
+          <w:right w:val="single" w:sz="4" w:space="4" w:color="000000"/>
+        </w:pBdr>
+        <w:shd w:val="clear" w:color="auto" w:fill="F2F2F2" w:themeFill="background1" w:themeFillShade="f2"/>
+        <w:spacing w:lineRule="auto" w:line="360"/>
+        <w:jc w:val="both"/>
+        <w:rPr>
+          <w:rFonts w:ascii="Georgia" w:hAnsi="Georgia"/>
+          <w:sz w:val="24"/>
+          <w:szCs w:val="24"/>
+        </w:rPr>
+      </w:pPr>
+      <w:r>
+        <w:rPr>
+          <w:rFonts w:ascii="Georgia" w:hAnsi="Georgia"/>
+          <w:sz w:val="24"/>
+          <w:szCs w:val="24"/>
+        </w:rPr>
+        <w:t xml:space="preserve">        </w:t>
+      </w:r>
+      <w:r>
+        <w:rPr>
+          <w:rFonts w:ascii="Georgia" w:hAnsi="Georgia"/>
+          <w:sz w:val="24"/>
+          <w:szCs w:val="24"/>
+        </w:rPr>
+        <w:t>resources:         # Define resource requests and limits.</w:t>
+      </w:r>
+    </w:p>
+    <w:p>
+      <w:pPr>
+        <w:pStyle w:val="Normal"/>
+        <w:pBdr>
+          <w:top w:val="single" w:sz="4" w:space="1" w:color="000000"/>
+          <w:left w:val="single" w:sz="4" w:space="4" w:color="000000"/>
+          <w:bottom w:val="single" w:sz="4" w:space="1" w:color="000000"/>
+          <w:right w:val="single" w:sz="4" w:space="4" w:color="000000"/>
+        </w:pBdr>
+        <w:shd w:val="clear" w:color="auto" w:fill="F2F2F2" w:themeFill="background1" w:themeFillShade="f2"/>
+        <w:spacing w:lineRule="auto" w:line="360"/>
+        <w:jc w:val="both"/>
+        <w:rPr>
+          <w:rFonts w:ascii="Georgia" w:hAnsi="Georgia"/>
+          <w:sz w:val="24"/>
+          <w:szCs w:val="24"/>
+        </w:rPr>
+      </w:pPr>
+      <w:r>
+        <w:rPr>
+          <w:rFonts w:ascii="Georgia" w:hAnsi="Georgia"/>
+          <w:sz w:val="24"/>
+          <w:szCs w:val="24"/>
+        </w:rPr>
+        <w:t xml:space="preserve">          </w:t>
+      </w:r>
+      <w:r>
+        <w:rPr>
+          <w:rFonts w:ascii="Georgia" w:hAnsi="Georgia"/>
+          <w:sz w:val="24"/>
+          <w:szCs w:val="24"/>
+        </w:rPr>
+        <w:t>requests:</w:t>
+      </w:r>
+    </w:p>
+    <w:p>
+      <w:pPr>
+        <w:pStyle w:val="Normal"/>
+        <w:pBdr>
+          <w:top w:val="single" w:sz="4" w:space="1" w:color="000000"/>
+          <w:left w:val="single" w:sz="4" w:space="4" w:color="000000"/>
+          <w:bottom w:val="single" w:sz="4" w:space="1" w:color="000000"/>
+          <w:right w:val="single" w:sz="4" w:space="4" w:color="000000"/>
+        </w:pBdr>
+        <w:shd w:val="clear" w:color="auto" w:fill="F2F2F2" w:themeFill="background1" w:themeFillShade="f2"/>
+        <w:spacing w:lineRule="auto" w:line="360"/>
+        <w:jc w:val="both"/>
+        <w:rPr>
+          <w:rFonts w:ascii="Georgia" w:hAnsi="Georgia"/>
+          <w:sz w:val="24"/>
+          <w:szCs w:val="24"/>
+        </w:rPr>
+      </w:pPr>
+      <w:r>
+        <w:rPr>
+          <w:rFonts w:ascii="Georgia" w:hAnsi="Georgia"/>
+          <w:sz w:val="24"/>
+          <w:szCs w:val="24"/>
+        </w:rPr>
+        <w:t xml:space="preserve">            </w:t>
+      </w:r>
+      <w:r>
+        <w:rPr>
+          <w:rFonts w:ascii="Georgia" w:hAnsi="Georgia"/>
+          <w:sz w:val="24"/>
+          <w:szCs w:val="24"/>
+        </w:rPr>
+        <w:t>memory: "100Mi"</w:t>
+      </w:r>
+    </w:p>
+    <w:p>
+      <w:pPr>
+        <w:pStyle w:val="Normal"/>
+        <w:pBdr>
+          <w:top w:val="single" w:sz="4" w:space="1" w:color="000000"/>
+          <w:left w:val="single" w:sz="4" w:space="4" w:color="000000"/>
+          <w:bottom w:val="single" w:sz="4" w:space="1" w:color="000000"/>
+          <w:right w:val="single" w:sz="4" w:space="4" w:color="000000"/>
+        </w:pBdr>
+        <w:shd w:val="clear" w:color="auto" w:fill="F2F2F2" w:themeFill="background1" w:themeFillShade="f2"/>
+        <w:spacing w:lineRule="auto" w:line="360"/>
+        <w:jc w:val="both"/>
+        <w:rPr>
+          <w:rFonts w:ascii="Georgia" w:hAnsi="Georgia"/>
+          <w:sz w:val="24"/>
+          <w:szCs w:val="24"/>
+        </w:rPr>
+      </w:pPr>
+      <w:r>
+        <w:rPr>
+          <w:rFonts w:ascii="Georgia" w:hAnsi="Georgia"/>
+          <w:sz w:val="24"/>
+          <w:szCs w:val="24"/>
+        </w:rPr>
+        <w:t xml:space="preserve">            </w:t>
+      </w:r>
+      <w:r>
+        <w:rPr>
+          <w:rFonts w:ascii="Georgia" w:hAnsi="Georgia"/>
+          <w:sz w:val="24"/>
+          <w:szCs w:val="24"/>
+        </w:rPr>
+        <w:t>cpu: "100m"</w:t>
+      </w:r>
+    </w:p>
+    <w:p>
+      <w:pPr>
+        <w:pStyle w:val="Normal"/>
+        <w:pBdr>
+          <w:top w:val="single" w:sz="4" w:space="1" w:color="000000"/>
+          <w:left w:val="single" w:sz="4" w:space="4" w:color="000000"/>
+          <w:bottom w:val="single" w:sz="4" w:space="1" w:color="000000"/>
+          <w:right w:val="single" w:sz="4" w:space="4" w:color="000000"/>
+        </w:pBdr>
+        <w:shd w:val="clear" w:color="auto" w:fill="F2F2F2" w:themeFill="background1" w:themeFillShade="f2"/>
+        <w:spacing w:lineRule="auto" w:line="360"/>
+        <w:jc w:val="both"/>
+        <w:rPr>
+          <w:rFonts w:ascii="Georgia" w:hAnsi="Georgia"/>
+          <w:sz w:val="24"/>
+          <w:szCs w:val="24"/>
+        </w:rPr>
+      </w:pPr>
+      <w:r>
+        <w:rPr>
+          <w:rFonts w:ascii="Georgia" w:hAnsi="Georgia"/>
+          <w:sz w:val="24"/>
+          <w:szCs w:val="24"/>
+        </w:rPr>
+        <w:t xml:space="preserve">          </w:t>
+      </w:r>
+      <w:r>
+        <w:rPr>
+          <w:rFonts w:ascii="Georgia" w:hAnsi="Georgia"/>
+          <w:sz w:val="24"/>
+          <w:szCs w:val="24"/>
+        </w:rPr>
+        <w:t>limits:</w:t>
+      </w:r>
+    </w:p>
+    <w:p>
+      <w:pPr>
+        <w:pStyle w:val="Normal"/>
+        <w:pBdr>
+          <w:top w:val="single" w:sz="4" w:space="1" w:color="000000"/>
+          <w:left w:val="single" w:sz="4" w:space="4" w:color="000000"/>
+          <w:bottom w:val="single" w:sz="4" w:space="1" w:color="000000"/>
+          <w:right w:val="single" w:sz="4" w:space="4" w:color="000000"/>
+        </w:pBdr>
+        <w:shd w:val="clear" w:color="auto" w:fill="F2F2F2" w:themeFill="background1" w:themeFillShade="f2"/>
+        <w:spacing w:lineRule="auto" w:line="360"/>
+        <w:jc w:val="both"/>
+        <w:rPr>
+          <w:rFonts w:ascii="Georgia" w:hAnsi="Georgia"/>
+          <w:sz w:val="24"/>
+          <w:szCs w:val="24"/>
+        </w:rPr>
+      </w:pPr>
+      <w:r>
+        <w:rPr>
+          <w:rFonts w:ascii="Georgia" w:hAnsi="Georgia"/>
+          <w:sz w:val="24"/>
+          <w:szCs w:val="24"/>
+        </w:rPr>
+        <w:t xml:space="preserve">            </w:t>
+      </w:r>
+      <w:r>
+        <w:rPr>
+          <w:rFonts w:ascii="Georgia" w:hAnsi="Georgia"/>
+          <w:sz w:val="24"/>
+          <w:szCs w:val="24"/>
+        </w:rPr>
+        <w:t>memory: "200Mi"</w:t>
+      </w:r>
+    </w:p>
+    <w:p>
+      <w:pPr>
+        <w:pStyle w:val="Normal"/>
+        <w:pBdr>
+          <w:top w:val="single" w:sz="4" w:space="1" w:color="000000"/>
+          <w:left w:val="single" w:sz="4" w:space="4" w:color="000000"/>
+          <w:bottom w:val="single" w:sz="4" w:space="1" w:color="000000"/>
+          <w:right w:val="single" w:sz="4" w:space="4" w:color="000000"/>
+        </w:pBdr>
+        <w:shd w:val="clear" w:color="auto" w:fill="F2F2F2" w:themeFill="background1" w:themeFillShade="f2"/>
+        <w:spacing w:lineRule="auto" w:line="360"/>
+        <w:jc w:val="both"/>
+        <w:rPr>
+          <w:rFonts w:ascii="Georgia" w:hAnsi="Georgia"/>
+          <w:sz w:val="24"/>
+          <w:szCs w:val="24"/>
+        </w:rPr>
+      </w:pPr>
+      <w:r>
+        <w:rPr>
+          <w:rFonts w:ascii="Georgia" w:hAnsi="Georgia"/>
+          <w:sz w:val="24"/>
+          <w:szCs w:val="24"/>
+        </w:rPr>
+        <w:t xml:space="preserve">            </w:t>
+      </w:r>
+      <w:r>
+        <w:rPr>
+          <w:rFonts w:ascii="Georgia" w:hAnsi="Georgia"/>
+          <w:sz w:val="24"/>
+          <w:szCs w:val="24"/>
+        </w:rPr>
+        <w:t>cpu: "200m"</w:t>
+      </w:r>
+    </w:p>
+    <w:p>
+      <w:pPr>
+        <w:pStyle w:val="Normal"/>
+        <w:spacing w:lineRule="auto" w:line="360"/>
+        <w:jc w:val="both"/>
+        <w:rPr>
+          <w:rFonts w:ascii="Georgia" w:hAnsi="Georgia"/>
+          <w:sz w:val="24"/>
+          <w:szCs w:val="24"/>
+        </w:rPr>
+      </w:pPr>
+      <w:r>
+        <w:rPr>
+          <w:rFonts w:ascii="Georgia" w:hAnsi="Georgia"/>
+          <w:sz w:val="24"/>
+          <w:szCs w:val="24"/>
+        </w:rPr>
+      </w:r>
+    </w:p>
+    <w:p>
+      <w:pPr>
+        <w:pStyle w:val="Normal"/>
+        <w:spacing w:lineRule="auto" w:line="360"/>
+        <w:jc w:val="both"/>
         <w:rPr>
           <w:rFonts w:ascii="Georgia" w:hAnsi="Georgia"/>
           <w:b/>
@@ -2577,19 +3359,180 @@
           <w:sz w:val="24"/>
           <w:szCs w:val="24"/>
         </w:rPr>
+      </w:pPr>
+      <w:r>
+        <w:rPr>
+          <w:rFonts w:ascii="Georgia" w:hAnsi="Georgia"/>
+          <w:b/>
+          <w:bCs/>
+          <w:sz w:val="24"/>
+          <w:szCs w:val="24"/>
+        </w:rPr>
+        <w:t>Explanation:</w:t>
+      </w:r>
+    </w:p>
+    <w:p>
+      <w:pPr>
+        <w:pStyle w:val="Normal"/>
+        <w:spacing w:lineRule="auto" w:line="360"/>
+        <w:jc w:val="both"/>
+        <w:rPr>
+          <w:rFonts w:ascii="Georgia" w:hAnsi="Georgia"/>
+          <w:sz w:val="24"/>
+          <w:szCs w:val="24"/>
+        </w:rPr>
+      </w:pPr>
+      <w:r>
+        <w:rPr>
+          <w:rFonts w:ascii="Georgia" w:hAnsi="Georgia"/>
+          <w:sz w:val="24"/>
+          <w:szCs w:val="24"/>
+        </w:rPr>
+      </w:r>
+    </w:p>
+    <w:p>
+      <w:pPr>
+        <w:pStyle w:val="Normal"/>
+        <w:spacing w:lineRule="auto" w:line="360"/>
+        <w:jc w:val="both"/>
+        <w:rPr>
+          <w:rFonts w:ascii="Georgia" w:hAnsi="Georgia"/>
+          <w:sz w:val="24"/>
+          <w:szCs w:val="24"/>
+        </w:rPr>
+      </w:pPr>
+      <w:r>
+        <w:rPr>
+          <w:rFonts w:ascii="Georgia" w:hAnsi="Georgia"/>
+          <w:sz w:val="24"/>
+          <w:szCs w:val="24"/>
+        </w:rPr>
+        <w:t>This ReplicaSet requests a total of 500m CPU and 500Mi memory across 5 replicas.</w:t>
+      </w:r>
+    </w:p>
+    <w:p>
+      <w:pPr>
+        <w:pStyle w:val="Normal"/>
+        <w:spacing w:lineRule="auto" w:line="360"/>
+        <w:jc w:val="both"/>
+        <w:rPr>
+          <w:rFonts w:ascii="Georgia" w:hAnsi="Georgia"/>
+          <w:sz w:val="24"/>
+          <w:szCs w:val="24"/>
+        </w:rPr>
+      </w:pPr>
+      <w:r>
+        <w:rPr>
+          <w:rFonts w:ascii="Georgia" w:hAnsi="Georgia"/>
+          <w:sz w:val="24"/>
+          <w:szCs w:val="24"/>
+        </w:rPr>
+        <w:t>It also limits each replica to use a maximum of 200m CPU and 200Mi memory.</w:t>
+      </w:r>
+    </w:p>
+    <w:p>
+      <w:pPr>
+        <w:pStyle w:val="Normal"/>
+        <w:spacing w:lineRule="auto" w:line="360"/>
+        <w:jc w:val="both"/>
+        <w:rPr>
+          <w:rFonts w:ascii="Georgia" w:hAnsi="Georgia"/>
+          <w:sz w:val="24"/>
+          <w:szCs w:val="24"/>
+        </w:rPr>
+      </w:pPr>
+      <w:r>
+        <w:rPr>
+          <w:rFonts w:ascii="Georgia" w:hAnsi="Georgia"/>
+          <w:sz w:val="24"/>
+          <w:szCs w:val="24"/>
+        </w:rPr>
+      </w:r>
+    </w:p>
+    <w:p>
+      <w:pPr>
+        <w:pStyle w:val="Normal"/>
+        <w:spacing w:lineRule="auto" w:line="360"/>
+        <w:jc w:val="both"/>
+        <w:rPr>
+          <w:rFonts w:ascii="Georgia" w:hAnsi="Georgia"/>
+          <w:sz w:val="24"/>
+          <w:szCs w:val="24"/>
+        </w:rPr>
+      </w:pPr>
+      <w:r>
+        <w:rPr>
+          <w:rFonts w:ascii="Georgia" w:hAnsi="Georgia"/>
+          <w:sz w:val="24"/>
+          <w:szCs w:val="24"/>
+        </w:rPr>
+        <w:t>Apply this YAML to create the ReplicaSet:</w:t>
+      </w:r>
+    </w:p>
+    <w:p>
+      <w:pPr>
+        <w:pStyle w:val="Normal"/>
+        <w:spacing w:lineRule="auto" w:line="360"/>
+        <w:jc w:val="both"/>
+        <w:rPr>
+          <w:rFonts w:ascii="Georgia" w:hAnsi="Georgia"/>
+          <w:sz w:val="24"/>
+          <w:szCs w:val="24"/>
+        </w:rPr>
+      </w:pPr>
+      <w:r>
+        <w:rPr>
+          <w:rFonts w:ascii="Georgia" w:hAnsi="Georgia"/>
+          <w:sz w:val="24"/>
+          <w:szCs w:val="24"/>
+        </w:rPr>
+      </w:r>
+    </w:p>
+    <w:p>
+      <w:pPr>
+        <w:pStyle w:val="Normal"/>
+        <w:pBdr>
+          <w:top w:val="single" w:sz="4" w:space="1" w:color="000000"/>
+          <w:left w:val="single" w:sz="4" w:space="4" w:color="000000"/>
+          <w:bottom w:val="single" w:sz="4" w:space="1" w:color="000000"/>
+          <w:right w:val="single" w:sz="4" w:space="4" w:color="000000"/>
+        </w:pBdr>
+        <w:shd w:val="clear" w:color="auto" w:fill="F2F2F2" w:themeFill="background1" w:themeFillShade="f2"/>
+        <w:spacing w:lineRule="auto" w:line="360"/>
+        <w:jc w:val="both"/>
+        <w:rPr>
+          <w:rFonts w:ascii="Georgia" w:hAnsi="Georgia"/>
+          <w:sz w:val="24"/>
+          <w:szCs w:val="24"/>
+        </w:rPr>
+      </w:pPr>
+      <w:r>
+        <w:rPr>
+          <w:rFonts w:ascii="Georgia" w:hAnsi="Georgia"/>
+          <w:sz w:val="24"/>
+          <w:szCs w:val="24"/>
+        </w:rPr>
+        <w:t>kubectl apply -f nginx-replicaset-quota.yaml</w:t>
+      </w:r>
+    </w:p>
+    <w:p>
+      <w:pPr>
+        <w:pStyle w:val="Normal"/>
+        <w:spacing w:lineRule="auto" w:line="360"/>
+        <w:jc w:val="both"/>
+        <w:rPr>
+          <w:rFonts w:ascii="Georgia" w:hAnsi="Georgia"/>
+          <w:sz w:val="24"/>
+          <w:szCs w:val="24"/>
+        </w:rPr>
+      </w:pPr>
+      <w:r>
+        <w:rPr/>
         <w:drawing>
-          <wp:anchor behindDoc="0" distT="0" distB="0" distL="0" distR="0" simplePos="0" locked="0" layoutInCell="0" allowOverlap="1" relativeHeight="13">
-            <wp:simplePos x="0" y="0"/>
-            <wp:positionH relativeFrom="column">
-              <wp:align>center</wp:align>
-            </wp:positionH>
-            <wp:positionV relativeFrom="paragraph">
-              <wp:posOffset>635</wp:posOffset>
-            </wp:positionV>
-            <wp:extent cx="6016625" cy="2530475"/>
+          <wp:inline distT="0" distB="0" distL="0" distR="0">
+            <wp:extent cx="6016625" cy="463550"/>
             <wp:effectExtent l="0" t="0" r="0" b="0"/>
-            <wp:wrapSquare wrapText="largest"/>
-            <wp:docPr id="18" name="Image6"/>
+            <wp:docPr id="18" name="Picture 6"/>
             <wp:cNvGraphicFramePr>
               <a:graphicFrameLocks xmlns:a="http://schemas.openxmlformats.org/drawingml/2006/main" noChangeAspect="1"/>
             </wp:cNvGraphicFramePr>
@@ -2597,7 +3540,7 @@
               <a:graphicData uri="http://schemas.openxmlformats.org/drawingml/2006/picture">
                 <pic:pic xmlns:pic="http://schemas.openxmlformats.org/drawingml/2006/picture">
                   <pic:nvPicPr>
-                    <pic:cNvPr id="18" name="Image6"/>
+                    <pic:cNvPr id="18" name="Picture 6"/>
                     <pic:cNvPicPr>
                       <a:picLocks noChangeAspect="1" noChangeArrowheads="1"/>
                     </pic:cNvPicPr>
@@ -2611,7 +3554,7 @@
                   <pic:spPr bwMode="auto">
                     <a:xfrm>
                       <a:off x="0" y="0"/>
-                      <a:ext cx="6016625" cy="2530475"/>
+                      <a:ext cx="6016625" cy="463550"/>
                     </a:xfrm>
                     <a:prstGeom prst="rect">
                       <a:avLst/>
@@ -2621,7 +3564,7 @@
                 </pic:pic>
               </a:graphicData>
             </a:graphic>
-          </wp:anchor>
+          </wp:inline>
         </w:drawing>
       </w:r>
     </w:p>
@@ -2632,137 +3575,17 @@
         <w:jc w:val="both"/>
         <w:rPr>
           <w:rFonts w:ascii="Georgia" w:hAnsi="Georgia"/>
-          <w:b/>
-          <w:bCs/>
-          <w:sz w:val="24"/>
-          <w:szCs w:val="24"/>
-        </w:rPr>
-      </w:pPr>
-      <w:r>
-        <w:rPr>
-          <w:rFonts w:ascii="Georgia" w:hAnsi="Georgia"/>
-          <w:b/>
-          <w:bCs/>
-          <w:sz w:val="24"/>
-          <w:szCs w:val="24"/>
-        </w:rPr>
-        <w:t>Step 5: Test the Resource Quota</w:t>
-      </w:r>
-    </w:p>
-    <w:p>
-      <w:pPr>
-        <w:pStyle w:val="Normal"/>
-        <w:spacing w:lineRule="auto" w:line="360"/>
-        <w:jc w:val="both"/>
-        <w:rPr>
-          <w:rFonts w:ascii="Georgia" w:hAnsi="Georgia"/>
-          <w:sz w:val="24"/>
-          <w:szCs w:val="24"/>
-        </w:rPr>
-      </w:pPr>
-      <w:r>
-        <w:rPr>
-          <w:rFonts w:ascii="Georgia" w:hAnsi="Georgia"/>
-          <w:sz w:val="24"/>
-          <w:szCs w:val="24"/>
-        </w:rPr>
-      </w:r>
-    </w:p>
-    <w:p>
-      <w:pPr>
-        <w:pStyle w:val="Normal"/>
-        <w:spacing w:lineRule="auto" w:line="360"/>
-        <w:jc w:val="both"/>
-        <w:rPr>
-          <w:rFonts w:ascii="Georgia" w:hAnsi="Georgia"/>
-          <w:sz w:val="24"/>
-          <w:szCs w:val="24"/>
-        </w:rPr>
-      </w:pPr>
-      <w:r>
-        <w:rPr>
-          <w:rFonts w:ascii="Georgia" w:hAnsi="Georgia"/>
-          <w:sz w:val="24"/>
-          <w:szCs w:val="24"/>
-        </w:rPr>
-        <w:t>Let's create some resources in the quota-example namespace to see how the Resource Quota affects them.</w:t>
-      </w:r>
-    </w:p>
-    <w:p>
-      <w:pPr>
-        <w:pStyle w:val="Normal"/>
-        <w:spacing w:lineRule="auto" w:line="360"/>
-        <w:jc w:val="both"/>
-        <w:rPr>
-          <w:rFonts w:ascii="Georgia" w:hAnsi="Georgia"/>
-          <w:sz w:val="24"/>
-          <w:szCs w:val="24"/>
-        </w:rPr>
-      </w:pPr>
-      <w:r>
-        <w:rPr>
-          <w:rFonts w:ascii="Georgia" w:hAnsi="Georgia"/>
-          <w:sz w:val="24"/>
-          <w:szCs w:val="24"/>
-        </w:rPr>
-      </w:r>
-    </w:p>
-    <w:p>
-      <w:pPr>
-        <w:pStyle w:val="Normal"/>
-        <w:spacing w:lineRule="auto" w:line="360"/>
-        <w:jc w:val="both"/>
-        <w:rPr>
-          <w:rFonts w:ascii="Georgia" w:hAnsi="Georgia"/>
-          <w:sz w:val="24"/>
-          <w:szCs w:val="24"/>
-        </w:rPr>
-      </w:pPr>
-      <w:r>
-        <w:rPr>
-          <w:rFonts w:ascii="Georgia" w:hAnsi="Georgia"/>
-          <w:sz w:val="24"/>
-          <w:szCs w:val="24"/>
-        </w:rPr>
-        <w:t>Deploy a ReplicaSet with Resource Requests and Limits</w:t>
-      </w:r>
-    </w:p>
-    <w:p>
-      <w:pPr>
-        <w:pStyle w:val="Normal"/>
-        <w:spacing w:lineRule="auto" w:line="360"/>
-        <w:jc w:val="both"/>
-        <w:rPr>
-          <w:rFonts w:ascii="Georgia" w:hAnsi="Georgia"/>
-          <w:sz w:val="24"/>
-          <w:szCs w:val="24"/>
-        </w:rPr>
-      </w:pPr>
-      <w:r>
-        <w:rPr>
-          <w:rFonts w:ascii="Georgia" w:hAnsi="Georgia"/>
-          <w:sz w:val="24"/>
-          <w:szCs w:val="24"/>
-        </w:rPr>
-        <w:t xml:space="preserve">Create a YAML file named </w:t>
-      </w:r>
-      <w:r>
-        <w:rPr>
-          <w:rFonts w:ascii="Georgia" w:hAnsi="Georgia"/>
-          <w:b/>
-          <w:bCs/>
-          <w:sz w:val="24"/>
-          <w:szCs w:val="24"/>
-        </w:rPr>
-        <w:t>nginx-replicaset-quota.yaml</w:t>
-      </w:r>
-      <w:r>
-        <w:rPr>
-          <w:rFonts w:ascii="Georgia" w:hAnsi="Georgia"/>
-          <w:sz w:val="24"/>
-          <w:szCs w:val="24"/>
-        </w:rPr>
-        <w:t xml:space="preserve"> with the following content:</w:t>
+          <w:sz w:val="24"/>
+          <w:szCs w:val="24"/>
+        </w:rPr>
+      </w:pPr>
+      <w:r>
+        <w:rPr>
+          <w:rFonts w:ascii="Georgia" w:hAnsi="Georgia"/>
+          <w:sz w:val="24"/>
+          <w:szCs w:val="24"/>
+        </w:rPr>
+        <w:t>Check the status of the Pods and ensure they are created within the constraints of the Resource Quota:</w:t>
       </w:r>
     </w:p>
     <w:p>
@@ -2808,936 +3631,27 @@
           <w:sz w:val="24"/>
           <w:szCs w:val="24"/>
         </w:rPr>
-        <w:t>apiVersion: apps/v1</w:t>
-      </w:r>
-    </w:p>
-    <w:p>
-      <w:pPr>
-        <w:pStyle w:val="Normal"/>
-        <w:pBdr>
-          <w:top w:val="single" w:sz="4" w:space="1" w:color="000000"/>
-          <w:left w:val="single" w:sz="4" w:space="4" w:color="000000"/>
-          <w:bottom w:val="single" w:sz="4" w:space="1" w:color="000000"/>
-          <w:right w:val="single" w:sz="4" w:space="4" w:color="000000"/>
-        </w:pBdr>
-        <w:shd w:val="clear" w:color="auto" w:fill="F2F2F2" w:themeFill="background1" w:themeFillShade="f2"/>
-        <w:spacing w:lineRule="auto" w:line="360"/>
-        <w:jc w:val="both"/>
-        <w:rPr>
-          <w:rFonts w:ascii="Georgia" w:hAnsi="Georgia"/>
-          <w:sz w:val="24"/>
-          <w:szCs w:val="24"/>
-        </w:rPr>
-      </w:pPr>
-      <w:r>
-        <w:rPr>
-          <w:rFonts w:ascii="Georgia" w:hAnsi="Georgia"/>
-          <w:sz w:val="24"/>
-          <w:szCs w:val="24"/>
-        </w:rPr>
-        <w:t>kind: ReplicaSet</w:t>
-      </w:r>
-    </w:p>
-    <w:p>
-      <w:pPr>
-        <w:pStyle w:val="Normal"/>
-        <w:pBdr>
-          <w:top w:val="single" w:sz="4" w:space="1" w:color="000000"/>
-          <w:left w:val="single" w:sz="4" w:space="4" w:color="000000"/>
-          <w:bottom w:val="single" w:sz="4" w:space="1" w:color="000000"/>
-          <w:right w:val="single" w:sz="4" w:space="4" w:color="000000"/>
-        </w:pBdr>
-        <w:shd w:val="clear" w:color="auto" w:fill="F2F2F2" w:themeFill="background1" w:themeFillShade="f2"/>
-        <w:spacing w:lineRule="auto" w:line="360"/>
-        <w:jc w:val="both"/>
-        <w:rPr>
-          <w:rFonts w:ascii="Georgia" w:hAnsi="Georgia"/>
-          <w:sz w:val="24"/>
-          <w:szCs w:val="24"/>
-        </w:rPr>
-      </w:pPr>
-      <w:r>
-        <w:rPr>
-          <w:rFonts w:ascii="Georgia" w:hAnsi="Georgia"/>
-          <w:sz w:val="24"/>
-          <w:szCs w:val="24"/>
-        </w:rPr>
-        <w:t>metadata:</w:t>
-      </w:r>
-    </w:p>
-    <w:p>
-      <w:pPr>
-        <w:pStyle w:val="Normal"/>
-        <w:pBdr>
-          <w:top w:val="single" w:sz="4" w:space="1" w:color="000000"/>
-          <w:left w:val="single" w:sz="4" w:space="4" w:color="000000"/>
-          <w:bottom w:val="single" w:sz="4" w:space="1" w:color="000000"/>
-          <w:right w:val="single" w:sz="4" w:space="4" w:color="000000"/>
-        </w:pBdr>
-        <w:shd w:val="clear" w:color="auto" w:fill="F2F2F2" w:themeFill="background1" w:themeFillShade="f2"/>
-        <w:spacing w:lineRule="auto" w:line="360"/>
-        <w:jc w:val="both"/>
-        <w:rPr>
-          <w:rFonts w:ascii="Georgia" w:hAnsi="Georgia"/>
-          <w:sz w:val="24"/>
-          <w:szCs w:val="24"/>
-        </w:rPr>
-      </w:pPr>
-      <w:r>
-        <w:rPr>
-          <w:rFonts w:ascii="Georgia" w:hAnsi="Georgia"/>
-          <w:sz w:val="24"/>
-          <w:szCs w:val="24"/>
-        </w:rPr>
-        <w:t xml:space="preserve">  </w:t>
-      </w:r>
-      <w:r>
-        <w:rPr>
-          <w:rFonts w:ascii="Georgia" w:hAnsi="Georgia"/>
-          <w:sz w:val="24"/>
-          <w:szCs w:val="24"/>
-        </w:rPr>
-        <w:t>name: nginx-replicaset</w:t>
-      </w:r>
-    </w:p>
-    <w:p>
-      <w:pPr>
-        <w:pStyle w:val="Normal"/>
-        <w:pBdr>
-          <w:top w:val="single" w:sz="4" w:space="1" w:color="000000"/>
-          <w:left w:val="single" w:sz="4" w:space="4" w:color="000000"/>
-          <w:bottom w:val="single" w:sz="4" w:space="1" w:color="000000"/>
-          <w:right w:val="single" w:sz="4" w:space="4" w:color="000000"/>
-        </w:pBdr>
-        <w:shd w:val="clear" w:color="auto" w:fill="F2F2F2" w:themeFill="background1" w:themeFillShade="f2"/>
-        <w:spacing w:lineRule="auto" w:line="360"/>
-        <w:jc w:val="both"/>
-        <w:rPr>
-          <w:rFonts w:ascii="Georgia" w:hAnsi="Georgia"/>
-          <w:sz w:val="24"/>
-          <w:szCs w:val="24"/>
-        </w:rPr>
-      </w:pPr>
-      <w:r>
-        <w:rPr>
-          <w:rFonts w:ascii="Georgia" w:hAnsi="Georgia"/>
-          <w:sz w:val="24"/>
-          <w:szCs w:val="24"/>
-        </w:rPr>
-        <w:t xml:space="preserve">  </w:t>
-      </w:r>
-      <w:r>
-        <w:rPr>
-          <w:rFonts w:ascii="Georgia" w:hAnsi="Georgia"/>
-          <w:sz w:val="24"/>
-          <w:szCs w:val="24"/>
-        </w:rPr>
-        <w:t>namespace: myns</w:t>
-      </w:r>
-    </w:p>
-    <w:p>
-      <w:pPr>
-        <w:pStyle w:val="Normal"/>
-        <w:pBdr>
-          <w:top w:val="single" w:sz="4" w:space="1" w:color="000000"/>
-          <w:left w:val="single" w:sz="4" w:space="4" w:color="000000"/>
-          <w:bottom w:val="single" w:sz="4" w:space="1" w:color="000000"/>
-          <w:right w:val="single" w:sz="4" w:space="4" w:color="000000"/>
-        </w:pBdr>
-        <w:shd w:val="clear" w:color="auto" w:fill="F2F2F2" w:themeFill="background1" w:themeFillShade="f2"/>
-        <w:spacing w:lineRule="auto" w:line="360"/>
-        <w:jc w:val="both"/>
-        <w:rPr>
-          <w:rFonts w:ascii="Georgia" w:hAnsi="Georgia"/>
-          <w:sz w:val="24"/>
-          <w:szCs w:val="24"/>
-        </w:rPr>
-      </w:pPr>
-      <w:r>
-        <w:rPr>
-          <w:rFonts w:ascii="Georgia" w:hAnsi="Georgia"/>
-          <w:sz w:val="24"/>
-          <w:szCs w:val="24"/>
-        </w:rPr>
-        <w:t>spec:</w:t>
-      </w:r>
-    </w:p>
-    <w:p>
-      <w:pPr>
-        <w:pStyle w:val="Normal"/>
-        <w:pBdr>
-          <w:top w:val="single" w:sz="4" w:space="1" w:color="000000"/>
-          <w:left w:val="single" w:sz="4" w:space="4" w:color="000000"/>
-          <w:bottom w:val="single" w:sz="4" w:space="1" w:color="000000"/>
-          <w:right w:val="single" w:sz="4" w:space="4" w:color="000000"/>
-        </w:pBdr>
-        <w:shd w:val="clear" w:color="auto" w:fill="F2F2F2" w:themeFill="background1" w:themeFillShade="f2"/>
-        <w:spacing w:lineRule="auto" w:line="360"/>
-        <w:jc w:val="both"/>
-        <w:rPr>
-          <w:rFonts w:ascii="Georgia" w:hAnsi="Georgia"/>
-          <w:sz w:val="24"/>
-          <w:szCs w:val="24"/>
-        </w:rPr>
-      </w:pPr>
-      <w:r>
-        <w:rPr>
-          <w:rFonts w:ascii="Georgia" w:hAnsi="Georgia"/>
-          <w:sz w:val="24"/>
-          <w:szCs w:val="24"/>
-        </w:rPr>
-        <w:t xml:space="preserve">  </w:t>
-      </w:r>
-      <w:r>
-        <w:rPr>
-          <w:rFonts w:ascii="Georgia" w:hAnsi="Georgia"/>
-          <w:sz w:val="24"/>
-          <w:szCs w:val="24"/>
-        </w:rPr>
-        <w:t>replicas: 5             # Desired number of Pod replicas.</w:t>
-      </w:r>
-    </w:p>
-    <w:p>
-      <w:pPr>
-        <w:pStyle w:val="Normal"/>
-        <w:pBdr>
-          <w:top w:val="single" w:sz="4" w:space="1" w:color="000000"/>
-          <w:left w:val="single" w:sz="4" w:space="4" w:color="000000"/>
-          <w:bottom w:val="single" w:sz="4" w:space="1" w:color="000000"/>
-          <w:right w:val="single" w:sz="4" w:space="4" w:color="000000"/>
-        </w:pBdr>
-        <w:shd w:val="clear" w:color="auto" w:fill="F2F2F2" w:themeFill="background1" w:themeFillShade="f2"/>
-        <w:spacing w:lineRule="auto" w:line="360"/>
-        <w:jc w:val="both"/>
-        <w:rPr>
-          <w:rFonts w:ascii="Georgia" w:hAnsi="Georgia"/>
-          <w:sz w:val="24"/>
-          <w:szCs w:val="24"/>
-        </w:rPr>
-      </w:pPr>
-      <w:r>
-        <w:rPr>
-          <w:rFonts w:ascii="Georgia" w:hAnsi="Georgia"/>
-          <w:sz w:val="24"/>
-          <w:szCs w:val="24"/>
-        </w:rPr>
-        <w:t xml:space="preserve">  </w:t>
-      </w:r>
-      <w:r>
-        <w:rPr>
-          <w:rFonts w:ascii="Georgia" w:hAnsi="Georgia"/>
-          <w:sz w:val="24"/>
-          <w:szCs w:val="24"/>
-        </w:rPr>
-        <w:t>selector:</w:t>
-      </w:r>
-    </w:p>
-    <w:p>
-      <w:pPr>
-        <w:pStyle w:val="Normal"/>
-        <w:pBdr>
-          <w:top w:val="single" w:sz="4" w:space="1" w:color="000000"/>
-          <w:left w:val="single" w:sz="4" w:space="4" w:color="000000"/>
-          <w:bottom w:val="single" w:sz="4" w:space="1" w:color="000000"/>
-          <w:right w:val="single" w:sz="4" w:space="4" w:color="000000"/>
-        </w:pBdr>
-        <w:shd w:val="clear" w:color="auto" w:fill="F2F2F2" w:themeFill="background1" w:themeFillShade="f2"/>
-        <w:spacing w:lineRule="auto" w:line="360"/>
-        <w:jc w:val="both"/>
-        <w:rPr>
-          <w:rFonts w:ascii="Georgia" w:hAnsi="Georgia"/>
-          <w:sz w:val="24"/>
-          <w:szCs w:val="24"/>
-        </w:rPr>
-      </w:pPr>
-      <w:r>
-        <w:rPr>
-          <w:rFonts w:ascii="Georgia" w:hAnsi="Georgia"/>
-          <w:sz w:val="24"/>
-          <w:szCs w:val="24"/>
-        </w:rPr>
-        <w:t xml:space="preserve">    </w:t>
-      </w:r>
-      <w:r>
-        <w:rPr>
-          <w:rFonts w:ascii="Georgia" w:hAnsi="Georgia"/>
-          <w:sz w:val="24"/>
-          <w:szCs w:val="24"/>
-        </w:rPr>
-        <w:t>matchLabels:</w:t>
-      </w:r>
-    </w:p>
-    <w:p>
-      <w:pPr>
-        <w:pStyle w:val="Normal"/>
-        <w:pBdr>
-          <w:top w:val="single" w:sz="4" w:space="1" w:color="000000"/>
-          <w:left w:val="single" w:sz="4" w:space="4" w:color="000000"/>
-          <w:bottom w:val="single" w:sz="4" w:space="1" w:color="000000"/>
-          <w:right w:val="single" w:sz="4" w:space="4" w:color="000000"/>
-        </w:pBdr>
-        <w:shd w:val="clear" w:color="auto" w:fill="F2F2F2" w:themeFill="background1" w:themeFillShade="f2"/>
-        <w:spacing w:lineRule="auto" w:line="360"/>
-        <w:jc w:val="both"/>
-        <w:rPr>
-          <w:rFonts w:ascii="Georgia" w:hAnsi="Georgia"/>
-          <w:sz w:val="24"/>
-          <w:szCs w:val="24"/>
-        </w:rPr>
-      </w:pPr>
-      <w:r>
-        <w:rPr>
-          <w:rFonts w:ascii="Georgia" w:hAnsi="Georgia"/>
-          <w:sz w:val="24"/>
-          <w:szCs w:val="24"/>
-        </w:rPr>
-        <w:t xml:space="preserve">      </w:t>
-      </w:r>
-      <w:r>
-        <w:rPr>
-          <w:rFonts w:ascii="Georgia" w:hAnsi="Georgia"/>
-          <w:sz w:val="24"/>
-          <w:szCs w:val="24"/>
-        </w:rPr>
-        <w:t>app: nginx</w:t>
-      </w:r>
-    </w:p>
-    <w:p>
-      <w:pPr>
-        <w:pStyle w:val="Normal"/>
-        <w:pBdr>
-          <w:top w:val="single" w:sz="4" w:space="1" w:color="000000"/>
-          <w:left w:val="single" w:sz="4" w:space="4" w:color="000000"/>
-          <w:bottom w:val="single" w:sz="4" w:space="1" w:color="000000"/>
-          <w:right w:val="single" w:sz="4" w:space="4" w:color="000000"/>
-        </w:pBdr>
-        <w:shd w:val="clear" w:color="auto" w:fill="F2F2F2" w:themeFill="background1" w:themeFillShade="f2"/>
-        <w:spacing w:lineRule="auto" w:line="360"/>
-        <w:jc w:val="both"/>
-        <w:rPr>
-          <w:rFonts w:ascii="Georgia" w:hAnsi="Georgia"/>
-          <w:sz w:val="24"/>
-          <w:szCs w:val="24"/>
-        </w:rPr>
-      </w:pPr>
-      <w:r>
-        <w:rPr>
-          <w:rFonts w:ascii="Georgia" w:hAnsi="Georgia"/>
-          <w:sz w:val="24"/>
-          <w:szCs w:val="24"/>
-        </w:rPr>
-        <w:t xml:space="preserve">  </w:t>
-      </w:r>
-      <w:r>
-        <w:rPr>
-          <w:rFonts w:ascii="Georgia" w:hAnsi="Georgia"/>
-          <w:sz w:val="24"/>
-          <w:szCs w:val="24"/>
-        </w:rPr>
-        <w:t>template:</w:t>
-      </w:r>
-    </w:p>
-    <w:p>
-      <w:pPr>
-        <w:pStyle w:val="Normal"/>
-        <w:pBdr>
-          <w:top w:val="single" w:sz="4" w:space="1" w:color="000000"/>
-          <w:left w:val="single" w:sz="4" w:space="4" w:color="000000"/>
-          <w:bottom w:val="single" w:sz="4" w:space="1" w:color="000000"/>
-          <w:right w:val="single" w:sz="4" w:space="4" w:color="000000"/>
-        </w:pBdr>
-        <w:shd w:val="clear" w:color="auto" w:fill="F2F2F2" w:themeFill="background1" w:themeFillShade="f2"/>
-        <w:spacing w:lineRule="auto" w:line="360"/>
-        <w:jc w:val="both"/>
-        <w:rPr>
-          <w:rFonts w:ascii="Georgia" w:hAnsi="Georgia"/>
-          <w:sz w:val="24"/>
-          <w:szCs w:val="24"/>
-        </w:rPr>
-      </w:pPr>
-      <w:r>
-        <w:rPr>
-          <w:rFonts w:ascii="Georgia" w:hAnsi="Georgia"/>
-          <w:sz w:val="24"/>
-          <w:szCs w:val="24"/>
-        </w:rPr>
-        <w:t xml:space="preserve">    </w:t>
-      </w:r>
-      <w:r>
-        <w:rPr>
-          <w:rFonts w:ascii="Georgia" w:hAnsi="Georgia"/>
-          <w:sz w:val="24"/>
-          <w:szCs w:val="24"/>
-        </w:rPr>
-        <w:t>metadata:</w:t>
-      </w:r>
-    </w:p>
-    <w:p>
-      <w:pPr>
-        <w:pStyle w:val="Normal"/>
-        <w:pBdr>
-          <w:top w:val="single" w:sz="4" w:space="1" w:color="000000"/>
-          <w:left w:val="single" w:sz="4" w:space="4" w:color="000000"/>
-          <w:bottom w:val="single" w:sz="4" w:space="1" w:color="000000"/>
-          <w:right w:val="single" w:sz="4" w:space="4" w:color="000000"/>
-        </w:pBdr>
-        <w:shd w:val="clear" w:color="auto" w:fill="F2F2F2" w:themeFill="background1" w:themeFillShade="f2"/>
-        <w:spacing w:lineRule="auto" w:line="360"/>
-        <w:jc w:val="both"/>
-        <w:rPr>
-          <w:rFonts w:ascii="Georgia" w:hAnsi="Georgia"/>
-          <w:sz w:val="24"/>
-          <w:szCs w:val="24"/>
-        </w:rPr>
-      </w:pPr>
-      <w:r>
-        <w:rPr>
-          <w:rFonts w:ascii="Georgia" w:hAnsi="Georgia"/>
-          <w:sz w:val="24"/>
-          <w:szCs w:val="24"/>
-        </w:rPr>
-        <w:t xml:space="preserve">      </w:t>
-      </w:r>
-      <w:r>
-        <w:rPr>
-          <w:rFonts w:ascii="Georgia" w:hAnsi="Georgia"/>
-          <w:sz w:val="24"/>
-          <w:szCs w:val="24"/>
-        </w:rPr>
-        <w:t>labels:</w:t>
-      </w:r>
-    </w:p>
-    <w:p>
-      <w:pPr>
-        <w:pStyle w:val="Normal"/>
-        <w:pBdr>
-          <w:top w:val="single" w:sz="4" w:space="1" w:color="000000"/>
-          <w:left w:val="single" w:sz="4" w:space="4" w:color="000000"/>
-          <w:bottom w:val="single" w:sz="4" w:space="1" w:color="000000"/>
-          <w:right w:val="single" w:sz="4" w:space="4" w:color="000000"/>
-        </w:pBdr>
-        <w:shd w:val="clear" w:color="auto" w:fill="F2F2F2" w:themeFill="background1" w:themeFillShade="f2"/>
-        <w:spacing w:lineRule="auto" w:line="360"/>
-        <w:jc w:val="both"/>
-        <w:rPr>
-          <w:rFonts w:ascii="Georgia" w:hAnsi="Georgia"/>
-          <w:sz w:val="24"/>
-          <w:szCs w:val="24"/>
-        </w:rPr>
-      </w:pPr>
-      <w:r>
-        <w:rPr>
-          <w:rFonts w:ascii="Georgia" w:hAnsi="Georgia"/>
-          <w:sz w:val="24"/>
-          <w:szCs w:val="24"/>
-        </w:rPr>
-        <w:t xml:space="preserve">        </w:t>
-      </w:r>
-      <w:r>
-        <w:rPr>
-          <w:rFonts w:ascii="Georgia" w:hAnsi="Georgia"/>
-          <w:sz w:val="24"/>
-          <w:szCs w:val="24"/>
-        </w:rPr>
-        <w:t>app: nginx</w:t>
-      </w:r>
-    </w:p>
-    <w:p>
-      <w:pPr>
-        <w:pStyle w:val="Normal"/>
-        <w:pBdr>
-          <w:top w:val="single" w:sz="4" w:space="1" w:color="000000"/>
-          <w:left w:val="single" w:sz="4" w:space="4" w:color="000000"/>
-          <w:bottom w:val="single" w:sz="4" w:space="1" w:color="000000"/>
-          <w:right w:val="single" w:sz="4" w:space="4" w:color="000000"/>
-        </w:pBdr>
-        <w:shd w:val="clear" w:color="auto" w:fill="F2F2F2" w:themeFill="background1" w:themeFillShade="f2"/>
-        <w:spacing w:lineRule="auto" w:line="360"/>
-        <w:jc w:val="both"/>
-        <w:rPr>
-          <w:rFonts w:ascii="Georgia" w:hAnsi="Georgia"/>
-          <w:sz w:val="24"/>
-          <w:szCs w:val="24"/>
-        </w:rPr>
-      </w:pPr>
-      <w:r>
-        <w:rPr>
-          <w:rFonts w:ascii="Georgia" w:hAnsi="Georgia"/>
-          <w:sz w:val="24"/>
-          <w:szCs w:val="24"/>
-        </w:rPr>
-        <w:t xml:space="preserve">    </w:t>
-      </w:r>
-      <w:r>
-        <w:rPr>
-          <w:rFonts w:ascii="Georgia" w:hAnsi="Georgia"/>
-          <w:sz w:val="24"/>
-          <w:szCs w:val="24"/>
-        </w:rPr>
-        <w:t>spec:</w:t>
-      </w:r>
-    </w:p>
-    <w:p>
-      <w:pPr>
-        <w:pStyle w:val="Normal"/>
-        <w:pBdr>
-          <w:top w:val="single" w:sz="4" w:space="1" w:color="000000"/>
-          <w:left w:val="single" w:sz="4" w:space="4" w:color="000000"/>
-          <w:bottom w:val="single" w:sz="4" w:space="1" w:color="000000"/>
-          <w:right w:val="single" w:sz="4" w:space="4" w:color="000000"/>
-        </w:pBdr>
-        <w:shd w:val="clear" w:color="auto" w:fill="F2F2F2" w:themeFill="background1" w:themeFillShade="f2"/>
-        <w:spacing w:lineRule="auto" w:line="360"/>
-        <w:jc w:val="both"/>
-        <w:rPr>
-          <w:rFonts w:ascii="Georgia" w:hAnsi="Georgia"/>
-          <w:sz w:val="24"/>
-          <w:szCs w:val="24"/>
-        </w:rPr>
-      </w:pPr>
-      <w:r>
-        <w:rPr>
-          <w:rFonts w:ascii="Georgia" w:hAnsi="Georgia"/>
-          <w:sz w:val="24"/>
-          <w:szCs w:val="24"/>
-        </w:rPr>
-        <w:t xml:space="preserve">      </w:t>
-      </w:r>
-      <w:r>
-        <w:rPr>
-          <w:rFonts w:ascii="Georgia" w:hAnsi="Georgia"/>
-          <w:sz w:val="24"/>
-          <w:szCs w:val="24"/>
-        </w:rPr>
-        <w:t>containers:</w:t>
-      </w:r>
-    </w:p>
-    <w:p>
-      <w:pPr>
-        <w:pStyle w:val="Normal"/>
-        <w:pBdr>
-          <w:top w:val="single" w:sz="4" w:space="1" w:color="000000"/>
-          <w:left w:val="single" w:sz="4" w:space="4" w:color="000000"/>
-          <w:bottom w:val="single" w:sz="4" w:space="1" w:color="000000"/>
-          <w:right w:val="single" w:sz="4" w:space="4" w:color="000000"/>
-        </w:pBdr>
-        <w:shd w:val="clear" w:color="auto" w:fill="F2F2F2" w:themeFill="background1" w:themeFillShade="f2"/>
-        <w:spacing w:lineRule="auto" w:line="360"/>
-        <w:jc w:val="both"/>
-        <w:rPr>
-          <w:rFonts w:ascii="Georgia" w:hAnsi="Georgia"/>
-          <w:sz w:val="24"/>
-          <w:szCs w:val="24"/>
-        </w:rPr>
-      </w:pPr>
-      <w:r>
-        <w:rPr>
-          <w:rFonts w:ascii="Georgia" w:hAnsi="Georgia"/>
-          <w:sz w:val="24"/>
-          <w:szCs w:val="24"/>
-        </w:rPr>
-        <w:t xml:space="preserve">      </w:t>
-      </w:r>
-      <w:r>
-        <w:rPr>
-          <w:rFonts w:ascii="Georgia" w:hAnsi="Georgia"/>
-          <w:sz w:val="24"/>
-          <w:szCs w:val="24"/>
-        </w:rPr>
-        <w:t>- name: nginx</w:t>
-      </w:r>
-    </w:p>
-    <w:p>
-      <w:pPr>
-        <w:pStyle w:val="Normal"/>
-        <w:pBdr>
-          <w:top w:val="single" w:sz="4" w:space="1" w:color="000000"/>
-          <w:left w:val="single" w:sz="4" w:space="4" w:color="000000"/>
-          <w:bottom w:val="single" w:sz="4" w:space="1" w:color="000000"/>
-          <w:right w:val="single" w:sz="4" w:space="4" w:color="000000"/>
-        </w:pBdr>
-        <w:shd w:val="clear" w:color="auto" w:fill="F2F2F2" w:themeFill="background1" w:themeFillShade="f2"/>
-        <w:spacing w:lineRule="auto" w:line="360"/>
-        <w:jc w:val="both"/>
-        <w:rPr>
-          <w:rFonts w:ascii="Georgia" w:hAnsi="Georgia"/>
-          <w:sz w:val="24"/>
-          <w:szCs w:val="24"/>
-        </w:rPr>
-      </w:pPr>
-      <w:r>
-        <w:rPr>
-          <w:rFonts w:ascii="Georgia" w:hAnsi="Georgia"/>
-          <w:sz w:val="24"/>
-          <w:szCs w:val="24"/>
-        </w:rPr>
-        <w:t xml:space="preserve">        </w:t>
-      </w:r>
-      <w:r>
-        <w:rPr>
-          <w:rFonts w:ascii="Georgia" w:hAnsi="Georgia"/>
-          <w:sz w:val="24"/>
-          <w:szCs w:val="24"/>
-        </w:rPr>
-        <w:t>image: nginx:latest</w:t>
-      </w:r>
-    </w:p>
-    <w:p>
-      <w:pPr>
-        <w:pStyle w:val="Normal"/>
-        <w:pBdr>
-          <w:top w:val="single" w:sz="4" w:space="1" w:color="000000"/>
-          <w:left w:val="single" w:sz="4" w:space="4" w:color="000000"/>
-          <w:bottom w:val="single" w:sz="4" w:space="1" w:color="000000"/>
-          <w:right w:val="single" w:sz="4" w:space="4" w:color="000000"/>
-        </w:pBdr>
-        <w:shd w:val="clear" w:color="auto" w:fill="F2F2F2" w:themeFill="background1" w:themeFillShade="f2"/>
-        <w:spacing w:lineRule="auto" w:line="360"/>
-        <w:jc w:val="both"/>
-        <w:rPr>
-          <w:rFonts w:ascii="Georgia" w:hAnsi="Georgia"/>
-          <w:sz w:val="24"/>
-          <w:szCs w:val="24"/>
-        </w:rPr>
-      </w:pPr>
-      <w:r>
-        <w:rPr>
-          <w:rFonts w:ascii="Georgia" w:hAnsi="Georgia"/>
-          <w:sz w:val="24"/>
-          <w:szCs w:val="24"/>
-        </w:rPr>
-        <w:t xml:space="preserve">        </w:t>
-      </w:r>
-      <w:r>
-        <w:rPr>
-          <w:rFonts w:ascii="Georgia" w:hAnsi="Georgia"/>
-          <w:sz w:val="24"/>
-          <w:szCs w:val="24"/>
-        </w:rPr>
-        <w:t>ports:</w:t>
-      </w:r>
-    </w:p>
-    <w:p>
-      <w:pPr>
-        <w:pStyle w:val="Normal"/>
-        <w:pBdr>
-          <w:top w:val="single" w:sz="4" w:space="1" w:color="000000"/>
-          <w:left w:val="single" w:sz="4" w:space="4" w:color="000000"/>
-          <w:bottom w:val="single" w:sz="4" w:space="1" w:color="000000"/>
-          <w:right w:val="single" w:sz="4" w:space="4" w:color="000000"/>
-        </w:pBdr>
-        <w:shd w:val="clear" w:color="auto" w:fill="F2F2F2" w:themeFill="background1" w:themeFillShade="f2"/>
-        <w:spacing w:lineRule="auto" w:line="360"/>
-        <w:jc w:val="both"/>
-        <w:rPr>
-          <w:rFonts w:ascii="Georgia" w:hAnsi="Georgia"/>
-          <w:sz w:val="24"/>
-          <w:szCs w:val="24"/>
-        </w:rPr>
-      </w:pPr>
-      <w:r>
-        <w:rPr>
-          <w:rFonts w:ascii="Georgia" w:hAnsi="Georgia"/>
-          <w:sz w:val="24"/>
-          <w:szCs w:val="24"/>
-        </w:rPr>
-        <w:t xml:space="preserve">        </w:t>
-      </w:r>
-      <w:r>
-        <w:rPr>
-          <w:rFonts w:ascii="Georgia" w:hAnsi="Georgia"/>
-          <w:sz w:val="24"/>
-          <w:szCs w:val="24"/>
-        </w:rPr>
-        <w:t>- containerPort: 80</w:t>
-      </w:r>
-    </w:p>
-    <w:p>
-      <w:pPr>
-        <w:pStyle w:val="Normal"/>
-        <w:pBdr>
-          <w:top w:val="single" w:sz="4" w:space="1" w:color="000000"/>
-          <w:left w:val="single" w:sz="4" w:space="4" w:color="000000"/>
-          <w:bottom w:val="single" w:sz="4" w:space="1" w:color="000000"/>
-          <w:right w:val="single" w:sz="4" w:space="4" w:color="000000"/>
-        </w:pBdr>
-        <w:shd w:val="clear" w:color="auto" w:fill="F2F2F2" w:themeFill="background1" w:themeFillShade="f2"/>
-        <w:spacing w:lineRule="auto" w:line="360"/>
-        <w:jc w:val="both"/>
-        <w:rPr>
-          <w:rFonts w:ascii="Georgia" w:hAnsi="Georgia"/>
-          <w:sz w:val="24"/>
-          <w:szCs w:val="24"/>
-        </w:rPr>
-      </w:pPr>
-      <w:r>
-        <w:rPr>
-          <w:rFonts w:ascii="Georgia" w:hAnsi="Georgia"/>
-          <w:sz w:val="24"/>
-          <w:szCs w:val="24"/>
-        </w:rPr>
-        <w:t xml:space="preserve">        </w:t>
-      </w:r>
-      <w:r>
-        <w:rPr>
-          <w:rFonts w:ascii="Georgia" w:hAnsi="Georgia"/>
-          <w:sz w:val="24"/>
-          <w:szCs w:val="24"/>
-        </w:rPr>
-        <w:t>resources:         # Define resource requests and limits.</w:t>
-      </w:r>
-    </w:p>
-    <w:p>
-      <w:pPr>
-        <w:pStyle w:val="Normal"/>
-        <w:pBdr>
-          <w:top w:val="single" w:sz="4" w:space="1" w:color="000000"/>
-          <w:left w:val="single" w:sz="4" w:space="4" w:color="000000"/>
-          <w:bottom w:val="single" w:sz="4" w:space="1" w:color="000000"/>
-          <w:right w:val="single" w:sz="4" w:space="4" w:color="000000"/>
-        </w:pBdr>
-        <w:shd w:val="clear" w:color="auto" w:fill="F2F2F2" w:themeFill="background1" w:themeFillShade="f2"/>
-        <w:spacing w:lineRule="auto" w:line="360"/>
-        <w:jc w:val="both"/>
-        <w:rPr>
-          <w:rFonts w:ascii="Georgia" w:hAnsi="Georgia"/>
-          <w:sz w:val="24"/>
-          <w:szCs w:val="24"/>
-        </w:rPr>
-      </w:pPr>
-      <w:r>
-        <w:rPr>
-          <w:rFonts w:ascii="Georgia" w:hAnsi="Georgia"/>
-          <w:sz w:val="24"/>
-          <w:szCs w:val="24"/>
-        </w:rPr>
-        <w:t xml:space="preserve">          </w:t>
-      </w:r>
-      <w:r>
-        <w:rPr>
-          <w:rFonts w:ascii="Georgia" w:hAnsi="Georgia"/>
-          <w:sz w:val="24"/>
-          <w:szCs w:val="24"/>
-        </w:rPr>
-        <w:t>requests:</w:t>
-      </w:r>
-    </w:p>
-    <w:p>
-      <w:pPr>
-        <w:pStyle w:val="Normal"/>
-        <w:pBdr>
-          <w:top w:val="single" w:sz="4" w:space="1" w:color="000000"/>
-          <w:left w:val="single" w:sz="4" w:space="4" w:color="000000"/>
-          <w:bottom w:val="single" w:sz="4" w:space="1" w:color="000000"/>
-          <w:right w:val="single" w:sz="4" w:space="4" w:color="000000"/>
-        </w:pBdr>
-        <w:shd w:val="clear" w:color="auto" w:fill="F2F2F2" w:themeFill="background1" w:themeFillShade="f2"/>
-        <w:spacing w:lineRule="auto" w:line="360"/>
-        <w:jc w:val="both"/>
-        <w:rPr>
-          <w:rFonts w:ascii="Georgia" w:hAnsi="Georgia"/>
-          <w:sz w:val="24"/>
-          <w:szCs w:val="24"/>
-        </w:rPr>
-      </w:pPr>
-      <w:r>
-        <w:rPr>
-          <w:rFonts w:ascii="Georgia" w:hAnsi="Georgia"/>
-          <w:sz w:val="24"/>
-          <w:szCs w:val="24"/>
-        </w:rPr>
-        <w:t xml:space="preserve">            </w:t>
-      </w:r>
-      <w:r>
-        <w:rPr>
-          <w:rFonts w:ascii="Georgia" w:hAnsi="Georgia"/>
-          <w:sz w:val="24"/>
-          <w:szCs w:val="24"/>
-        </w:rPr>
-        <w:t>memory: "100Mi"</w:t>
-      </w:r>
-    </w:p>
-    <w:p>
-      <w:pPr>
-        <w:pStyle w:val="Normal"/>
-        <w:pBdr>
-          <w:top w:val="single" w:sz="4" w:space="1" w:color="000000"/>
-          <w:left w:val="single" w:sz="4" w:space="4" w:color="000000"/>
-          <w:bottom w:val="single" w:sz="4" w:space="1" w:color="000000"/>
-          <w:right w:val="single" w:sz="4" w:space="4" w:color="000000"/>
-        </w:pBdr>
-        <w:shd w:val="clear" w:color="auto" w:fill="F2F2F2" w:themeFill="background1" w:themeFillShade="f2"/>
-        <w:spacing w:lineRule="auto" w:line="360"/>
-        <w:jc w:val="both"/>
-        <w:rPr>
-          <w:rFonts w:ascii="Georgia" w:hAnsi="Georgia"/>
-          <w:sz w:val="24"/>
-          <w:szCs w:val="24"/>
-        </w:rPr>
-      </w:pPr>
-      <w:r>
-        <w:rPr>
-          <w:rFonts w:ascii="Georgia" w:hAnsi="Georgia"/>
-          <w:sz w:val="24"/>
-          <w:szCs w:val="24"/>
-        </w:rPr>
-        <w:t xml:space="preserve">            </w:t>
-      </w:r>
-      <w:r>
-        <w:rPr>
-          <w:rFonts w:ascii="Georgia" w:hAnsi="Georgia"/>
-          <w:sz w:val="24"/>
-          <w:szCs w:val="24"/>
-        </w:rPr>
-        <w:t>cpu: "100m"</w:t>
-      </w:r>
-    </w:p>
-    <w:p>
-      <w:pPr>
-        <w:pStyle w:val="Normal"/>
-        <w:pBdr>
-          <w:top w:val="single" w:sz="4" w:space="1" w:color="000000"/>
-          <w:left w:val="single" w:sz="4" w:space="4" w:color="000000"/>
-          <w:bottom w:val="single" w:sz="4" w:space="1" w:color="000000"/>
-          <w:right w:val="single" w:sz="4" w:space="4" w:color="000000"/>
-        </w:pBdr>
-        <w:shd w:val="clear" w:color="auto" w:fill="F2F2F2" w:themeFill="background1" w:themeFillShade="f2"/>
-        <w:spacing w:lineRule="auto" w:line="360"/>
-        <w:jc w:val="both"/>
-        <w:rPr>
-          <w:rFonts w:ascii="Georgia" w:hAnsi="Georgia"/>
-          <w:sz w:val="24"/>
-          <w:szCs w:val="24"/>
-        </w:rPr>
-      </w:pPr>
-      <w:r>
-        <w:rPr>
-          <w:rFonts w:ascii="Georgia" w:hAnsi="Georgia"/>
-          <w:sz w:val="24"/>
-          <w:szCs w:val="24"/>
-        </w:rPr>
-        <w:t xml:space="preserve">          </w:t>
-      </w:r>
-      <w:r>
-        <w:rPr>
-          <w:rFonts w:ascii="Georgia" w:hAnsi="Georgia"/>
-          <w:sz w:val="24"/>
-          <w:szCs w:val="24"/>
-        </w:rPr>
-        <w:t>limits:</w:t>
-      </w:r>
-    </w:p>
-    <w:p>
-      <w:pPr>
-        <w:pStyle w:val="Normal"/>
-        <w:pBdr>
-          <w:top w:val="single" w:sz="4" w:space="1" w:color="000000"/>
-          <w:left w:val="single" w:sz="4" w:space="4" w:color="000000"/>
-          <w:bottom w:val="single" w:sz="4" w:space="1" w:color="000000"/>
-          <w:right w:val="single" w:sz="4" w:space="4" w:color="000000"/>
-        </w:pBdr>
-        <w:shd w:val="clear" w:color="auto" w:fill="F2F2F2" w:themeFill="background1" w:themeFillShade="f2"/>
-        <w:spacing w:lineRule="auto" w:line="360"/>
-        <w:jc w:val="both"/>
-        <w:rPr>
-          <w:rFonts w:ascii="Georgia" w:hAnsi="Georgia"/>
-          <w:sz w:val="24"/>
-          <w:szCs w:val="24"/>
-        </w:rPr>
-      </w:pPr>
-      <w:r>
-        <w:rPr>
-          <w:rFonts w:ascii="Georgia" w:hAnsi="Georgia"/>
-          <w:sz w:val="24"/>
-          <w:szCs w:val="24"/>
-        </w:rPr>
-        <w:t xml:space="preserve">            </w:t>
-      </w:r>
-      <w:r>
-        <w:rPr>
-          <w:rFonts w:ascii="Georgia" w:hAnsi="Georgia"/>
-          <w:sz w:val="24"/>
-          <w:szCs w:val="24"/>
-        </w:rPr>
-        <w:t>memory: "200Mi"</w:t>
-      </w:r>
-    </w:p>
-    <w:p>
-      <w:pPr>
-        <w:pStyle w:val="Normal"/>
-        <w:pBdr>
-          <w:top w:val="single" w:sz="4" w:space="1" w:color="000000"/>
-          <w:left w:val="single" w:sz="4" w:space="4" w:color="000000"/>
-          <w:bottom w:val="single" w:sz="4" w:space="1" w:color="000000"/>
-          <w:right w:val="single" w:sz="4" w:space="4" w:color="000000"/>
-        </w:pBdr>
-        <w:shd w:val="clear" w:color="auto" w:fill="F2F2F2" w:themeFill="background1" w:themeFillShade="f2"/>
-        <w:spacing w:lineRule="auto" w:line="360"/>
-        <w:jc w:val="both"/>
-        <w:rPr>
-          <w:rFonts w:ascii="Georgia" w:hAnsi="Georgia"/>
-          <w:sz w:val="24"/>
-          <w:szCs w:val="24"/>
-        </w:rPr>
-      </w:pPr>
-      <w:r>
-        <w:rPr>
-          <w:rFonts w:ascii="Georgia" w:hAnsi="Georgia"/>
-          <w:sz w:val="24"/>
-          <w:szCs w:val="24"/>
-        </w:rPr>
-        <w:t>cpu: "200m"</w:t>
-      </w:r>
-    </w:p>
-    <w:p>
-      <w:pPr>
-        <w:pStyle w:val="Normal"/>
-        <w:spacing w:lineRule="auto" w:line="360"/>
-        <w:jc w:val="both"/>
-        <w:rPr>
-          <w:rFonts w:ascii="Georgia" w:hAnsi="Georgia"/>
-          <w:sz w:val="24"/>
-          <w:szCs w:val="24"/>
-        </w:rPr>
-      </w:pPr>
-      <w:r>
-        <w:rPr>
-          <w:rFonts w:ascii="Georgia" w:hAnsi="Georgia"/>
-          <w:sz w:val="24"/>
-          <w:szCs w:val="24"/>
-        </w:rPr>
-      </w:r>
-    </w:p>
-    <w:p>
-      <w:pPr>
-        <w:pStyle w:val="Normal"/>
-        <w:spacing w:lineRule="auto" w:line="360"/>
-        <w:jc w:val="both"/>
-        <w:rPr>
-          <w:rFonts w:ascii="Georgia" w:hAnsi="Georgia"/>
-          <w:sz w:val="24"/>
-          <w:szCs w:val="24"/>
-        </w:rPr>
-      </w:pPr>
-      <w:r>
-        <w:rPr>
-          <w:rFonts w:ascii="Georgia" w:hAnsi="Georgia"/>
-          <w:sz w:val="24"/>
-          <w:szCs w:val="24"/>
-        </w:rPr>
+        <w:t>kubectl get pods -n myns</w:t>
+      </w:r>
+    </w:p>
+    <w:p>
+      <w:pPr>
+        <w:pStyle w:val="Normal"/>
+        <w:spacing w:lineRule="auto" w:line="360"/>
+        <w:jc w:val="both"/>
+        <w:rPr>
+          <w:rFonts w:ascii="Georgia" w:hAnsi="Georgia"/>
+          <w:sz w:val="24"/>
+          <w:szCs w:val="24"/>
+        </w:rPr>
+      </w:pPr>
+      <w:r>
+        <w:rPr/>
         <w:drawing>
-          <wp:anchor behindDoc="0" distT="0" distB="0" distL="0" distR="0" simplePos="0" locked="0" layoutInCell="0" allowOverlap="1" relativeHeight="14">
-            <wp:simplePos x="0" y="0"/>
-            <wp:positionH relativeFrom="column">
-              <wp:align>center</wp:align>
-            </wp:positionH>
-            <wp:positionV relativeFrom="paragraph">
-              <wp:posOffset>635</wp:posOffset>
-            </wp:positionV>
-            <wp:extent cx="6016625" cy="3775710"/>
+          <wp:inline distT="0" distB="0" distL="0" distR="0">
+            <wp:extent cx="6016625" cy="1508125"/>
             <wp:effectExtent l="0" t="0" r="0" b="0"/>
-            <wp:wrapSquare wrapText="largest"/>
-            <wp:docPr id="19" name="Image7"/>
+            <wp:docPr id="19" name="Picture 7"/>
             <wp:cNvGraphicFramePr>
               <a:graphicFrameLocks xmlns:a="http://schemas.openxmlformats.org/drawingml/2006/main" noChangeAspect="1"/>
             </wp:cNvGraphicFramePr>
@@ -3745,7 +3659,7 @@
               <a:graphicData uri="http://schemas.openxmlformats.org/drawingml/2006/picture">
                 <pic:pic xmlns:pic="http://schemas.openxmlformats.org/drawingml/2006/picture">
                   <pic:nvPicPr>
-                    <pic:cNvPr id="19" name="Image7"/>
+                    <pic:cNvPr id="19" name="Picture 7"/>
                     <pic:cNvPicPr>
                       <a:picLocks noChangeAspect="1" noChangeArrowheads="1"/>
                     </pic:cNvPicPr>
@@ -3759,7 +3673,7 @@
                   <pic:spPr bwMode="auto">
                     <a:xfrm>
                       <a:off x="0" y="0"/>
-                      <a:ext cx="6016625" cy="3775710"/>
+                      <a:ext cx="6016625" cy="1508125"/>
                     </a:xfrm>
                     <a:prstGeom prst="rect">
                       <a:avLst/>
@@ -3769,7 +3683,7 @@
                 </pic:pic>
               </a:graphicData>
             </a:graphic>
-          </wp:anchor>
+          </wp:inline>
         </w:drawing>
       </w:r>
     </w:p>
@@ -3780,119 +3694,17 @@
         <w:jc w:val="both"/>
         <w:rPr>
           <w:rFonts w:ascii="Georgia" w:hAnsi="Georgia"/>
-          <w:b/>
-          <w:bCs/>
-          <w:sz w:val="24"/>
-          <w:szCs w:val="24"/>
-        </w:rPr>
-      </w:pPr>
-      <w:r>
-        <w:rPr>
-          <w:rFonts w:ascii="Georgia" w:hAnsi="Georgia"/>
-          <w:b/>
-          <w:bCs/>
-          <w:sz w:val="24"/>
-          <w:szCs w:val="24"/>
-        </w:rPr>
-        <w:t>Explanation:</w:t>
-      </w:r>
-    </w:p>
-    <w:p>
-      <w:pPr>
-        <w:pStyle w:val="Normal"/>
-        <w:spacing w:lineRule="auto" w:line="360"/>
-        <w:jc w:val="both"/>
-        <w:rPr>
-          <w:rFonts w:ascii="Georgia" w:hAnsi="Georgia"/>
-          <w:sz w:val="24"/>
-          <w:szCs w:val="24"/>
-        </w:rPr>
-      </w:pPr>
-      <w:r>
-        <w:rPr>
-          <w:rFonts w:ascii="Georgia" w:hAnsi="Georgia"/>
-          <w:sz w:val="24"/>
-          <w:szCs w:val="24"/>
-        </w:rPr>
-      </w:r>
-    </w:p>
-    <w:p>
-      <w:pPr>
-        <w:pStyle w:val="Normal"/>
-        <w:spacing w:lineRule="auto" w:line="360"/>
-        <w:jc w:val="both"/>
-        <w:rPr>
-          <w:rFonts w:ascii="Georgia" w:hAnsi="Georgia"/>
-          <w:sz w:val="24"/>
-          <w:szCs w:val="24"/>
-        </w:rPr>
-      </w:pPr>
-      <w:r>
-        <w:rPr>
-          <w:rFonts w:ascii="Georgia" w:hAnsi="Georgia"/>
-          <w:sz w:val="24"/>
-          <w:szCs w:val="24"/>
-        </w:rPr>
-        <w:t>This ReplicaSet requests a total of 500m CPU and 500Mi memory across 5 replicas.</w:t>
-      </w:r>
-    </w:p>
-    <w:p>
-      <w:pPr>
-        <w:pStyle w:val="Normal"/>
-        <w:spacing w:lineRule="auto" w:line="360"/>
-        <w:jc w:val="both"/>
-        <w:rPr>
-          <w:rFonts w:ascii="Georgia" w:hAnsi="Georgia"/>
-          <w:sz w:val="24"/>
-          <w:szCs w:val="24"/>
-        </w:rPr>
-      </w:pPr>
-      <w:r>
-        <w:rPr>
-          <w:rFonts w:ascii="Georgia" w:hAnsi="Georgia"/>
-          <w:sz w:val="24"/>
-          <w:szCs w:val="24"/>
-        </w:rPr>
-        <w:t>It also limits each replica to use a maximum of 200m CPU and 200Mi memory.</w:t>
-      </w:r>
-    </w:p>
-    <w:p>
-      <w:pPr>
-        <w:pStyle w:val="Normal"/>
-        <w:spacing w:lineRule="auto" w:line="360"/>
-        <w:jc w:val="both"/>
-        <w:rPr>
-          <w:rFonts w:ascii="Georgia" w:hAnsi="Georgia"/>
-          <w:sz w:val="24"/>
-          <w:szCs w:val="24"/>
-        </w:rPr>
-      </w:pPr>
-      <w:r>
-        <w:rPr>
-          <w:rFonts w:ascii="Georgia" w:hAnsi="Georgia"/>
-          <w:sz w:val="24"/>
-          <w:szCs w:val="24"/>
-        </w:rPr>
-      </w:r>
-    </w:p>
-    <w:p>
-      <w:pPr>
-        <w:pStyle w:val="Normal"/>
-        <w:spacing w:lineRule="auto" w:line="360"/>
-        <w:jc w:val="both"/>
-        <w:rPr>
-          <w:rFonts w:ascii="Georgia" w:hAnsi="Georgia"/>
-          <w:sz w:val="24"/>
-          <w:szCs w:val="24"/>
-        </w:rPr>
-      </w:pPr>
-      <w:r>
-        <w:rPr>
-          <w:rFonts w:ascii="Georgia" w:hAnsi="Georgia"/>
-          <w:sz w:val="24"/>
-          <w:szCs w:val="24"/>
-        </w:rPr>
-        <w:t>Apply this YAML to create the ReplicaSet:</w:t>
+          <w:sz w:val="24"/>
+          <w:szCs w:val="24"/>
+        </w:rPr>
+      </w:pPr>
+      <w:r>
+        <w:rPr>
+          <w:rFonts w:ascii="Georgia" w:hAnsi="Georgia"/>
+          <w:sz w:val="24"/>
+          <w:szCs w:val="24"/>
+        </w:rPr>
+        <w:t>To describe the Pods and see their resource allocations:</w:t>
       </w:r>
     </w:p>
     <w:p>
@@ -3938,143 +3750,27 @@
           <w:sz w:val="24"/>
           <w:szCs w:val="24"/>
         </w:rPr>
-        <w:t>kubectl apply -f nginx-replicaset-quota.yaml</w:t>
-      </w:r>
-    </w:p>
-    <w:p>
-      <w:pPr>
-        <w:pStyle w:val="Normal"/>
-        <w:spacing w:lineRule="auto" w:line="360"/>
-        <w:jc w:val="both"/>
-        <w:rPr>
-          <w:rFonts w:ascii="Georgia" w:hAnsi="Georgia"/>
-          <w:sz w:val="24"/>
-          <w:szCs w:val="24"/>
-        </w:rPr>
-      </w:pPr>
-      <w:r>
-        <w:rPr>
-          <w:rFonts w:ascii="Georgia" w:hAnsi="Georgia"/>
-          <w:sz w:val="24"/>
-          <w:szCs w:val="24"/>
-        </w:rPr>
-      </w:r>
-    </w:p>
-    <w:p>
-      <w:pPr>
-        <w:pStyle w:val="Normal"/>
-        <w:spacing w:lineRule="auto" w:line="360"/>
-        <w:jc w:val="both"/>
-        <w:rPr>
-          <w:rFonts w:ascii="Georgia" w:hAnsi="Georgia"/>
-          <w:sz w:val="24"/>
-          <w:szCs w:val="24"/>
-        </w:rPr>
-      </w:pPr>
-      <w:r>
-        <w:rPr>
-          <w:rFonts w:ascii="Georgia" w:hAnsi="Georgia"/>
-          <w:sz w:val="24"/>
-          <w:szCs w:val="24"/>
-        </w:rPr>
-        <w:t>Check the status of the Pods and ensure they are created within the constraints of the Resource Quota:</w:t>
-      </w:r>
-    </w:p>
-    <w:p>
-      <w:pPr>
-        <w:pStyle w:val="Normal"/>
-        <w:spacing w:lineRule="auto" w:line="360"/>
-        <w:jc w:val="both"/>
-        <w:rPr>
-          <w:rFonts w:ascii="Georgia" w:hAnsi="Georgia"/>
-          <w:sz w:val="24"/>
-          <w:szCs w:val="24"/>
-        </w:rPr>
-      </w:pPr>
-      <w:r>
-        <w:rPr>
-          <w:rFonts w:ascii="Georgia" w:hAnsi="Georgia"/>
-          <w:sz w:val="24"/>
-          <w:szCs w:val="24"/>
-        </w:rPr>
-      </w:r>
-    </w:p>
-    <w:p>
-      <w:pPr>
-        <w:pStyle w:val="Normal"/>
-        <w:pBdr>
-          <w:top w:val="single" w:sz="4" w:space="1" w:color="000000"/>
-          <w:left w:val="single" w:sz="4" w:space="4" w:color="000000"/>
-          <w:bottom w:val="single" w:sz="4" w:space="1" w:color="000000"/>
-          <w:right w:val="single" w:sz="4" w:space="4" w:color="000000"/>
-        </w:pBdr>
-        <w:shd w:val="clear" w:color="auto" w:fill="F2F2F2" w:themeFill="background1" w:themeFillShade="f2"/>
-        <w:spacing w:lineRule="auto" w:line="360"/>
-        <w:jc w:val="both"/>
-        <w:rPr>
-          <w:rFonts w:ascii="Georgia" w:hAnsi="Georgia"/>
-          <w:sz w:val="24"/>
-          <w:szCs w:val="24"/>
-        </w:rPr>
-      </w:pPr>
-      <w:r>
-        <w:rPr>
-          <w:rFonts w:ascii="Georgia" w:hAnsi="Georgia"/>
-          <w:sz w:val="24"/>
-          <w:szCs w:val="24"/>
-        </w:rPr>
-        <w:t>kubectl get pods -n myns</w:t>
-      </w:r>
-    </w:p>
-    <w:p>
-      <w:pPr>
-        <w:pStyle w:val="Normal"/>
-        <w:spacing w:lineRule="auto" w:line="360"/>
-        <w:jc w:val="both"/>
-        <w:rPr>
-          <w:rFonts w:ascii="Georgia" w:hAnsi="Georgia"/>
-          <w:sz w:val="24"/>
-          <w:szCs w:val="24"/>
-        </w:rPr>
-      </w:pPr>
-      <w:r>
-        <w:rPr>
-          <w:rFonts w:ascii="Georgia" w:hAnsi="Georgia"/>
-          <w:sz w:val="24"/>
-          <w:szCs w:val="24"/>
-        </w:rPr>
-      </w:r>
-    </w:p>
-    <w:p>
-      <w:pPr>
-        <w:pStyle w:val="Normal"/>
-        <w:spacing w:lineRule="auto" w:line="360"/>
-        <w:jc w:val="both"/>
-        <w:rPr>
-          <w:rFonts w:ascii="Georgia" w:hAnsi="Georgia"/>
-          <w:sz w:val="24"/>
-          <w:szCs w:val="24"/>
-        </w:rPr>
-      </w:pPr>
-      <w:r>
-        <w:rPr>
-          <w:rFonts w:ascii="Georgia" w:hAnsi="Georgia"/>
-          <w:sz w:val="24"/>
-          <w:szCs w:val="24"/>
-        </w:rPr>
+        <w:t>kubectl describe pods -l app=nginx -n quota-example</w:t>
+      </w:r>
+    </w:p>
+    <w:p>
+      <w:pPr>
+        <w:pStyle w:val="Normal"/>
+        <w:spacing w:lineRule="auto" w:line="360"/>
+        <w:jc w:val="both"/>
+        <w:rPr>
+          <w:rFonts w:ascii="Georgia" w:hAnsi="Georgia"/>
+          <w:sz w:val="24"/>
+          <w:szCs w:val="24"/>
+        </w:rPr>
+      </w:pPr>
+      <w:r>
+        <w:rPr/>
         <w:drawing>
-          <wp:anchor behindDoc="0" distT="0" distB="0" distL="0" distR="0" simplePos="0" locked="0" layoutInCell="0" allowOverlap="1" relativeHeight="15">
-            <wp:simplePos x="0" y="0"/>
-            <wp:positionH relativeFrom="column">
-              <wp:align>center</wp:align>
-            </wp:positionH>
-            <wp:positionV relativeFrom="paragraph">
-              <wp:posOffset>635</wp:posOffset>
-            </wp:positionV>
-            <wp:extent cx="6016625" cy="1583690"/>
+          <wp:inline distT="0" distB="0" distL="0" distR="0">
+            <wp:extent cx="6016625" cy="2814955"/>
             <wp:effectExtent l="0" t="0" r="0" b="0"/>
-            <wp:wrapSquare wrapText="largest"/>
-            <wp:docPr id="20" name="Image8"/>
+            <wp:docPr id="20" name="Picture 8"/>
             <wp:cNvGraphicFramePr>
               <a:graphicFrameLocks xmlns:a="http://schemas.openxmlformats.org/drawingml/2006/main" noChangeAspect="1"/>
             </wp:cNvGraphicFramePr>
@@ -4082,7 +3778,7 @@
               <a:graphicData uri="http://schemas.openxmlformats.org/drawingml/2006/picture">
                 <pic:pic xmlns:pic="http://schemas.openxmlformats.org/drawingml/2006/picture">
                   <pic:nvPicPr>
-                    <pic:cNvPr id="20" name="Image8"/>
+                    <pic:cNvPr id="20" name="Picture 8"/>
                     <pic:cNvPicPr>
                       <a:picLocks noChangeAspect="1" noChangeArrowheads="1"/>
                     </pic:cNvPicPr>
@@ -4096,7 +3792,7 @@
                   <pic:spPr bwMode="auto">
                     <a:xfrm>
                       <a:off x="0" y="0"/>
-                      <a:ext cx="6016625" cy="1583690"/>
+                      <a:ext cx="6016625" cy="2814955"/>
                     </a:xfrm>
                     <a:prstGeom prst="rect">
                       <a:avLst/>
@@ -4106,7 +3802,7 @@
                 </pic:pic>
               </a:graphicData>
             </a:graphic>
-          </wp:anchor>
+          </wp:inline>
         </w:drawing>
       </w:r>
     </w:p>
@@ -4127,26 +3823,103 @@
           <w:sz w:val="24"/>
           <w:szCs w:val="24"/>
         </w:rPr>
-        <w:t>To describe the Pods and see their resource allocations:</w:t>
-      </w:r>
-    </w:p>
-    <w:p>
-      <w:pPr>
-        <w:pStyle w:val="Normal"/>
-        <w:spacing w:lineRule="auto" w:line="360"/>
-        <w:jc w:val="both"/>
-        <w:rPr>
-          <w:rFonts w:ascii="Georgia" w:hAnsi="Georgia"/>
-          <w:sz w:val="24"/>
-          <w:szCs w:val="24"/>
-        </w:rPr>
-      </w:pPr>
-      <w:r>
-        <w:rPr>
-          <w:rFonts w:ascii="Georgia" w:hAnsi="Georgia"/>
-          <w:sz w:val="24"/>
-          <w:szCs w:val="24"/>
-        </w:rPr>
+        <w:t>Attempt to Exceed the Resource Quota</w:t>
+      </w:r>
+    </w:p>
+    <w:p>
+      <w:pPr>
+        <w:pStyle w:val="Normal"/>
+        <w:spacing w:lineRule="auto" w:line="360"/>
+        <w:jc w:val="both"/>
+        <w:rPr>
+          <w:rFonts w:ascii="Georgia" w:hAnsi="Georgia"/>
+          <w:sz w:val="24"/>
+          <w:szCs w:val="24"/>
+        </w:rPr>
+      </w:pPr>
+      <w:r>
+        <w:rPr>
+          <w:rFonts w:ascii="Georgia" w:hAnsi="Georgia"/>
+          <w:sz w:val="24"/>
+          <w:szCs w:val="24"/>
+        </w:rPr>
+      </w:r>
+    </w:p>
+    <w:p>
+      <w:pPr>
+        <w:pStyle w:val="Normal"/>
+        <w:spacing w:lineRule="auto" w:line="360"/>
+        <w:jc w:val="both"/>
+        <w:rPr>
+          <w:rFonts w:ascii="Georgia" w:hAnsi="Georgia"/>
+          <w:sz w:val="24"/>
+          <w:szCs w:val="24"/>
+        </w:rPr>
+      </w:pPr>
+      <w:r>
+        <w:rPr>
+          <w:rFonts w:ascii="Georgia" w:hAnsi="Georgia"/>
+          <w:sz w:val="24"/>
+          <w:szCs w:val="24"/>
+        </w:rPr>
+        <w:t>Try creating additional resources to see if they are rejected when exceeding the quota. For example, create more Pods or increase the CPU/memory requests to exceed the quota limits.</w:t>
+      </w:r>
+    </w:p>
+    <w:p>
+      <w:pPr>
+        <w:pStyle w:val="Normal"/>
+        <w:spacing w:lineRule="auto" w:line="360"/>
+        <w:jc w:val="both"/>
+        <w:rPr>
+          <w:rFonts w:ascii="Georgia" w:hAnsi="Georgia"/>
+          <w:sz w:val="24"/>
+          <w:szCs w:val="24"/>
+        </w:rPr>
+      </w:pPr>
+      <w:r>
+        <w:rPr>
+          <w:rFonts w:ascii="Georgia" w:hAnsi="Georgia"/>
+          <w:sz w:val="24"/>
+          <w:szCs w:val="24"/>
+        </w:rPr>
+      </w:r>
+    </w:p>
+    <w:p>
+      <w:pPr>
+        <w:pStyle w:val="Normal"/>
+        <w:spacing w:lineRule="auto" w:line="360"/>
+        <w:jc w:val="both"/>
+        <w:rPr>
+          <w:rFonts w:ascii="Georgia" w:hAnsi="Georgia"/>
+          <w:sz w:val="24"/>
+          <w:szCs w:val="24"/>
+        </w:rPr>
+      </w:pPr>
+      <w:r>
+        <w:rPr>
+          <w:rFonts w:ascii="Georgia" w:hAnsi="Georgia"/>
+          <w:sz w:val="24"/>
+          <w:szCs w:val="24"/>
+        </w:rPr>
+        <w:t xml:space="preserve">Create a YAML file named </w:t>
+      </w:r>
+      <w:r>
+        <w:rPr>
+          <w:rFonts w:ascii="Georgia" w:hAnsi="Georgia"/>
+          <w:b/>
+          <w:bCs/>
+          <w:sz w:val="24"/>
+          <w:szCs w:val="24"/>
+        </w:rPr>
+        <w:t>nginx-extra-pod.yaml</w:t>
+      </w:r>
+      <w:r>
+        <w:rPr>
+          <w:rFonts w:ascii="Georgia" w:hAnsi="Georgia"/>
+          <w:sz w:val="24"/>
+          <w:szCs w:val="24"/>
+        </w:rPr>
+        <w:t xml:space="preserve"> with the following content:</w:t>
       </w:r>
     </w:p>
     <w:p>
@@ -4173,39 +3946,613 @@
           <w:sz w:val="24"/>
           <w:szCs w:val="24"/>
         </w:rPr>
-        <w:t>kubectl describe pods -l app=nginx -n quota-example</w:t>
-      </w:r>
-    </w:p>
-    <w:p>
-      <w:pPr>
-        <w:pStyle w:val="Normal"/>
-        <w:spacing w:lineRule="auto" w:line="360"/>
-        <w:jc w:val="both"/>
-        <w:rPr>
-          <w:rFonts w:ascii="Georgia" w:hAnsi="Georgia"/>
-          <w:sz w:val="24"/>
-          <w:szCs w:val="24"/>
-        </w:rPr>
-      </w:pPr>
-      <w:r>
-        <w:rPr>
-          <w:rFonts w:ascii="Georgia" w:hAnsi="Georgia"/>
-          <w:sz w:val="24"/>
-          <w:szCs w:val="24"/>
-        </w:rPr>
+        <w:t>apiVersion: v1</w:t>
+      </w:r>
+    </w:p>
+    <w:p>
+      <w:pPr>
+        <w:pStyle w:val="Normal"/>
+        <w:pBdr>
+          <w:top w:val="single" w:sz="4" w:space="1" w:color="000000"/>
+          <w:left w:val="single" w:sz="4" w:space="4" w:color="000000"/>
+          <w:bottom w:val="single" w:sz="4" w:space="1" w:color="000000"/>
+          <w:right w:val="single" w:sz="4" w:space="4" w:color="000000"/>
+        </w:pBdr>
+        <w:shd w:val="clear" w:color="auto" w:fill="F2F2F2" w:themeFill="background1" w:themeFillShade="f2"/>
+        <w:spacing w:lineRule="auto" w:line="360"/>
+        <w:jc w:val="both"/>
+        <w:rPr>
+          <w:rFonts w:ascii="Georgia" w:hAnsi="Georgia"/>
+          <w:sz w:val="24"/>
+          <w:szCs w:val="24"/>
+        </w:rPr>
+      </w:pPr>
+      <w:r>
+        <w:rPr>
+          <w:rFonts w:ascii="Georgia" w:hAnsi="Georgia"/>
+          <w:sz w:val="24"/>
+          <w:szCs w:val="24"/>
+        </w:rPr>
+        <w:t>kind: Pod</w:t>
+      </w:r>
+    </w:p>
+    <w:p>
+      <w:pPr>
+        <w:pStyle w:val="Normal"/>
+        <w:pBdr>
+          <w:top w:val="single" w:sz="4" w:space="1" w:color="000000"/>
+          <w:left w:val="single" w:sz="4" w:space="4" w:color="000000"/>
+          <w:bottom w:val="single" w:sz="4" w:space="1" w:color="000000"/>
+          <w:right w:val="single" w:sz="4" w:space="4" w:color="000000"/>
+        </w:pBdr>
+        <w:shd w:val="clear" w:color="auto" w:fill="F2F2F2" w:themeFill="background1" w:themeFillShade="f2"/>
+        <w:spacing w:lineRule="auto" w:line="360"/>
+        <w:jc w:val="both"/>
+        <w:rPr>
+          <w:rFonts w:ascii="Georgia" w:hAnsi="Georgia"/>
+          <w:sz w:val="24"/>
+          <w:szCs w:val="24"/>
+        </w:rPr>
+      </w:pPr>
+      <w:r>
+        <w:rPr>
+          <w:rFonts w:ascii="Georgia" w:hAnsi="Georgia"/>
+          <w:sz w:val="24"/>
+          <w:szCs w:val="24"/>
+        </w:rPr>
+        <w:t>metadata:</w:t>
+      </w:r>
+    </w:p>
+    <w:p>
+      <w:pPr>
+        <w:pStyle w:val="Normal"/>
+        <w:pBdr>
+          <w:top w:val="single" w:sz="4" w:space="1" w:color="000000"/>
+          <w:left w:val="single" w:sz="4" w:space="4" w:color="000000"/>
+          <w:bottom w:val="single" w:sz="4" w:space="1" w:color="000000"/>
+          <w:right w:val="single" w:sz="4" w:space="4" w:color="000000"/>
+        </w:pBdr>
+        <w:shd w:val="clear" w:color="auto" w:fill="F2F2F2" w:themeFill="background1" w:themeFillShade="f2"/>
+        <w:spacing w:lineRule="auto" w:line="360"/>
+        <w:jc w:val="both"/>
+        <w:rPr>
+          <w:rFonts w:ascii="Georgia" w:hAnsi="Georgia"/>
+          <w:sz w:val="24"/>
+          <w:szCs w:val="24"/>
+        </w:rPr>
+      </w:pPr>
+      <w:r>
+        <w:rPr>
+          <w:rFonts w:ascii="Georgia" w:hAnsi="Georgia"/>
+          <w:sz w:val="24"/>
+          <w:szCs w:val="24"/>
+        </w:rPr>
+        <w:t xml:space="preserve">  </w:t>
+      </w:r>
+      <w:r>
+        <w:rPr>
+          <w:rFonts w:ascii="Georgia" w:hAnsi="Georgia"/>
+          <w:sz w:val="24"/>
+          <w:szCs w:val="24"/>
+        </w:rPr>
+        <w:t>name: nginx-extra-pod</w:t>
+      </w:r>
+    </w:p>
+    <w:p>
+      <w:pPr>
+        <w:pStyle w:val="Normal"/>
+        <w:pBdr>
+          <w:top w:val="single" w:sz="4" w:space="1" w:color="000000"/>
+          <w:left w:val="single" w:sz="4" w:space="4" w:color="000000"/>
+          <w:bottom w:val="single" w:sz="4" w:space="1" w:color="000000"/>
+          <w:right w:val="single" w:sz="4" w:space="4" w:color="000000"/>
+        </w:pBdr>
+        <w:shd w:val="clear" w:color="auto" w:fill="F2F2F2" w:themeFill="background1" w:themeFillShade="f2"/>
+        <w:spacing w:lineRule="auto" w:line="360"/>
+        <w:jc w:val="both"/>
+        <w:rPr>
+          <w:rFonts w:ascii="Georgia" w:hAnsi="Georgia"/>
+          <w:sz w:val="24"/>
+          <w:szCs w:val="24"/>
+        </w:rPr>
+      </w:pPr>
+      <w:r>
+        <w:rPr>
+          <w:rFonts w:ascii="Georgia" w:hAnsi="Georgia"/>
+          <w:sz w:val="24"/>
+          <w:szCs w:val="24"/>
+        </w:rPr>
+        <w:t xml:space="preserve">  </w:t>
+      </w:r>
+      <w:r>
+        <w:rPr>
+          <w:rFonts w:ascii="Georgia" w:hAnsi="Georgia"/>
+          <w:sz w:val="24"/>
+          <w:szCs w:val="24"/>
+        </w:rPr>
+        <w:t>namespace: myns</w:t>
+      </w:r>
+    </w:p>
+    <w:p>
+      <w:pPr>
+        <w:pStyle w:val="Normal"/>
+        <w:pBdr>
+          <w:top w:val="single" w:sz="4" w:space="1" w:color="000000"/>
+          <w:left w:val="single" w:sz="4" w:space="4" w:color="000000"/>
+          <w:bottom w:val="single" w:sz="4" w:space="1" w:color="000000"/>
+          <w:right w:val="single" w:sz="4" w:space="4" w:color="000000"/>
+        </w:pBdr>
+        <w:shd w:val="clear" w:color="auto" w:fill="F2F2F2" w:themeFill="background1" w:themeFillShade="f2"/>
+        <w:spacing w:lineRule="auto" w:line="360"/>
+        <w:jc w:val="both"/>
+        <w:rPr>
+          <w:rFonts w:ascii="Georgia" w:hAnsi="Georgia"/>
+          <w:sz w:val="24"/>
+          <w:szCs w:val="24"/>
+        </w:rPr>
+      </w:pPr>
+      <w:r>
+        <w:rPr>
+          <w:rFonts w:ascii="Georgia" w:hAnsi="Georgia"/>
+          <w:sz w:val="24"/>
+          <w:szCs w:val="24"/>
+        </w:rPr>
+        <w:t>spec:</w:t>
+      </w:r>
+    </w:p>
+    <w:p>
+      <w:pPr>
+        <w:pStyle w:val="Normal"/>
+        <w:pBdr>
+          <w:top w:val="single" w:sz="4" w:space="1" w:color="000000"/>
+          <w:left w:val="single" w:sz="4" w:space="4" w:color="000000"/>
+          <w:bottom w:val="single" w:sz="4" w:space="1" w:color="000000"/>
+          <w:right w:val="single" w:sz="4" w:space="4" w:color="000000"/>
+        </w:pBdr>
+        <w:shd w:val="clear" w:color="auto" w:fill="F2F2F2" w:themeFill="background1" w:themeFillShade="f2"/>
+        <w:spacing w:lineRule="auto" w:line="360"/>
+        <w:jc w:val="both"/>
+        <w:rPr>
+          <w:rFonts w:ascii="Georgia" w:hAnsi="Georgia"/>
+          <w:sz w:val="24"/>
+          <w:szCs w:val="24"/>
+        </w:rPr>
+      </w:pPr>
+      <w:r>
+        <w:rPr>
+          <w:rFonts w:ascii="Georgia" w:hAnsi="Georgia"/>
+          <w:sz w:val="24"/>
+          <w:szCs w:val="24"/>
+        </w:rPr>
+        <w:t xml:space="preserve">  </w:t>
+      </w:r>
+      <w:r>
+        <w:rPr>
+          <w:rFonts w:ascii="Georgia" w:hAnsi="Georgia"/>
+          <w:sz w:val="24"/>
+          <w:szCs w:val="24"/>
+        </w:rPr>
+        <w:t>containers:</w:t>
+      </w:r>
+    </w:p>
+    <w:p>
+      <w:pPr>
+        <w:pStyle w:val="Normal"/>
+        <w:pBdr>
+          <w:top w:val="single" w:sz="4" w:space="1" w:color="000000"/>
+          <w:left w:val="single" w:sz="4" w:space="4" w:color="000000"/>
+          <w:bottom w:val="single" w:sz="4" w:space="1" w:color="000000"/>
+          <w:right w:val="single" w:sz="4" w:space="4" w:color="000000"/>
+        </w:pBdr>
+        <w:shd w:val="clear" w:color="auto" w:fill="F2F2F2" w:themeFill="background1" w:themeFillShade="f2"/>
+        <w:spacing w:lineRule="auto" w:line="360"/>
+        <w:jc w:val="both"/>
+        <w:rPr>
+          <w:rFonts w:ascii="Georgia" w:hAnsi="Georgia"/>
+          <w:sz w:val="24"/>
+          <w:szCs w:val="24"/>
+        </w:rPr>
+      </w:pPr>
+      <w:r>
+        <w:rPr>
+          <w:rFonts w:ascii="Georgia" w:hAnsi="Georgia"/>
+          <w:sz w:val="24"/>
+          <w:szCs w:val="24"/>
+        </w:rPr>
+        <w:t xml:space="preserve">  </w:t>
+      </w:r>
+      <w:r>
+        <w:rPr>
+          <w:rFonts w:ascii="Georgia" w:hAnsi="Georgia"/>
+          <w:sz w:val="24"/>
+          <w:szCs w:val="24"/>
+        </w:rPr>
+        <w:t>- name: nginx</w:t>
+      </w:r>
+    </w:p>
+    <w:p>
+      <w:pPr>
+        <w:pStyle w:val="Normal"/>
+        <w:pBdr>
+          <w:top w:val="single" w:sz="4" w:space="1" w:color="000000"/>
+          <w:left w:val="single" w:sz="4" w:space="4" w:color="000000"/>
+          <w:bottom w:val="single" w:sz="4" w:space="1" w:color="000000"/>
+          <w:right w:val="single" w:sz="4" w:space="4" w:color="000000"/>
+        </w:pBdr>
+        <w:shd w:val="clear" w:color="auto" w:fill="F2F2F2" w:themeFill="background1" w:themeFillShade="f2"/>
+        <w:spacing w:lineRule="auto" w:line="360"/>
+        <w:jc w:val="both"/>
+        <w:rPr>
+          <w:rFonts w:ascii="Georgia" w:hAnsi="Georgia"/>
+          <w:sz w:val="24"/>
+          <w:szCs w:val="24"/>
+        </w:rPr>
+      </w:pPr>
+      <w:r>
+        <w:rPr>
+          <w:rFonts w:ascii="Georgia" w:hAnsi="Georgia"/>
+          <w:sz w:val="24"/>
+          <w:szCs w:val="24"/>
+        </w:rPr>
+        <w:t xml:space="preserve">    </w:t>
+      </w:r>
+      <w:r>
+        <w:rPr>
+          <w:rFonts w:ascii="Georgia" w:hAnsi="Georgia"/>
+          <w:sz w:val="24"/>
+          <w:szCs w:val="24"/>
+        </w:rPr>
+        <w:t>image: nginx:latest</w:t>
+      </w:r>
+    </w:p>
+    <w:p>
+      <w:pPr>
+        <w:pStyle w:val="Normal"/>
+        <w:pBdr>
+          <w:top w:val="single" w:sz="4" w:space="1" w:color="000000"/>
+          <w:left w:val="single" w:sz="4" w:space="4" w:color="000000"/>
+          <w:bottom w:val="single" w:sz="4" w:space="1" w:color="000000"/>
+          <w:right w:val="single" w:sz="4" w:space="4" w:color="000000"/>
+        </w:pBdr>
+        <w:shd w:val="clear" w:color="auto" w:fill="F2F2F2" w:themeFill="background1" w:themeFillShade="f2"/>
+        <w:spacing w:lineRule="auto" w:line="360"/>
+        <w:jc w:val="both"/>
+        <w:rPr>
+          <w:rFonts w:ascii="Georgia" w:hAnsi="Georgia"/>
+          <w:sz w:val="24"/>
+          <w:szCs w:val="24"/>
+        </w:rPr>
+      </w:pPr>
+      <w:r>
+        <w:rPr>
+          <w:rFonts w:ascii="Georgia" w:hAnsi="Georgia"/>
+          <w:sz w:val="24"/>
+          <w:szCs w:val="24"/>
+        </w:rPr>
+        <w:t xml:space="preserve">    </w:t>
+      </w:r>
+      <w:r>
+        <w:rPr>
+          <w:rFonts w:ascii="Georgia" w:hAnsi="Georgia"/>
+          <w:sz w:val="24"/>
+          <w:szCs w:val="24"/>
+        </w:rPr>
+        <w:t>resources:</w:t>
+      </w:r>
+    </w:p>
+    <w:p>
+      <w:pPr>
+        <w:pStyle w:val="Normal"/>
+        <w:pBdr>
+          <w:top w:val="single" w:sz="4" w:space="1" w:color="000000"/>
+          <w:left w:val="single" w:sz="4" w:space="4" w:color="000000"/>
+          <w:bottom w:val="single" w:sz="4" w:space="1" w:color="000000"/>
+          <w:right w:val="single" w:sz="4" w:space="4" w:color="000000"/>
+        </w:pBdr>
+        <w:shd w:val="clear" w:color="auto" w:fill="F2F2F2" w:themeFill="background1" w:themeFillShade="f2"/>
+        <w:spacing w:lineRule="auto" w:line="360"/>
+        <w:jc w:val="both"/>
+        <w:rPr>
+          <w:rFonts w:ascii="Georgia" w:hAnsi="Georgia"/>
+          <w:sz w:val="24"/>
+          <w:szCs w:val="24"/>
+        </w:rPr>
+      </w:pPr>
+      <w:r>
+        <w:rPr>
+          <w:rFonts w:ascii="Georgia" w:hAnsi="Georgia"/>
+          <w:sz w:val="24"/>
+          <w:szCs w:val="24"/>
+        </w:rPr>
+        <w:t xml:space="preserve">      </w:t>
+      </w:r>
+      <w:r>
+        <w:rPr>
+          <w:rFonts w:ascii="Georgia" w:hAnsi="Georgia"/>
+          <w:sz w:val="24"/>
+          <w:szCs w:val="24"/>
+        </w:rPr>
+        <w:t>requests:</w:t>
+      </w:r>
+    </w:p>
+    <w:p>
+      <w:pPr>
+        <w:pStyle w:val="Normal"/>
+        <w:pBdr>
+          <w:top w:val="single" w:sz="4" w:space="1" w:color="000000"/>
+          <w:left w:val="single" w:sz="4" w:space="4" w:color="000000"/>
+          <w:bottom w:val="single" w:sz="4" w:space="1" w:color="000000"/>
+          <w:right w:val="single" w:sz="4" w:space="4" w:color="000000"/>
+        </w:pBdr>
+        <w:shd w:val="clear" w:color="auto" w:fill="F2F2F2" w:themeFill="background1" w:themeFillShade="f2"/>
+        <w:spacing w:lineRule="auto" w:line="360"/>
+        <w:jc w:val="both"/>
+        <w:rPr>
+          <w:rFonts w:ascii="Georgia" w:hAnsi="Georgia"/>
+          <w:sz w:val="24"/>
+          <w:szCs w:val="24"/>
+        </w:rPr>
+      </w:pPr>
+      <w:r>
+        <w:rPr>
+          <w:rFonts w:ascii="Georgia" w:hAnsi="Georgia"/>
+          <w:sz w:val="24"/>
+          <w:szCs w:val="24"/>
+        </w:rPr>
+        <w:t xml:space="preserve">        </w:t>
+      </w:r>
+      <w:r>
+        <w:rPr>
+          <w:rFonts w:ascii="Georgia" w:hAnsi="Georgia"/>
+          <w:sz w:val="24"/>
+          <w:szCs w:val="24"/>
+        </w:rPr>
+        <w:t>memory: "3Gi" # Requests a large amount of memory.</w:t>
+      </w:r>
+    </w:p>
+    <w:p>
+      <w:pPr>
+        <w:pStyle w:val="Normal"/>
+        <w:pBdr>
+          <w:top w:val="single" w:sz="4" w:space="1" w:color="000000"/>
+          <w:left w:val="single" w:sz="4" w:space="4" w:color="000000"/>
+          <w:bottom w:val="single" w:sz="4" w:space="1" w:color="000000"/>
+          <w:right w:val="single" w:sz="4" w:space="4" w:color="000000"/>
+        </w:pBdr>
+        <w:shd w:val="clear" w:color="auto" w:fill="F2F2F2" w:themeFill="background1" w:themeFillShade="f2"/>
+        <w:spacing w:lineRule="auto" w:line="360"/>
+        <w:jc w:val="both"/>
+        <w:rPr>
+          <w:rFonts w:ascii="Georgia" w:hAnsi="Georgia"/>
+          <w:sz w:val="24"/>
+          <w:szCs w:val="24"/>
+        </w:rPr>
+      </w:pPr>
+      <w:r>
+        <w:rPr>
+          <w:rFonts w:ascii="Georgia" w:hAnsi="Georgia"/>
+          <w:sz w:val="24"/>
+          <w:szCs w:val="24"/>
+        </w:rPr>
+        <w:t xml:space="preserve">        </w:t>
+      </w:r>
+      <w:r>
+        <w:rPr>
+          <w:rFonts w:ascii="Georgia" w:hAnsi="Georgia"/>
+          <w:sz w:val="24"/>
+          <w:szCs w:val="24"/>
+        </w:rPr>
+        <w:t>cpu: "2"      # Requests a large amount of CPU.</w:t>
+      </w:r>
+    </w:p>
+    <w:p>
+      <w:pPr>
+        <w:pStyle w:val="Normal"/>
+        <w:pBdr>
+          <w:top w:val="single" w:sz="4" w:space="1" w:color="000000"/>
+          <w:left w:val="single" w:sz="4" w:space="4" w:color="000000"/>
+          <w:bottom w:val="single" w:sz="4" w:space="1" w:color="000000"/>
+          <w:right w:val="single" w:sz="4" w:space="4" w:color="000000"/>
+        </w:pBdr>
+        <w:shd w:val="clear" w:color="auto" w:fill="F2F2F2" w:themeFill="background1" w:themeFillShade="f2"/>
+        <w:spacing w:lineRule="auto" w:line="360"/>
+        <w:jc w:val="both"/>
+        <w:rPr>
+          <w:rFonts w:ascii="Georgia" w:hAnsi="Georgia"/>
+          <w:sz w:val="24"/>
+          <w:szCs w:val="24"/>
+        </w:rPr>
+      </w:pPr>
+      <w:r>
+        <w:rPr>
+          <w:rFonts w:ascii="Georgia" w:hAnsi="Georgia"/>
+          <w:sz w:val="24"/>
+          <w:szCs w:val="24"/>
+        </w:rPr>
+        <w:t xml:space="preserve">      </w:t>
+      </w:r>
+      <w:r>
+        <w:rPr>
+          <w:rFonts w:ascii="Georgia" w:hAnsi="Georgia"/>
+          <w:sz w:val="24"/>
+          <w:szCs w:val="24"/>
+        </w:rPr>
+        <w:t>limits:</w:t>
+      </w:r>
+    </w:p>
+    <w:p>
+      <w:pPr>
+        <w:pStyle w:val="Normal"/>
+        <w:pBdr>
+          <w:top w:val="single" w:sz="4" w:space="1" w:color="000000"/>
+          <w:left w:val="single" w:sz="4" w:space="4" w:color="000000"/>
+          <w:bottom w:val="single" w:sz="4" w:space="1" w:color="000000"/>
+          <w:right w:val="single" w:sz="4" w:space="4" w:color="000000"/>
+        </w:pBdr>
+        <w:shd w:val="clear" w:color="auto" w:fill="F2F2F2" w:themeFill="background1" w:themeFillShade="f2"/>
+        <w:spacing w:lineRule="auto" w:line="360"/>
+        <w:jc w:val="both"/>
+        <w:rPr>
+          <w:rFonts w:ascii="Georgia" w:hAnsi="Georgia"/>
+          <w:sz w:val="24"/>
+          <w:szCs w:val="24"/>
+        </w:rPr>
+      </w:pPr>
+      <w:r>
+        <w:rPr>
+          <w:rFonts w:ascii="Georgia" w:hAnsi="Georgia"/>
+          <w:sz w:val="24"/>
+          <w:szCs w:val="24"/>
+        </w:rPr>
+        <w:t xml:space="preserve">        </w:t>
+      </w:r>
+      <w:r>
+        <w:rPr>
+          <w:rFonts w:ascii="Georgia" w:hAnsi="Georgia"/>
+          <w:sz w:val="24"/>
+          <w:szCs w:val="24"/>
+        </w:rPr>
+        <w:t>memory: "4Gi"</w:t>
+      </w:r>
+    </w:p>
+    <w:p>
+      <w:pPr>
+        <w:pStyle w:val="Normal"/>
+        <w:pBdr>
+          <w:top w:val="single" w:sz="4" w:space="1" w:color="000000"/>
+          <w:left w:val="single" w:sz="4" w:space="4" w:color="000000"/>
+          <w:bottom w:val="single" w:sz="4" w:space="1" w:color="000000"/>
+          <w:right w:val="single" w:sz="4" w:space="4" w:color="000000"/>
+        </w:pBdr>
+        <w:shd w:val="clear" w:color="auto" w:fill="F2F2F2" w:themeFill="background1" w:themeFillShade="f2"/>
+        <w:spacing w:lineRule="auto" w:line="360"/>
+        <w:jc w:val="both"/>
+        <w:rPr>
+          <w:rFonts w:ascii="Georgia" w:hAnsi="Georgia"/>
+          <w:sz w:val="24"/>
+          <w:szCs w:val="24"/>
+        </w:rPr>
+      </w:pPr>
+      <w:r>
+        <w:rPr>
+          <w:rFonts w:ascii="Georgia" w:hAnsi="Georgia"/>
+          <w:sz w:val="24"/>
+          <w:szCs w:val="24"/>
+        </w:rPr>
+        <w:t xml:space="preserve">        </w:t>
+      </w:r>
+      <w:r>
+        <w:rPr>
+          <w:rFonts w:ascii="Georgia" w:hAnsi="Georgia"/>
+          <w:sz w:val="24"/>
+          <w:szCs w:val="24"/>
+        </w:rPr>
+        <w:t>cpu: "2"</w:t>
+      </w:r>
+    </w:p>
+    <w:p>
+      <w:pPr>
+        <w:pStyle w:val="Normal"/>
+        <w:spacing w:lineRule="auto" w:line="360"/>
+        <w:jc w:val="both"/>
+        <w:rPr>
+          <w:rFonts w:ascii="Georgia" w:hAnsi="Georgia"/>
+          <w:sz w:val="24"/>
+          <w:szCs w:val="24"/>
+        </w:rPr>
+      </w:pPr>
+      <w:r>
+        <w:rPr>
+          <w:rFonts w:ascii="Georgia" w:hAnsi="Georgia"/>
+          <w:sz w:val="24"/>
+          <w:szCs w:val="24"/>
+        </w:rPr>
+      </w:r>
+    </w:p>
+    <w:p>
+      <w:pPr>
+        <w:pStyle w:val="Normal"/>
+        <w:spacing w:lineRule="auto" w:line="360"/>
+        <w:jc w:val="both"/>
+        <w:rPr>
+          <w:rFonts w:ascii="Georgia" w:hAnsi="Georgia"/>
+          <w:sz w:val="24"/>
+          <w:szCs w:val="24"/>
+        </w:rPr>
+      </w:pPr>
+      <w:r>
+        <w:rPr>
+          <w:rFonts w:ascii="Georgia" w:hAnsi="Georgia"/>
+          <w:sz w:val="24"/>
+          <w:szCs w:val="24"/>
+        </w:rPr>
+        <w:t>Apply this YAML to create the Pod:</w:t>
+      </w:r>
+    </w:p>
+    <w:p>
+      <w:pPr>
+        <w:pStyle w:val="Normal"/>
+        <w:spacing w:lineRule="auto" w:line="360"/>
+        <w:jc w:val="both"/>
+        <w:rPr>
+          <w:rFonts w:ascii="Georgia" w:hAnsi="Georgia"/>
+          <w:sz w:val="24"/>
+          <w:szCs w:val="24"/>
+        </w:rPr>
+      </w:pPr>
+      <w:r>
+        <w:rPr>
+          <w:rFonts w:ascii="Georgia" w:hAnsi="Georgia"/>
+          <w:sz w:val="24"/>
+          <w:szCs w:val="24"/>
+        </w:rPr>
+      </w:r>
+    </w:p>
+    <w:p>
+      <w:pPr>
+        <w:pStyle w:val="Normal"/>
+        <w:pBdr>
+          <w:top w:val="single" w:sz="4" w:space="1" w:color="000000"/>
+          <w:left w:val="single" w:sz="4" w:space="4" w:color="000000"/>
+          <w:bottom w:val="single" w:sz="4" w:space="1" w:color="000000"/>
+          <w:right w:val="single" w:sz="4" w:space="4" w:color="000000"/>
+        </w:pBdr>
+        <w:shd w:val="clear" w:color="auto" w:fill="F2F2F2" w:themeFill="background1" w:themeFillShade="f2"/>
+        <w:spacing w:lineRule="auto" w:line="360"/>
+        <w:jc w:val="both"/>
+        <w:rPr>
+          <w:rFonts w:ascii="Georgia" w:hAnsi="Georgia"/>
+          <w:sz w:val="24"/>
+          <w:szCs w:val="24"/>
+        </w:rPr>
+      </w:pPr>
+      <w:r>
+        <w:rPr>
+          <w:rFonts w:ascii="Georgia" w:hAnsi="Georgia"/>
+          <w:sz w:val="24"/>
+          <w:szCs w:val="24"/>
+        </w:rPr>
+        <w:t>kubectl apply -f nginx-extra-pod.yaml</w:t>
+      </w:r>
+    </w:p>
+    <w:p>
+      <w:pPr>
+        <w:pStyle w:val="Normal"/>
+        <w:spacing w:lineRule="auto" w:line="360"/>
+        <w:jc w:val="both"/>
+        <w:rPr>
+          <w:rFonts w:ascii="Georgia" w:hAnsi="Georgia"/>
+          <w:sz w:val="24"/>
+          <w:szCs w:val="24"/>
+        </w:rPr>
+      </w:pPr>
+      <w:r>
+        <w:rPr/>
         <w:drawing>
-          <wp:anchor behindDoc="0" distT="0" distB="0" distL="0" distR="0" simplePos="0" locked="0" layoutInCell="0" allowOverlap="1" relativeHeight="16">
-            <wp:simplePos x="0" y="0"/>
-            <wp:positionH relativeFrom="column">
-              <wp:align>center</wp:align>
-            </wp:positionH>
-            <wp:positionV relativeFrom="paragraph">
-              <wp:posOffset>635</wp:posOffset>
-            </wp:positionV>
-            <wp:extent cx="6016625" cy="2538095"/>
+          <wp:inline distT="0" distB="0" distL="0" distR="0">
+            <wp:extent cx="6016625" cy="340995"/>
             <wp:effectExtent l="0" t="0" r="0" b="0"/>
-            <wp:wrapSquare wrapText="largest"/>
-            <wp:docPr id="21" name="Image9"/>
+            <wp:docPr id="21" name="Picture 9"/>
             <wp:cNvGraphicFramePr>
               <a:graphicFrameLocks xmlns:a="http://schemas.openxmlformats.org/drawingml/2006/main" noChangeAspect="1"/>
             </wp:cNvGraphicFramePr>
@@ -4213,7 +4560,7 @@
               <a:graphicData uri="http://schemas.openxmlformats.org/drawingml/2006/picture">
                 <pic:pic xmlns:pic="http://schemas.openxmlformats.org/drawingml/2006/picture">
                   <pic:nvPicPr>
-                    <pic:cNvPr id="21" name="Image9"/>
+                    <pic:cNvPr id="21" name="Picture 9"/>
                     <pic:cNvPicPr>
                       <a:picLocks noChangeAspect="1" noChangeArrowheads="1"/>
                     </pic:cNvPicPr>
@@ -4227,7 +4574,7 @@
                   <pic:spPr bwMode="auto">
                     <a:xfrm>
                       <a:off x="0" y="0"/>
-                      <a:ext cx="6016625" cy="2538095"/>
+                      <a:ext cx="6016625" cy="340995"/>
                     </a:xfrm>
                     <a:prstGeom prst="rect">
                       <a:avLst/>
@@ -4237,7 +4584,7 @@
                 </pic:pic>
               </a:graphicData>
             </a:graphic>
-          </wp:anchor>
+          </wp:inline>
         </w:drawing>
       </w:r>
     </w:p>
@@ -4258,122 +4605,7 @@
           <w:sz w:val="24"/>
           <w:szCs w:val="24"/>
         </w:rPr>
-        <w:t>Attempt to Exceed the Resource Quota</w:t>
-      </w:r>
-    </w:p>
-    <w:p>
-      <w:pPr>
-        <w:pStyle w:val="Normal"/>
-        <w:spacing w:lineRule="auto" w:line="360"/>
-        <w:jc w:val="both"/>
-        <w:rPr>
-          <w:rFonts w:ascii="Georgia" w:hAnsi="Georgia"/>
-          <w:sz w:val="24"/>
-          <w:szCs w:val="24"/>
-        </w:rPr>
-      </w:pPr>
-      <w:r>
-        <w:rPr>
-          <w:rFonts w:ascii="Georgia" w:hAnsi="Georgia"/>
-          <w:sz w:val="24"/>
-          <w:szCs w:val="24"/>
-        </w:rPr>
-      </w:r>
-    </w:p>
-    <w:p>
-      <w:pPr>
-        <w:pStyle w:val="Normal"/>
-        <w:spacing w:lineRule="auto" w:line="360"/>
-        <w:jc w:val="both"/>
-        <w:rPr>
-          <w:rFonts w:ascii="Georgia" w:hAnsi="Georgia"/>
-          <w:sz w:val="24"/>
-          <w:szCs w:val="24"/>
-        </w:rPr>
-      </w:pPr>
-      <w:r>
-        <w:rPr>
-          <w:rFonts w:ascii="Georgia" w:hAnsi="Georgia"/>
-          <w:sz w:val="24"/>
-          <w:szCs w:val="24"/>
-        </w:rPr>
-        <w:t>Try creating additional resources to see if they are rejected when exceeding the quota. For example, create more Pods or increase the CPU/memory requests to exceed the quota limits.</w:t>
-      </w:r>
-    </w:p>
-    <w:p>
-      <w:pPr>
-        <w:pStyle w:val="Normal"/>
-        <w:spacing w:lineRule="auto" w:line="360"/>
-        <w:jc w:val="both"/>
-        <w:rPr>
-          <w:rFonts w:ascii="Georgia" w:hAnsi="Georgia"/>
-          <w:sz w:val="24"/>
-          <w:szCs w:val="24"/>
-        </w:rPr>
-      </w:pPr>
-      <w:r>
-        <w:rPr>
-          <w:rFonts w:ascii="Georgia" w:hAnsi="Georgia"/>
-          <w:sz w:val="24"/>
-          <w:szCs w:val="24"/>
-        </w:rPr>
-      </w:r>
-    </w:p>
-    <w:p>
-      <w:pPr>
-        <w:pStyle w:val="Normal"/>
-        <w:spacing w:lineRule="auto" w:line="360"/>
-        <w:jc w:val="both"/>
-        <w:rPr>
-          <w:rFonts w:ascii="Georgia" w:hAnsi="Georgia"/>
-          <w:sz w:val="24"/>
-          <w:szCs w:val="24"/>
-        </w:rPr>
-      </w:pPr>
-      <w:r>
-        <w:rPr>
-          <w:rFonts w:ascii="Georgia" w:hAnsi="Georgia"/>
-          <w:sz w:val="24"/>
-          <w:szCs w:val="24"/>
-        </w:rPr>
-        <w:t xml:space="preserve">Create a YAML file named </w:t>
-      </w:r>
-      <w:r>
-        <w:rPr>
-          <w:rFonts w:ascii="Georgia" w:hAnsi="Georgia"/>
-          <w:b/>
-          <w:bCs/>
-          <w:sz w:val="24"/>
-          <w:szCs w:val="24"/>
-        </w:rPr>
-        <w:t>nginx-extra-pod.yaml</w:t>
-      </w:r>
-      <w:r>
-        <w:rPr>
-          <w:rFonts w:ascii="Georgia" w:hAnsi="Georgia"/>
-          <w:sz w:val="24"/>
-          <w:szCs w:val="24"/>
-        </w:rPr>
-        <w:t xml:space="preserve"> with the following content:</w:t>
-      </w:r>
-    </w:p>
-    <w:p>
-      <w:pPr>
-        <w:pStyle w:val="Normal"/>
-        <w:spacing w:lineRule="auto" w:line="360"/>
-        <w:jc w:val="both"/>
-        <w:rPr>
-          <w:rFonts w:ascii="Georgia" w:hAnsi="Georgia"/>
-          <w:sz w:val="24"/>
-          <w:szCs w:val="24"/>
-        </w:rPr>
-      </w:pPr>
-      <w:r>
-        <w:rPr>
-          <w:rFonts w:ascii="Georgia" w:hAnsi="Georgia"/>
-          <w:sz w:val="24"/>
-          <w:szCs w:val="24"/>
-        </w:rPr>
+        <w:t>This should fail due to exceeding the Resource Quota. Check the events to see the failure reason:</w:t>
       </w:r>
     </w:p>
     <w:p>
@@ -4400,658 +4632,6 @@
           <w:sz w:val="24"/>
           <w:szCs w:val="24"/>
         </w:rPr>
-        <w:t>apiVersion: v1</w:t>
-      </w:r>
-    </w:p>
-    <w:p>
-      <w:pPr>
-        <w:pStyle w:val="Normal"/>
-        <w:pBdr>
-          <w:top w:val="single" w:sz="4" w:space="1" w:color="000000"/>
-          <w:left w:val="single" w:sz="4" w:space="4" w:color="000000"/>
-          <w:bottom w:val="single" w:sz="4" w:space="1" w:color="000000"/>
-          <w:right w:val="single" w:sz="4" w:space="4" w:color="000000"/>
-        </w:pBdr>
-        <w:shd w:val="clear" w:color="auto" w:fill="F2F2F2" w:themeFill="background1" w:themeFillShade="f2"/>
-        <w:spacing w:lineRule="auto" w:line="360"/>
-        <w:jc w:val="both"/>
-        <w:rPr>
-          <w:rFonts w:ascii="Georgia" w:hAnsi="Georgia"/>
-          <w:sz w:val="24"/>
-          <w:szCs w:val="24"/>
-        </w:rPr>
-      </w:pPr>
-      <w:r>
-        <w:rPr>
-          <w:rFonts w:ascii="Georgia" w:hAnsi="Georgia"/>
-          <w:sz w:val="24"/>
-          <w:szCs w:val="24"/>
-        </w:rPr>
-        <w:t>kind: Pod</w:t>
-      </w:r>
-    </w:p>
-    <w:p>
-      <w:pPr>
-        <w:pStyle w:val="Normal"/>
-        <w:pBdr>
-          <w:top w:val="single" w:sz="4" w:space="1" w:color="000000"/>
-          <w:left w:val="single" w:sz="4" w:space="4" w:color="000000"/>
-          <w:bottom w:val="single" w:sz="4" w:space="1" w:color="000000"/>
-          <w:right w:val="single" w:sz="4" w:space="4" w:color="000000"/>
-        </w:pBdr>
-        <w:shd w:val="clear" w:color="auto" w:fill="F2F2F2" w:themeFill="background1" w:themeFillShade="f2"/>
-        <w:spacing w:lineRule="auto" w:line="360"/>
-        <w:jc w:val="both"/>
-        <w:rPr>
-          <w:rFonts w:ascii="Georgia" w:hAnsi="Georgia"/>
-          <w:sz w:val="24"/>
-          <w:szCs w:val="24"/>
-        </w:rPr>
-      </w:pPr>
-      <w:r>
-        <w:rPr>
-          <w:rFonts w:ascii="Georgia" w:hAnsi="Georgia"/>
-          <w:sz w:val="24"/>
-          <w:szCs w:val="24"/>
-        </w:rPr>
-        <w:t>metadata:</w:t>
-      </w:r>
-    </w:p>
-    <w:p>
-      <w:pPr>
-        <w:pStyle w:val="Normal"/>
-        <w:pBdr>
-          <w:top w:val="single" w:sz="4" w:space="1" w:color="000000"/>
-          <w:left w:val="single" w:sz="4" w:space="4" w:color="000000"/>
-          <w:bottom w:val="single" w:sz="4" w:space="1" w:color="000000"/>
-          <w:right w:val="single" w:sz="4" w:space="4" w:color="000000"/>
-        </w:pBdr>
-        <w:shd w:val="clear" w:color="auto" w:fill="F2F2F2" w:themeFill="background1" w:themeFillShade="f2"/>
-        <w:spacing w:lineRule="auto" w:line="360"/>
-        <w:jc w:val="both"/>
-        <w:rPr>
-          <w:rFonts w:ascii="Georgia" w:hAnsi="Georgia"/>
-          <w:sz w:val="24"/>
-          <w:szCs w:val="24"/>
-        </w:rPr>
-      </w:pPr>
-      <w:r>
-        <w:rPr>
-          <w:rFonts w:ascii="Georgia" w:hAnsi="Georgia"/>
-          <w:sz w:val="24"/>
-          <w:szCs w:val="24"/>
-        </w:rPr>
-        <w:t xml:space="preserve">  </w:t>
-      </w:r>
-      <w:r>
-        <w:rPr>
-          <w:rFonts w:ascii="Georgia" w:hAnsi="Georgia"/>
-          <w:sz w:val="24"/>
-          <w:szCs w:val="24"/>
-        </w:rPr>
-        <w:t>name: nginx-extra-pod</w:t>
-      </w:r>
-    </w:p>
-    <w:p>
-      <w:pPr>
-        <w:pStyle w:val="Normal"/>
-        <w:pBdr>
-          <w:top w:val="single" w:sz="4" w:space="1" w:color="000000"/>
-          <w:left w:val="single" w:sz="4" w:space="4" w:color="000000"/>
-          <w:bottom w:val="single" w:sz="4" w:space="1" w:color="000000"/>
-          <w:right w:val="single" w:sz="4" w:space="4" w:color="000000"/>
-        </w:pBdr>
-        <w:shd w:val="clear" w:color="auto" w:fill="F2F2F2" w:themeFill="background1" w:themeFillShade="f2"/>
-        <w:spacing w:lineRule="auto" w:line="360"/>
-        <w:jc w:val="both"/>
-        <w:rPr>
-          <w:rFonts w:ascii="Georgia" w:hAnsi="Georgia"/>
-          <w:sz w:val="24"/>
-          <w:szCs w:val="24"/>
-        </w:rPr>
-      </w:pPr>
-      <w:r>
-        <w:rPr>
-          <w:rFonts w:ascii="Georgia" w:hAnsi="Georgia"/>
-          <w:sz w:val="24"/>
-          <w:szCs w:val="24"/>
-        </w:rPr>
-        <w:t xml:space="preserve">  </w:t>
-      </w:r>
-      <w:r>
-        <w:rPr>
-          <w:rFonts w:ascii="Georgia" w:hAnsi="Georgia"/>
-          <w:sz w:val="24"/>
-          <w:szCs w:val="24"/>
-        </w:rPr>
-        <w:t>namespace: myns</w:t>
-      </w:r>
-    </w:p>
-    <w:p>
-      <w:pPr>
-        <w:pStyle w:val="Normal"/>
-        <w:pBdr>
-          <w:top w:val="single" w:sz="4" w:space="1" w:color="000000"/>
-          <w:left w:val="single" w:sz="4" w:space="4" w:color="000000"/>
-          <w:bottom w:val="single" w:sz="4" w:space="1" w:color="000000"/>
-          <w:right w:val="single" w:sz="4" w:space="4" w:color="000000"/>
-        </w:pBdr>
-        <w:shd w:val="clear" w:color="auto" w:fill="F2F2F2" w:themeFill="background1" w:themeFillShade="f2"/>
-        <w:spacing w:lineRule="auto" w:line="360"/>
-        <w:jc w:val="both"/>
-        <w:rPr>
-          <w:rFonts w:ascii="Georgia" w:hAnsi="Georgia"/>
-          <w:sz w:val="24"/>
-          <w:szCs w:val="24"/>
-        </w:rPr>
-      </w:pPr>
-      <w:r>
-        <w:rPr>
-          <w:rFonts w:ascii="Georgia" w:hAnsi="Georgia"/>
-          <w:sz w:val="24"/>
-          <w:szCs w:val="24"/>
-        </w:rPr>
-        <w:t>spec:</w:t>
-      </w:r>
-    </w:p>
-    <w:p>
-      <w:pPr>
-        <w:pStyle w:val="Normal"/>
-        <w:pBdr>
-          <w:top w:val="single" w:sz="4" w:space="1" w:color="000000"/>
-          <w:left w:val="single" w:sz="4" w:space="4" w:color="000000"/>
-          <w:bottom w:val="single" w:sz="4" w:space="1" w:color="000000"/>
-          <w:right w:val="single" w:sz="4" w:space="4" w:color="000000"/>
-        </w:pBdr>
-        <w:shd w:val="clear" w:color="auto" w:fill="F2F2F2" w:themeFill="background1" w:themeFillShade="f2"/>
-        <w:spacing w:lineRule="auto" w:line="360"/>
-        <w:jc w:val="both"/>
-        <w:rPr>
-          <w:rFonts w:ascii="Georgia" w:hAnsi="Georgia"/>
-          <w:sz w:val="24"/>
-          <w:szCs w:val="24"/>
-        </w:rPr>
-      </w:pPr>
-      <w:r>
-        <w:rPr>
-          <w:rFonts w:ascii="Georgia" w:hAnsi="Georgia"/>
-          <w:sz w:val="24"/>
-          <w:szCs w:val="24"/>
-        </w:rPr>
-        <w:t xml:space="preserve">  </w:t>
-      </w:r>
-      <w:r>
-        <w:rPr>
-          <w:rFonts w:ascii="Georgia" w:hAnsi="Georgia"/>
-          <w:sz w:val="24"/>
-          <w:szCs w:val="24"/>
-        </w:rPr>
-        <w:t>containers:</w:t>
-      </w:r>
-    </w:p>
-    <w:p>
-      <w:pPr>
-        <w:pStyle w:val="Normal"/>
-        <w:pBdr>
-          <w:top w:val="single" w:sz="4" w:space="1" w:color="000000"/>
-          <w:left w:val="single" w:sz="4" w:space="4" w:color="000000"/>
-          <w:bottom w:val="single" w:sz="4" w:space="1" w:color="000000"/>
-          <w:right w:val="single" w:sz="4" w:space="4" w:color="000000"/>
-        </w:pBdr>
-        <w:shd w:val="clear" w:color="auto" w:fill="F2F2F2" w:themeFill="background1" w:themeFillShade="f2"/>
-        <w:spacing w:lineRule="auto" w:line="360"/>
-        <w:jc w:val="both"/>
-        <w:rPr>
-          <w:rFonts w:ascii="Georgia" w:hAnsi="Georgia"/>
-          <w:sz w:val="24"/>
-          <w:szCs w:val="24"/>
-        </w:rPr>
-      </w:pPr>
-      <w:r>
-        <w:rPr>
-          <w:rFonts w:ascii="Georgia" w:hAnsi="Georgia"/>
-          <w:sz w:val="24"/>
-          <w:szCs w:val="24"/>
-        </w:rPr>
-        <w:t xml:space="preserve">  </w:t>
-      </w:r>
-      <w:r>
-        <w:rPr>
-          <w:rFonts w:ascii="Georgia" w:hAnsi="Georgia"/>
-          <w:sz w:val="24"/>
-          <w:szCs w:val="24"/>
-        </w:rPr>
-        <w:t>- name: nginx</w:t>
-      </w:r>
-    </w:p>
-    <w:p>
-      <w:pPr>
-        <w:pStyle w:val="Normal"/>
-        <w:pBdr>
-          <w:top w:val="single" w:sz="4" w:space="1" w:color="000000"/>
-          <w:left w:val="single" w:sz="4" w:space="4" w:color="000000"/>
-          <w:bottom w:val="single" w:sz="4" w:space="1" w:color="000000"/>
-          <w:right w:val="single" w:sz="4" w:space="4" w:color="000000"/>
-        </w:pBdr>
-        <w:shd w:val="clear" w:color="auto" w:fill="F2F2F2" w:themeFill="background1" w:themeFillShade="f2"/>
-        <w:spacing w:lineRule="auto" w:line="360"/>
-        <w:jc w:val="both"/>
-        <w:rPr>
-          <w:rFonts w:ascii="Georgia" w:hAnsi="Georgia"/>
-          <w:sz w:val="24"/>
-          <w:szCs w:val="24"/>
-        </w:rPr>
-      </w:pPr>
-      <w:r>
-        <w:rPr>
-          <w:rFonts w:ascii="Georgia" w:hAnsi="Georgia"/>
-          <w:sz w:val="24"/>
-          <w:szCs w:val="24"/>
-        </w:rPr>
-        <w:t xml:space="preserve">    </w:t>
-      </w:r>
-      <w:r>
-        <w:rPr>
-          <w:rFonts w:ascii="Georgia" w:hAnsi="Georgia"/>
-          <w:sz w:val="24"/>
-          <w:szCs w:val="24"/>
-        </w:rPr>
-        <w:t>image: nginx:latest</w:t>
-      </w:r>
-    </w:p>
-    <w:p>
-      <w:pPr>
-        <w:pStyle w:val="Normal"/>
-        <w:pBdr>
-          <w:top w:val="single" w:sz="4" w:space="1" w:color="000000"/>
-          <w:left w:val="single" w:sz="4" w:space="4" w:color="000000"/>
-          <w:bottom w:val="single" w:sz="4" w:space="1" w:color="000000"/>
-          <w:right w:val="single" w:sz="4" w:space="4" w:color="000000"/>
-        </w:pBdr>
-        <w:shd w:val="clear" w:color="auto" w:fill="F2F2F2" w:themeFill="background1" w:themeFillShade="f2"/>
-        <w:spacing w:lineRule="auto" w:line="360"/>
-        <w:jc w:val="both"/>
-        <w:rPr>
-          <w:rFonts w:ascii="Georgia" w:hAnsi="Georgia"/>
-          <w:sz w:val="24"/>
-          <w:szCs w:val="24"/>
-        </w:rPr>
-      </w:pPr>
-      <w:r>
-        <w:rPr>
-          <w:rFonts w:ascii="Georgia" w:hAnsi="Georgia"/>
-          <w:sz w:val="24"/>
-          <w:szCs w:val="24"/>
-        </w:rPr>
-        <w:t xml:space="preserve">    </w:t>
-      </w:r>
-      <w:r>
-        <w:rPr>
-          <w:rFonts w:ascii="Georgia" w:hAnsi="Georgia"/>
-          <w:sz w:val="24"/>
-          <w:szCs w:val="24"/>
-        </w:rPr>
-        <w:t>resources:</w:t>
-      </w:r>
-    </w:p>
-    <w:p>
-      <w:pPr>
-        <w:pStyle w:val="Normal"/>
-        <w:pBdr>
-          <w:top w:val="single" w:sz="4" w:space="1" w:color="000000"/>
-          <w:left w:val="single" w:sz="4" w:space="4" w:color="000000"/>
-          <w:bottom w:val="single" w:sz="4" w:space="1" w:color="000000"/>
-          <w:right w:val="single" w:sz="4" w:space="4" w:color="000000"/>
-        </w:pBdr>
-        <w:shd w:val="clear" w:color="auto" w:fill="F2F2F2" w:themeFill="background1" w:themeFillShade="f2"/>
-        <w:spacing w:lineRule="auto" w:line="360"/>
-        <w:jc w:val="both"/>
-        <w:rPr>
-          <w:rFonts w:ascii="Georgia" w:hAnsi="Georgia"/>
-          <w:sz w:val="24"/>
-          <w:szCs w:val="24"/>
-        </w:rPr>
-      </w:pPr>
-      <w:r>
-        <w:rPr>
-          <w:rFonts w:ascii="Georgia" w:hAnsi="Georgia"/>
-          <w:sz w:val="24"/>
-          <w:szCs w:val="24"/>
-        </w:rPr>
-        <w:t xml:space="preserve">      </w:t>
-      </w:r>
-      <w:r>
-        <w:rPr>
-          <w:rFonts w:ascii="Georgia" w:hAnsi="Georgia"/>
-          <w:sz w:val="24"/>
-          <w:szCs w:val="24"/>
-        </w:rPr>
-        <w:t>requests:</w:t>
-      </w:r>
-    </w:p>
-    <w:p>
-      <w:pPr>
-        <w:pStyle w:val="Normal"/>
-        <w:pBdr>
-          <w:top w:val="single" w:sz="4" w:space="1" w:color="000000"/>
-          <w:left w:val="single" w:sz="4" w:space="4" w:color="000000"/>
-          <w:bottom w:val="single" w:sz="4" w:space="1" w:color="000000"/>
-          <w:right w:val="single" w:sz="4" w:space="4" w:color="000000"/>
-        </w:pBdr>
-        <w:shd w:val="clear" w:color="auto" w:fill="F2F2F2" w:themeFill="background1" w:themeFillShade="f2"/>
-        <w:spacing w:lineRule="auto" w:line="360"/>
-        <w:jc w:val="both"/>
-        <w:rPr>
-          <w:rFonts w:ascii="Georgia" w:hAnsi="Georgia"/>
-          <w:sz w:val="24"/>
-          <w:szCs w:val="24"/>
-        </w:rPr>
-      </w:pPr>
-      <w:r>
-        <w:rPr>
-          <w:rFonts w:ascii="Georgia" w:hAnsi="Georgia"/>
-          <w:sz w:val="24"/>
-          <w:szCs w:val="24"/>
-        </w:rPr>
-        <w:t xml:space="preserve">        </w:t>
-      </w:r>
-      <w:r>
-        <w:rPr>
-          <w:rFonts w:ascii="Georgia" w:hAnsi="Georgia"/>
-          <w:sz w:val="24"/>
-          <w:szCs w:val="24"/>
-        </w:rPr>
-        <w:t>memory: "3Gi" # Requests a large amount of memory.</w:t>
-      </w:r>
-    </w:p>
-    <w:p>
-      <w:pPr>
-        <w:pStyle w:val="Normal"/>
-        <w:pBdr>
-          <w:top w:val="single" w:sz="4" w:space="1" w:color="000000"/>
-          <w:left w:val="single" w:sz="4" w:space="4" w:color="000000"/>
-          <w:bottom w:val="single" w:sz="4" w:space="1" w:color="000000"/>
-          <w:right w:val="single" w:sz="4" w:space="4" w:color="000000"/>
-        </w:pBdr>
-        <w:shd w:val="clear" w:color="auto" w:fill="F2F2F2" w:themeFill="background1" w:themeFillShade="f2"/>
-        <w:spacing w:lineRule="auto" w:line="360"/>
-        <w:jc w:val="both"/>
-        <w:rPr>
-          <w:rFonts w:ascii="Georgia" w:hAnsi="Georgia"/>
-          <w:sz w:val="24"/>
-          <w:szCs w:val="24"/>
-        </w:rPr>
-      </w:pPr>
-      <w:r>
-        <w:rPr>
-          <w:rFonts w:ascii="Georgia" w:hAnsi="Georgia"/>
-          <w:sz w:val="24"/>
-          <w:szCs w:val="24"/>
-        </w:rPr>
-        <w:t xml:space="preserve">        </w:t>
-      </w:r>
-      <w:r>
-        <w:rPr>
-          <w:rFonts w:ascii="Georgia" w:hAnsi="Georgia"/>
-          <w:sz w:val="24"/>
-          <w:szCs w:val="24"/>
-        </w:rPr>
-        <w:t>cpu: "2"      # Requests a large amount of CPU.</w:t>
-      </w:r>
-    </w:p>
-    <w:p>
-      <w:pPr>
-        <w:pStyle w:val="Normal"/>
-        <w:pBdr>
-          <w:top w:val="single" w:sz="4" w:space="1" w:color="000000"/>
-          <w:left w:val="single" w:sz="4" w:space="4" w:color="000000"/>
-          <w:bottom w:val="single" w:sz="4" w:space="1" w:color="000000"/>
-          <w:right w:val="single" w:sz="4" w:space="4" w:color="000000"/>
-        </w:pBdr>
-        <w:shd w:val="clear" w:color="auto" w:fill="F2F2F2" w:themeFill="background1" w:themeFillShade="f2"/>
-        <w:spacing w:lineRule="auto" w:line="360"/>
-        <w:jc w:val="both"/>
-        <w:rPr>
-          <w:rFonts w:ascii="Georgia" w:hAnsi="Georgia"/>
-          <w:sz w:val="24"/>
-          <w:szCs w:val="24"/>
-        </w:rPr>
-      </w:pPr>
-      <w:r>
-        <w:rPr>
-          <w:rFonts w:ascii="Georgia" w:hAnsi="Georgia"/>
-          <w:sz w:val="24"/>
-          <w:szCs w:val="24"/>
-        </w:rPr>
-        <w:t xml:space="preserve">      </w:t>
-      </w:r>
-      <w:r>
-        <w:rPr>
-          <w:rFonts w:ascii="Georgia" w:hAnsi="Georgia"/>
-          <w:sz w:val="24"/>
-          <w:szCs w:val="24"/>
-        </w:rPr>
-        <w:t>limits:</w:t>
-      </w:r>
-    </w:p>
-    <w:p>
-      <w:pPr>
-        <w:pStyle w:val="Normal"/>
-        <w:pBdr>
-          <w:top w:val="single" w:sz="4" w:space="1" w:color="000000"/>
-          <w:left w:val="single" w:sz="4" w:space="4" w:color="000000"/>
-          <w:bottom w:val="single" w:sz="4" w:space="1" w:color="000000"/>
-          <w:right w:val="single" w:sz="4" w:space="4" w:color="000000"/>
-        </w:pBdr>
-        <w:shd w:val="clear" w:color="auto" w:fill="F2F2F2" w:themeFill="background1" w:themeFillShade="f2"/>
-        <w:spacing w:lineRule="auto" w:line="360"/>
-        <w:jc w:val="both"/>
-        <w:rPr>
-          <w:rFonts w:ascii="Georgia" w:hAnsi="Georgia"/>
-          <w:sz w:val="24"/>
-          <w:szCs w:val="24"/>
-        </w:rPr>
-      </w:pPr>
-      <w:r>
-        <w:rPr>
-          <w:rFonts w:ascii="Georgia" w:hAnsi="Georgia"/>
-          <w:sz w:val="24"/>
-          <w:szCs w:val="24"/>
-        </w:rPr>
-        <w:t xml:space="preserve">        </w:t>
-      </w:r>
-      <w:r>
-        <w:rPr>
-          <w:rFonts w:ascii="Georgia" w:hAnsi="Georgia"/>
-          <w:sz w:val="24"/>
-          <w:szCs w:val="24"/>
-        </w:rPr>
-        <w:t>memory: "4Gi"</w:t>
-      </w:r>
-    </w:p>
-    <w:p>
-      <w:pPr>
-        <w:pStyle w:val="Normal"/>
-        <w:pBdr>
-          <w:top w:val="single" w:sz="4" w:space="1" w:color="000000"/>
-          <w:left w:val="single" w:sz="4" w:space="4" w:color="000000"/>
-          <w:bottom w:val="single" w:sz="4" w:space="1" w:color="000000"/>
-          <w:right w:val="single" w:sz="4" w:space="4" w:color="000000"/>
-        </w:pBdr>
-        <w:shd w:val="clear" w:color="auto" w:fill="F2F2F2" w:themeFill="background1" w:themeFillShade="f2"/>
-        <w:spacing w:lineRule="auto" w:line="360"/>
-        <w:jc w:val="both"/>
-        <w:rPr>
-          <w:rFonts w:ascii="Georgia" w:hAnsi="Georgia"/>
-          <w:sz w:val="24"/>
-          <w:szCs w:val="24"/>
-        </w:rPr>
-      </w:pPr>
-      <w:r>
-        <w:rPr>
-          <w:rFonts w:ascii="Georgia" w:hAnsi="Georgia"/>
-          <w:sz w:val="24"/>
-          <w:szCs w:val="24"/>
-        </w:rPr>
-        <w:t xml:space="preserve">        </w:t>
-      </w:r>
-      <w:r>
-        <w:rPr>
-          <w:rFonts w:ascii="Georgia" w:hAnsi="Georgia"/>
-          <w:sz w:val="24"/>
-          <w:szCs w:val="24"/>
-        </w:rPr>
-        <w:t>cpu: "2"</w:t>
-      </w:r>
-    </w:p>
-    <w:p>
-      <w:pPr>
-        <w:pStyle w:val="Normal"/>
-        <w:spacing w:lineRule="auto" w:line="360"/>
-        <w:jc w:val="both"/>
-        <w:rPr>
-          <w:rFonts w:ascii="Georgia" w:hAnsi="Georgia"/>
-          <w:sz w:val="24"/>
-          <w:szCs w:val="24"/>
-        </w:rPr>
-      </w:pPr>
-      <w:r>
-        <w:rPr>
-          <w:rFonts w:ascii="Georgia" w:hAnsi="Georgia"/>
-          <w:sz w:val="24"/>
-          <w:szCs w:val="24"/>
-        </w:rPr>
-      </w:r>
-    </w:p>
-    <w:p>
-      <w:pPr>
-        <w:pStyle w:val="Normal"/>
-        <w:spacing w:lineRule="auto" w:line="360"/>
-        <w:jc w:val="both"/>
-        <w:rPr>
-          <w:rFonts w:ascii="Georgia" w:hAnsi="Georgia"/>
-          <w:sz w:val="24"/>
-          <w:szCs w:val="24"/>
-        </w:rPr>
-      </w:pPr>
-      <w:r>
-        <w:rPr>
-          <w:rFonts w:ascii="Georgia" w:hAnsi="Georgia"/>
-          <w:sz w:val="24"/>
-          <w:szCs w:val="24"/>
-        </w:rPr>
-        <w:t>Apply this YAML to create the Pod:</w:t>
-      </w:r>
-    </w:p>
-    <w:p>
-      <w:pPr>
-        <w:pStyle w:val="Normal"/>
-        <w:spacing w:lineRule="auto" w:line="360"/>
-        <w:jc w:val="both"/>
-        <w:rPr>
-          <w:rFonts w:ascii="Georgia" w:hAnsi="Georgia"/>
-          <w:sz w:val="24"/>
-          <w:szCs w:val="24"/>
-        </w:rPr>
-      </w:pPr>
-      <w:r>
-        <w:rPr>
-          <w:rFonts w:ascii="Georgia" w:hAnsi="Georgia"/>
-          <w:sz w:val="24"/>
-          <w:szCs w:val="24"/>
-        </w:rPr>
-      </w:r>
-    </w:p>
-    <w:p>
-      <w:pPr>
-        <w:pStyle w:val="Normal"/>
-        <w:pBdr>
-          <w:top w:val="single" w:sz="4" w:space="1" w:color="000000"/>
-          <w:left w:val="single" w:sz="4" w:space="4" w:color="000000"/>
-          <w:bottom w:val="single" w:sz="4" w:space="1" w:color="000000"/>
-          <w:right w:val="single" w:sz="4" w:space="4" w:color="000000"/>
-        </w:pBdr>
-        <w:shd w:val="clear" w:color="auto" w:fill="F2F2F2" w:themeFill="background1" w:themeFillShade="f2"/>
-        <w:spacing w:lineRule="auto" w:line="360"/>
-        <w:jc w:val="both"/>
-        <w:rPr>
-          <w:rFonts w:ascii="Georgia" w:hAnsi="Georgia"/>
-          <w:sz w:val="24"/>
-          <w:szCs w:val="24"/>
-        </w:rPr>
-      </w:pPr>
-      <w:r>
-        <w:rPr>
-          <w:rFonts w:ascii="Georgia" w:hAnsi="Georgia"/>
-          <w:sz w:val="24"/>
-          <w:szCs w:val="24"/>
-        </w:rPr>
-        <w:t>kubectl apply -f nginx-extra-pod.yaml</w:t>
-      </w:r>
-    </w:p>
-    <w:p>
-      <w:pPr>
-        <w:pStyle w:val="Normal"/>
-        <w:spacing w:lineRule="auto" w:line="360"/>
-        <w:jc w:val="both"/>
-        <w:rPr>
-          <w:rFonts w:ascii="Georgia" w:hAnsi="Georgia"/>
-          <w:sz w:val="24"/>
-          <w:szCs w:val="24"/>
-        </w:rPr>
-      </w:pPr>
-      <w:r>
-        <w:rPr>
-          <w:rFonts w:ascii="Georgia" w:hAnsi="Georgia"/>
-          <w:sz w:val="24"/>
-          <w:szCs w:val="24"/>
-        </w:rPr>
-      </w:r>
-    </w:p>
-    <w:p>
-      <w:pPr>
-        <w:pStyle w:val="Normal"/>
-        <w:spacing w:lineRule="auto" w:line="360"/>
-        <w:jc w:val="both"/>
-        <w:rPr>
-          <w:rFonts w:ascii="Georgia" w:hAnsi="Georgia"/>
-          <w:sz w:val="24"/>
-          <w:szCs w:val="24"/>
-        </w:rPr>
-      </w:pPr>
-      <w:r>
-        <w:rPr>
-          <w:rFonts w:ascii="Georgia" w:hAnsi="Georgia"/>
-          <w:sz w:val="24"/>
-          <w:szCs w:val="24"/>
-        </w:rPr>
-        <w:t>This should fail due to exceeding the Resource Quota. Check the events to see the failure reason:</w:t>
-      </w:r>
-    </w:p>
-    <w:p>
-      <w:pPr>
-        <w:pStyle w:val="Normal"/>
-        <w:pBdr>
-          <w:top w:val="single" w:sz="4" w:space="1" w:color="000000"/>
-          <w:left w:val="single" w:sz="4" w:space="4" w:color="000000"/>
-          <w:bottom w:val="single" w:sz="4" w:space="1" w:color="000000"/>
-          <w:right w:val="single" w:sz="4" w:space="4" w:color="000000"/>
-        </w:pBdr>
-        <w:shd w:val="clear" w:color="auto" w:fill="F2F2F2" w:themeFill="background1" w:themeFillShade="f2"/>
-        <w:spacing w:lineRule="auto" w:line="360"/>
-        <w:jc w:val="both"/>
-        <w:rPr>
-          <w:rFonts w:ascii="Georgia" w:hAnsi="Georgia"/>
-          <w:sz w:val="24"/>
-          <w:szCs w:val="24"/>
-        </w:rPr>
-      </w:pPr>
-      <w:r>
-        <w:rPr>
-          <w:rFonts w:ascii="Georgia" w:hAnsi="Georgia"/>
-          <w:sz w:val="24"/>
-          <w:szCs w:val="24"/>
-        </w:rPr>
         <w:t>kubectl get events -n quota-example</w:t>
       </w:r>
     </w:p>
@@ -5067,43 +4647,12 @@
         </w:rPr>
       </w:pPr>
       <w:r>
-        <w:rPr>
-          <w:rFonts w:ascii="Georgia" w:hAnsi="Georgia"/>
-          <w:sz w:val="24"/>
-          <w:szCs w:val="24"/>
-        </w:rPr>
-      </w:r>
-    </w:p>
-    <w:p>
-      <w:pPr>
-        <w:pStyle w:val="Normal"/>
-        <w:spacing w:lineRule="auto" w:line="360"/>
-        <w:jc w:val="both"/>
-        <w:rPr>
-          <w:rFonts w:ascii="Georgia" w:hAnsi="Georgia"/>
-          <w:sz w:val="24"/>
-          <w:szCs w:val="24"/>
-        </w:rPr>
-      </w:pPr>
-      <w:r>
-        <w:rPr>
-          <w:rFonts w:ascii="Georgia" w:hAnsi="Georgia"/>
-          <w:sz w:val="24"/>
-          <w:szCs w:val="24"/>
-        </w:rPr>
+        <w:rPr/>
         <w:drawing>
-          <wp:anchor behindDoc="0" distT="0" distB="0" distL="0" distR="0" simplePos="0" locked="0" layoutInCell="0" allowOverlap="1" relativeHeight="17">
-            <wp:simplePos x="0" y="0"/>
-            <wp:positionH relativeFrom="column">
-              <wp:posOffset>-135255</wp:posOffset>
-            </wp:positionH>
-            <wp:positionV relativeFrom="paragraph">
-              <wp:posOffset>254000</wp:posOffset>
-            </wp:positionV>
-            <wp:extent cx="6858000" cy="662305"/>
+          <wp:inline distT="0" distB="0" distL="0" distR="0">
+            <wp:extent cx="6016625" cy="3712210"/>
             <wp:effectExtent l="0" t="0" r="0" b="0"/>
-            <wp:wrapSquare wrapText="largest"/>
-            <wp:docPr id="22" name="Image10"/>
+            <wp:docPr id="22" name="Picture 10"/>
             <wp:cNvGraphicFramePr>
               <a:graphicFrameLocks xmlns:a="http://schemas.openxmlformats.org/drawingml/2006/main" noChangeAspect="1"/>
             </wp:cNvGraphicFramePr>
@@ -5111,7 +4660,7 @@
               <a:graphicData uri="http://schemas.openxmlformats.org/drawingml/2006/picture">
                 <pic:pic xmlns:pic="http://schemas.openxmlformats.org/drawingml/2006/picture">
                   <pic:nvPicPr>
-                    <pic:cNvPr id="22" name="Image10"/>
+                    <pic:cNvPr id="22" name="Picture 10"/>
                     <pic:cNvPicPr>
                       <a:picLocks noChangeAspect="1" noChangeArrowheads="1"/>
                     </pic:cNvPicPr>
@@ -5125,7 +4674,7 @@
                   <pic:spPr bwMode="auto">
                     <a:xfrm>
                       <a:off x="0" y="0"/>
-                      <a:ext cx="6858000" cy="662305"/>
+                      <a:ext cx="6016625" cy="3712210"/>
                     </a:xfrm>
                     <a:prstGeom prst="rect">
                       <a:avLst/>
@@ -5135,7 +4684,7 @@
                 </pic:pic>
               </a:graphicData>
             </a:graphic>
-          </wp:anchor>
+          </wp:inline>
         </w:drawing>
       </w:r>
     </w:p>
@@ -5156,38 +4705,224 @@
           <w:sz w:val="24"/>
           <w:szCs w:val="24"/>
         </w:rPr>
-      </w:r>
-    </w:p>
-    <w:p>
-      <w:pPr>
-        <w:pStyle w:val="Normal"/>
-        <w:spacing w:lineRule="auto" w:line="360"/>
-        <w:jc w:val="both"/>
-        <w:rPr>
-          <w:rFonts w:ascii="Georgia" w:hAnsi="Georgia"/>
-          <w:sz w:val="24"/>
-          <w:szCs w:val="24"/>
-        </w:rPr>
-      </w:pPr>
-      <w:r>
-        <w:rPr>
-          <w:rFonts w:ascii="Georgia" w:hAnsi="Georgia"/>
-          <w:sz w:val="24"/>
-          <w:szCs w:val="24"/>
-        </w:rPr>
+        <w:t>Look for error messages indicating that the Pod creation was denied due to resource constraints.</w:t>
+      </w:r>
+    </w:p>
+    <w:p>
+      <w:pPr>
+        <w:pStyle w:val="Normal"/>
+        <w:spacing w:lineRule="auto" w:line="360"/>
+        <w:jc w:val="both"/>
+        <w:rPr>
+          <w:rFonts w:ascii="Georgia" w:hAnsi="Georgia"/>
+          <w:sz w:val="24"/>
+          <w:szCs w:val="24"/>
+        </w:rPr>
+      </w:pPr>
+      <w:r>
+        <w:rPr>
+          <w:rFonts w:ascii="Georgia" w:hAnsi="Georgia"/>
+          <w:sz w:val="24"/>
+          <w:szCs w:val="24"/>
+        </w:rPr>
+      </w:r>
+    </w:p>
+    <w:p>
+      <w:pPr>
+        <w:pStyle w:val="Normal"/>
+        <w:spacing w:lineRule="auto" w:line="360"/>
+        <w:jc w:val="both"/>
+        <w:rPr>
+          <w:rFonts w:ascii="Georgia" w:hAnsi="Georgia"/>
+          <w:b/>
+          <w:bCs/>
+          <w:sz w:val="24"/>
+          <w:szCs w:val="24"/>
+        </w:rPr>
+      </w:pPr>
+      <w:r>
+        <w:rPr>
+          <w:rFonts w:ascii="Georgia" w:hAnsi="Georgia"/>
+          <w:b/>
+          <w:bCs/>
+          <w:sz w:val="24"/>
+          <w:szCs w:val="24"/>
+        </w:rPr>
+        <w:t>Step 6: Clean Up Resources</w:t>
+      </w:r>
+    </w:p>
+    <w:p>
+      <w:pPr>
+        <w:pStyle w:val="Normal"/>
+        <w:spacing w:lineRule="auto" w:line="360"/>
+        <w:jc w:val="both"/>
+        <w:rPr>
+          <w:rFonts w:ascii="Georgia" w:hAnsi="Georgia"/>
+          <w:sz w:val="24"/>
+          <w:szCs w:val="24"/>
+        </w:rPr>
+      </w:pPr>
+      <w:r>
+        <w:rPr>
+          <w:rFonts w:ascii="Georgia" w:hAnsi="Georgia"/>
+          <w:sz w:val="24"/>
+          <w:szCs w:val="24"/>
+        </w:rPr>
+      </w:r>
+    </w:p>
+    <w:p>
+      <w:pPr>
+        <w:pStyle w:val="Normal"/>
+        <w:spacing w:lineRule="auto" w:line="360"/>
+        <w:jc w:val="both"/>
+        <w:rPr>
+          <w:rFonts w:ascii="Georgia" w:hAnsi="Georgia"/>
+          <w:sz w:val="24"/>
+          <w:szCs w:val="24"/>
+        </w:rPr>
+      </w:pPr>
+      <w:r>
+        <w:rPr>
+          <w:rFonts w:ascii="Georgia" w:hAnsi="Georgia"/>
+          <w:sz w:val="24"/>
+          <w:szCs w:val="24"/>
+        </w:rPr>
+        <w:t>To delete the resources you created:</w:t>
+      </w:r>
+    </w:p>
+    <w:p>
+      <w:pPr>
+        <w:pStyle w:val="Normal"/>
+        <w:pBdr>
+          <w:top w:val="single" w:sz="4" w:space="1" w:color="000000"/>
+          <w:left w:val="single" w:sz="4" w:space="4" w:color="000000"/>
+          <w:bottom w:val="single" w:sz="4" w:space="1" w:color="000000"/>
+          <w:right w:val="single" w:sz="4" w:space="4" w:color="000000"/>
+        </w:pBdr>
+        <w:shd w:val="clear" w:color="auto" w:fill="F2F2F2" w:themeFill="background1" w:themeFillShade="f2"/>
+        <w:spacing w:lineRule="auto" w:line="360"/>
+        <w:jc w:val="both"/>
+        <w:rPr>
+          <w:rFonts w:ascii="Georgia" w:hAnsi="Georgia"/>
+          <w:sz w:val="24"/>
+          <w:szCs w:val="24"/>
+        </w:rPr>
+      </w:pPr>
+      <w:r>
+        <w:rPr>
+          <w:rFonts w:ascii="Georgia" w:hAnsi="Georgia"/>
+          <w:sz w:val="24"/>
+          <w:szCs w:val="24"/>
+        </w:rPr>
+        <w:t>kubectl delete -f nginx-replicaset-quota.yaml</w:t>
+      </w:r>
+    </w:p>
+    <w:p>
+      <w:pPr>
+        <w:pStyle w:val="Normal"/>
+        <w:pBdr>
+          <w:top w:val="single" w:sz="4" w:space="1" w:color="000000"/>
+          <w:left w:val="single" w:sz="4" w:space="4" w:color="000000"/>
+          <w:bottom w:val="single" w:sz="4" w:space="1" w:color="000000"/>
+          <w:right w:val="single" w:sz="4" w:space="4" w:color="000000"/>
+        </w:pBdr>
+        <w:shd w:val="clear" w:color="auto" w:fill="F2F2F2" w:themeFill="background1" w:themeFillShade="f2"/>
+        <w:spacing w:lineRule="auto" w:line="360"/>
+        <w:jc w:val="both"/>
+        <w:rPr>
+          <w:rFonts w:ascii="Georgia" w:hAnsi="Georgia"/>
+          <w:sz w:val="24"/>
+          <w:szCs w:val="24"/>
+        </w:rPr>
+      </w:pPr>
+      <w:r>
+        <w:rPr>
+          <w:rFonts w:ascii="Georgia" w:hAnsi="Georgia"/>
+          <w:sz w:val="24"/>
+          <w:szCs w:val="24"/>
+        </w:rPr>
+        <w:t>kubectl delete -f nginx-extra-pod.yaml</w:t>
+      </w:r>
+    </w:p>
+    <w:p>
+      <w:pPr>
+        <w:pStyle w:val="Normal"/>
+        <w:pBdr>
+          <w:top w:val="single" w:sz="4" w:space="1" w:color="000000"/>
+          <w:left w:val="single" w:sz="4" w:space="4" w:color="000000"/>
+          <w:bottom w:val="single" w:sz="4" w:space="1" w:color="000000"/>
+          <w:right w:val="single" w:sz="4" w:space="4" w:color="000000"/>
+        </w:pBdr>
+        <w:shd w:val="clear" w:color="auto" w:fill="F2F2F2" w:themeFill="background1" w:themeFillShade="f2"/>
+        <w:spacing w:lineRule="auto" w:line="360"/>
+        <w:jc w:val="both"/>
+        <w:rPr>
+          <w:rFonts w:ascii="Georgia" w:hAnsi="Georgia"/>
+          <w:sz w:val="24"/>
+          <w:szCs w:val="24"/>
+        </w:rPr>
+      </w:pPr>
+      <w:r>
+        <w:rPr>
+          <w:rFonts w:ascii="Georgia" w:hAnsi="Georgia"/>
+          <w:sz w:val="24"/>
+          <w:szCs w:val="24"/>
+        </w:rPr>
+        <w:t>kubectl delete -f resource-quota.yaml</w:t>
+      </w:r>
+    </w:p>
+    <w:p>
+      <w:pPr>
+        <w:pStyle w:val="Normal"/>
+        <w:pBdr>
+          <w:top w:val="single" w:sz="4" w:space="1" w:color="000000"/>
+          <w:left w:val="single" w:sz="4" w:space="4" w:color="000000"/>
+          <w:bottom w:val="single" w:sz="4" w:space="1" w:color="000000"/>
+          <w:right w:val="single" w:sz="4" w:space="4" w:color="000000"/>
+        </w:pBdr>
+        <w:shd w:val="clear" w:color="auto" w:fill="F2F2F2" w:themeFill="background1" w:themeFillShade="f2"/>
+        <w:spacing w:lineRule="auto" w:line="360"/>
+        <w:jc w:val="both"/>
+        <w:rPr>
+          <w:rFonts w:ascii="Georgia" w:hAnsi="Georgia"/>
+          <w:sz w:val="24"/>
+          <w:szCs w:val="24"/>
+        </w:rPr>
+      </w:pPr>
+      <w:r>
+        <w:rPr>
+          <w:rFonts w:ascii="Georgia" w:hAnsi="Georgia"/>
+          <w:sz w:val="24"/>
+          <w:szCs w:val="24"/>
+        </w:rPr>
+        <w:t>kubectl delete namespace myns</w:t>
+      </w:r>
+    </w:p>
+    <w:p>
+      <w:pPr>
+        <w:pStyle w:val="Normal"/>
+        <w:pBdr>
+          <w:top w:val="single" w:sz="4" w:space="1" w:color="000000"/>
+          <w:left w:val="single" w:sz="4" w:space="4" w:color="000000"/>
+          <w:bottom w:val="single" w:sz="4" w:space="1" w:color="000000"/>
+          <w:right w:val="single" w:sz="4" w:space="4" w:color="000000"/>
+        </w:pBdr>
+        <w:shd w:val="clear" w:color="auto" w:fill="F2F2F2" w:themeFill="background1" w:themeFillShade="f2"/>
+        <w:spacing w:lineRule="auto" w:line="360"/>
+        <w:jc w:val="both"/>
+        <w:rPr>
+          <w:rFonts w:ascii="Georgia" w:hAnsi="Georgia"/>
+          <w:sz w:val="24"/>
+          <w:szCs w:val="24"/>
+        </w:rPr>
+      </w:pPr>
+      <w:r>
+        <w:rPr/>
         <w:drawing>
-          <wp:anchor behindDoc="0" distT="0" distB="0" distL="0" distR="0" simplePos="0" locked="0" layoutInCell="0" allowOverlap="1" relativeHeight="18">
-            <wp:simplePos x="0" y="0"/>
-            <wp:positionH relativeFrom="column">
-              <wp:align>center</wp:align>
-            </wp:positionH>
-            <wp:positionV relativeFrom="paragraph">
-              <wp:posOffset>635</wp:posOffset>
-            </wp:positionV>
-            <wp:extent cx="6016625" cy="1826895"/>
+          <wp:inline distT="0" distB="0" distL="0" distR="0">
+            <wp:extent cx="6016625" cy="1070610"/>
             <wp:effectExtent l="0" t="0" r="0" b="0"/>
-            <wp:wrapSquare wrapText="largest"/>
-            <wp:docPr id="23" name="Image11"/>
+            <wp:docPr id="23" name="Picture 11"/>
             <wp:cNvGraphicFramePr>
               <a:graphicFrameLocks xmlns:a="http://schemas.openxmlformats.org/drawingml/2006/main" noChangeAspect="1"/>
             </wp:cNvGraphicFramePr>
@@ -5195,7 +4930,7 @@
               <a:graphicData uri="http://schemas.openxmlformats.org/drawingml/2006/picture">
                 <pic:pic xmlns:pic="http://schemas.openxmlformats.org/drawingml/2006/picture">
                   <pic:nvPicPr>
-                    <pic:cNvPr id="23" name="Image11"/>
+                    <pic:cNvPr id="23" name="Picture 11"/>
                     <pic:cNvPicPr>
                       <a:picLocks noChangeAspect="1" noChangeArrowheads="1"/>
                     </pic:cNvPicPr>
@@ -5209,7 +4944,7 @@
                   <pic:spPr bwMode="auto">
                     <a:xfrm>
                       <a:off x="0" y="0"/>
-                      <a:ext cx="6016625" cy="1826895"/>
+                      <a:ext cx="6016625" cy="1070610"/>
                     </a:xfrm>
                     <a:prstGeom prst="rect">
                       <a:avLst/>
@@ -5219,277 +4954,14 @@
                 </pic:pic>
               </a:graphicData>
             </a:graphic>
-          </wp:anchor>
+          </wp:inline>
         </w:drawing>
       </w:r>
     </w:p>
-    <w:p>
-      <w:pPr>
-        <w:pStyle w:val="Normal"/>
-        <w:spacing w:lineRule="auto" w:line="360"/>
-        <w:jc w:val="both"/>
-        <w:rPr>
-          <w:rFonts w:ascii="Georgia" w:hAnsi="Georgia"/>
-          <w:sz w:val="24"/>
-          <w:szCs w:val="24"/>
-        </w:rPr>
-      </w:pPr>
-      <w:r>
-        <w:rPr>
-          <w:rFonts w:ascii="Georgia" w:hAnsi="Georgia"/>
-          <w:sz w:val="24"/>
-          <w:szCs w:val="24"/>
-        </w:rPr>
-        <w:t>Look for error messages indicating that the Pod creation was denied due to resource constraints.</w:t>
-      </w:r>
-    </w:p>
-    <w:p>
-      <w:pPr>
-        <w:pStyle w:val="Normal"/>
-        <w:spacing w:lineRule="auto" w:line="360"/>
-        <w:jc w:val="both"/>
-        <w:rPr>
-          <w:rFonts w:ascii="Georgia" w:hAnsi="Georgia"/>
-          <w:sz w:val="24"/>
-          <w:szCs w:val="24"/>
-        </w:rPr>
-      </w:pPr>
-      <w:r>
-        <w:rPr>
-          <w:rFonts w:ascii="Georgia" w:hAnsi="Georgia"/>
-          <w:sz w:val="24"/>
-          <w:szCs w:val="24"/>
-        </w:rPr>
-      </w:r>
-    </w:p>
-    <w:p>
-      <w:pPr>
-        <w:pStyle w:val="Normal"/>
-        <w:spacing w:lineRule="auto" w:line="360"/>
-        <w:jc w:val="both"/>
-        <w:rPr>
-          <w:rFonts w:ascii="Georgia" w:hAnsi="Georgia"/>
-          <w:b/>
-          <w:bCs/>
-          <w:sz w:val="24"/>
-          <w:szCs w:val="24"/>
-        </w:rPr>
-      </w:pPr>
-      <w:r>
-        <w:rPr>
-          <w:rFonts w:ascii="Georgia" w:hAnsi="Georgia"/>
-          <w:b/>
-          <w:bCs/>
-          <w:sz w:val="24"/>
-          <w:szCs w:val="24"/>
-        </w:rPr>
-        <w:t>Step 6: Clean Up Resources</w:t>
-      </w:r>
-    </w:p>
-    <w:p>
-      <w:pPr>
-        <w:pStyle w:val="Normal"/>
-        <w:spacing w:lineRule="auto" w:line="360"/>
-        <w:jc w:val="both"/>
-        <w:rPr>
-          <w:rFonts w:ascii="Georgia" w:hAnsi="Georgia"/>
-          <w:sz w:val="24"/>
-          <w:szCs w:val="24"/>
-        </w:rPr>
-      </w:pPr>
-      <w:r>
-        <w:rPr>
-          <w:rFonts w:ascii="Georgia" w:hAnsi="Georgia"/>
-          <w:sz w:val="24"/>
-          <w:szCs w:val="24"/>
-        </w:rPr>
-      </w:r>
-    </w:p>
-    <w:p>
-      <w:pPr>
-        <w:pStyle w:val="Normal"/>
-        <w:spacing w:lineRule="auto" w:line="360"/>
-        <w:jc w:val="both"/>
-        <w:rPr>
-          <w:rFonts w:ascii="Georgia" w:hAnsi="Georgia"/>
-          <w:sz w:val="24"/>
-          <w:szCs w:val="24"/>
-        </w:rPr>
-      </w:pPr>
-      <w:r>
-        <w:rPr>
-          <w:rFonts w:ascii="Georgia" w:hAnsi="Georgia"/>
-          <w:sz w:val="24"/>
-          <w:szCs w:val="24"/>
-        </w:rPr>
-        <w:t>To delete the resources you created:</w:t>
-      </w:r>
-    </w:p>
-    <w:p>
-      <w:pPr>
-        <w:pStyle w:val="Normal"/>
-        <w:pBdr>
-          <w:top w:val="single" w:sz="4" w:space="1" w:color="000000"/>
-          <w:left w:val="single" w:sz="4" w:space="4" w:color="000000"/>
-          <w:bottom w:val="single" w:sz="4" w:space="1" w:color="000000"/>
-          <w:right w:val="single" w:sz="4" w:space="4" w:color="000000"/>
-        </w:pBdr>
-        <w:shd w:val="clear" w:color="auto" w:fill="F2F2F2" w:themeFill="background1" w:themeFillShade="f2"/>
-        <w:spacing w:lineRule="auto" w:line="360"/>
-        <w:jc w:val="both"/>
-        <w:rPr>
-          <w:rFonts w:ascii="Georgia" w:hAnsi="Georgia"/>
-          <w:sz w:val="24"/>
-          <w:szCs w:val="24"/>
-        </w:rPr>
-      </w:pPr>
-      <w:r>
-        <w:rPr>
-          <w:rFonts w:ascii="Georgia" w:hAnsi="Georgia"/>
-          <w:sz w:val="24"/>
-          <w:szCs w:val="24"/>
-        </w:rPr>
-        <w:t>kubectl delete -f nginx-replicaset-quota.yaml</w:t>
-      </w:r>
-    </w:p>
-    <w:p>
-      <w:pPr>
-        <w:pStyle w:val="Normal"/>
-        <w:pBdr>
-          <w:top w:val="single" w:sz="4" w:space="1" w:color="000000"/>
-          <w:left w:val="single" w:sz="4" w:space="4" w:color="000000"/>
-          <w:bottom w:val="single" w:sz="4" w:space="1" w:color="000000"/>
-          <w:right w:val="single" w:sz="4" w:space="4" w:color="000000"/>
-        </w:pBdr>
-        <w:shd w:val="clear" w:color="auto" w:fill="F2F2F2" w:themeFill="background1" w:themeFillShade="f2"/>
-        <w:spacing w:lineRule="auto" w:line="360"/>
-        <w:jc w:val="both"/>
-        <w:rPr>
-          <w:rFonts w:ascii="Georgia" w:hAnsi="Georgia"/>
-          <w:sz w:val="24"/>
-          <w:szCs w:val="24"/>
-        </w:rPr>
-      </w:pPr>
-      <w:r>
-        <w:rPr>
-          <w:rFonts w:ascii="Georgia" w:hAnsi="Georgia"/>
-          <w:sz w:val="24"/>
-          <w:szCs w:val="24"/>
-        </w:rPr>
-        <w:t>kubectl delete -f nginx-extra-pod.yaml</w:t>
-      </w:r>
-    </w:p>
-    <w:p>
-      <w:pPr>
-        <w:pStyle w:val="Normal"/>
-        <w:pBdr>
-          <w:top w:val="single" w:sz="4" w:space="1" w:color="000000"/>
-          <w:left w:val="single" w:sz="4" w:space="4" w:color="000000"/>
-          <w:bottom w:val="single" w:sz="4" w:space="1" w:color="000000"/>
-          <w:right w:val="single" w:sz="4" w:space="4" w:color="000000"/>
-        </w:pBdr>
-        <w:shd w:val="clear" w:color="auto" w:fill="F2F2F2" w:themeFill="background1" w:themeFillShade="f2"/>
-        <w:spacing w:lineRule="auto" w:line="360"/>
-        <w:jc w:val="both"/>
-        <w:rPr>
-          <w:rFonts w:ascii="Georgia" w:hAnsi="Georgia"/>
-          <w:sz w:val="24"/>
-          <w:szCs w:val="24"/>
-        </w:rPr>
-      </w:pPr>
-      <w:r>
-        <w:rPr>
-          <w:rFonts w:ascii="Georgia" w:hAnsi="Georgia"/>
-          <w:sz w:val="24"/>
-          <w:szCs w:val="24"/>
-        </w:rPr>
-        <w:t>kubectl delete -f resource-quota.yaml</w:t>
-      </w:r>
-    </w:p>
-    <w:p>
-      <w:pPr>
-        <w:pStyle w:val="Normal"/>
-        <w:pBdr>
-          <w:top w:val="single" w:sz="4" w:space="1" w:color="000000"/>
-          <w:left w:val="single" w:sz="4" w:space="4" w:color="000000"/>
-          <w:bottom w:val="single" w:sz="4" w:space="1" w:color="000000"/>
-          <w:right w:val="single" w:sz="4" w:space="4" w:color="000000"/>
-        </w:pBdr>
-        <w:shd w:val="clear" w:color="auto" w:fill="F2F2F2" w:themeFill="background1" w:themeFillShade="f2"/>
-        <w:spacing w:lineRule="auto" w:line="360"/>
-        <w:jc w:val="both"/>
-        <w:rPr>
-          <w:rFonts w:ascii="Georgia" w:hAnsi="Georgia"/>
-          <w:sz w:val="24"/>
-          <w:szCs w:val="24"/>
-        </w:rPr>
-      </w:pPr>
-      <w:r>
-        <w:rPr>
-          <w:rFonts w:ascii="Georgia" w:hAnsi="Georgia"/>
-          <w:sz w:val="24"/>
-          <w:szCs w:val="24"/>
-        </w:rPr>
-        <w:drawing>
-          <wp:anchor behindDoc="0" distT="0" distB="0" distL="0" distR="0" simplePos="0" locked="0" layoutInCell="0" allowOverlap="1" relativeHeight="19">
-            <wp:simplePos x="0" y="0"/>
-            <wp:positionH relativeFrom="column">
-              <wp:posOffset>-95250</wp:posOffset>
-            </wp:positionH>
-            <wp:positionV relativeFrom="paragraph">
-              <wp:posOffset>550545</wp:posOffset>
-            </wp:positionV>
-            <wp:extent cx="6016625" cy="1172210"/>
-            <wp:effectExtent l="0" t="0" r="0" b="0"/>
-            <wp:wrapSquare wrapText="largest"/>
-            <wp:docPr id="24" name="Image12"/>
-            <wp:cNvGraphicFramePr>
-              <a:graphicFrameLocks xmlns:a="http://schemas.openxmlformats.org/drawingml/2006/main" noChangeAspect="1"/>
-            </wp:cNvGraphicFramePr>
-            <a:graphic xmlns:a="http://schemas.openxmlformats.org/drawingml/2006/main">
-              <a:graphicData uri="http://schemas.openxmlformats.org/drawingml/2006/picture">
-                <pic:pic xmlns:pic="http://schemas.openxmlformats.org/drawingml/2006/picture">
-                  <pic:nvPicPr>
-                    <pic:cNvPr id="24" name="Image12"/>
-                    <pic:cNvPicPr>
-                      <a:picLocks noChangeAspect="1" noChangeArrowheads="1"/>
-                    </pic:cNvPicPr>
-                  </pic:nvPicPr>
-                  <pic:blipFill>
-                    <a:blip r:embed="rId25"/>
-                    <a:stretch>
-                      <a:fillRect/>
-                    </a:stretch>
-                  </pic:blipFill>
-                  <pic:spPr bwMode="auto">
-                    <a:xfrm>
-                      <a:off x="0" y="0"/>
-                      <a:ext cx="6016625" cy="1172210"/>
-                    </a:xfrm>
-                    <a:prstGeom prst="rect">
-                      <a:avLst/>
-                    </a:prstGeom>
-                    <a:noFill/>
-                  </pic:spPr>
-                </pic:pic>
-              </a:graphicData>
-            </a:graphic>
-          </wp:anchor>
-        </w:drawing>
-      </w:r>
-      <w:r>
-        <w:rPr>
-          <w:rFonts w:ascii="Georgia" w:hAnsi="Georgia"/>
-          <w:sz w:val="24"/>
-          <w:szCs w:val="24"/>
-        </w:rPr>
-        <w:t>kubectl delete namespace myns</w:t>
-      </w:r>
-    </w:p>
     <w:sectPr>
-      <w:headerReference w:type="even" r:id="rId26"/>
-      <w:headerReference w:type="default" r:id="rId27"/>
-      <w:headerReference w:type="first" r:id="rId28"/>
+      <w:headerReference w:type="even" r:id="rId25"/>
+      <w:headerReference w:type="default" r:id="rId26"/>
+      <w:headerReference w:type="first" r:id="rId27"/>
       <w:type w:val="nextPage"/>
       <w:pgSz w:w="12240" w:h="15840"/>
       <w:pgMar w:left="1440" w:right="1325" w:gutter="0" w:header="720" w:top="1440" w:footer="0" w:bottom="1440"/>
@@ -6940,14 +6412,15 @@
           <inkml:channelProperty channel="F" name="resolution" value="0" units="1/dev"/>
         </inkml:channelProperties>
       </inkml:inkSource>
-      <inkml:timestamp xml:id="ts0" timeString="2026-02-11T04:49:56.249"/>
+      <inkml:timestamp xml:id="ts0" timeString="2026-02-11T04:49:58.080"/>
     </inkml:context>
     <inkml:brush xml:id="br0">
       <inkml:brushProperty name="width" value="0.05" units="cm"/>
       <inkml:brushProperty name="height" value="0.05" units="cm"/>
+      <inkml:brushProperty name="color" value="#E71224"/>
     </inkml:brush>
   </inkml:definitions>
-  <inkml:trace contextRef="#ctx0" brushRef="#br0">30 5 12707,'0'0'5705,"-28"-5"-4449,27 5-344,4 0-2824</inkml:trace>
+  <inkml:trace contextRef="#ctx0" brushRef="#br0">30 323 5601,'0'0'-525,"-2"-2"297,-10-7 6768,12 9-6386,0 0 1,-1 0-1,1 0 1,-1 0 0,1 0-1,0 0 1,-1 0-1,1 0 1,-1 0 0,1 0-1,0 0 1,-1 0-1,1 0 1,0-1-1,-1 1 1,1 0 0,0 0-1,-1 0 1,1-1-1,0 1 1,-1 0-1,1 0 1,0-1 0,0 1-1,-1 0 1,1 0-1,0-1 1,0 1-1,-1 0 1,1-1 0,0 1-1,0-1 1,0 1-1,0 0 1,0-1 0,0 1-1,-1 0 1,1-1-1,0 1 1,0-1-1,0 1 1,0 0 0,0-1-1,0 1 1,1-1-1,-3-11 2906,2 25-3101,-1 20 84,-1-22-20,2 0-1,-1 0 1,2 0-1,-1 0 0,2 0 1,-1 0-1,6 18 0,-6-27-21,0-1 0,0 1 0,0-1 0,0 1 0,1-1 0,-1 0 0,0 1 0,0-1 0,1 0-1,-1 0 1,1 0 0,-1 0 0,1 0 0,-1 0 0,1-1 0,0 1 0,-1 0 0,1-1 0,0 1 0,0-1-1,-1 0 1,1 0 0,0 1 0,2-1 0,3 0 21,1-1 1,0 1-1,0-1 1,15-4-1,22-10 155,0-2 1,70-38-1,-83 39-126,233-122 188,117-56-139,-338 177 57,-29 12-531,-18 7-1634,-65 27-2665,34-18-3079</inkml:trace>
 </inkml:ink>
 </file>
 
@@ -6967,7 +6440,7 @@
           <inkml:channelProperty channel="F" name="resolution" value="0" units="1/dev"/>
         </inkml:channelProperties>
       </inkml:inkSource>
-      <inkml:timestamp xml:id="ts0" timeString="2026-02-11T04:50:21.669"/>
+      <inkml:timestamp xml:id="ts0" timeString="2026-02-11T04:50:49.049"/>
     </inkml:context>
     <inkml:brush xml:id="br0">
       <inkml:brushProperty name="width" value="0.05" units="cm"/>
@@ -6975,7 +6448,37 @@
       <inkml:brushProperty name="color" value="#E71224"/>
     </inkml:brush>
   </inkml:definitions>
-  <inkml:trace contextRef="#ctx0" brushRef="#br0">0 0 5281,'0'0'0</inkml:trace>
+  <inkml:trace contextRef="#ctx0" brushRef="#br0">607 1 4393,'0'0'1008,"-111"37"-1008,56-19-1464</inkml:trace>
+  <inkml:trace contextRef="#ctx0" brushRef="#br0" timeOffset="126.59">73 183 3801,'0'0'1224,"-73"19"-1224</inkml:trace>
+</inkml:ink>
+</file>
+
+<file path=customXml/item4.xml><?xml version="1.0" encoding="utf-8"?>
+<inkml:ink xmlns:inkml="http://www.w3.org/2003/InkML">
+  <inkml:definitions>
+    <inkml:context xml:id="ctx0">
+      <inkml:inkSource xml:id="inkSrc0">
+        <inkml:traceFormat>
+          <inkml:channel name="X" type="integer" min="-2.14748E9" max="2.14748E9" units="cm"/>
+          <inkml:channel name="Y" type="integer" min="-2.14748E9" max="2.14748E9" units="cm"/>
+          <inkml:channel name="F" type="integer" max="32767" units="dev"/>
+        </inkml:traceFormat>
+        <inkml:channelProperties>
+          <inkml:channelProperty channel="X" name="resolution" value="1000" units="1/cm"/>
+          <inkml:channelProperty channel="Y" name="resolution" value="1000" units="1/cm"/>
+          <inkml:channelProperty channel="F" name="resolution" value="0" units="1/dev"/>
+        </inkml:channelProperties>
+      </inkml:inkSource>
+      <inkml:timestamp xml:id="ts0" timeString="2026-02-11T04:50:22.950"/>
+    </inkml:context>
+    <inkml:brush xml:id="br0">
+      <inkml:brushProperty name="width" value="0.05" units="cm"/>
+      <inkml:brushProperty name="height" value="0.05" units="cm"/>
+      <inkml:brushProperty name="color" value="#E71224"/>
+    </inkml:brush>
+  </inkml:definitions>
+  <inkml:trace contextRef="#ctx0" brushRef="#br0">8 0 11082,'0'0'1417</inkml:trace>
+  <inkml:trace contextRef="#ctx0" brushRef="#br0" timeOffset="126.66">9 0 7410,'4'41'4337,"-8"-41"-3569,0 0-464,1 0-248,1 0-56</inkml:trace>
 </inkml:ink>
 </file>
 
@@ -7004,4 +6507,13 @@
     <ds:schemaRef ds:uri="http://schemas.openxmlformats.org/officeDocument/2006/relationships"/>
   </ds:schemaRefs>
 </ds:datastoreItem>
+</file>
+
+<file path=customXml/itemProps4.xml><?xml version="1.0" encoding="utf-8"?>
+<ds:datastoreItem xmlns:ds="http://schemas.openxmlformats.org/officeDocument/2006/customXml" ds:itemID="{11111111-1234-1234-1234-123412341234}">
+  <ds:schemaRefs>
+    <ds:schemaRef ds:uri="http://customooxmlschemas.google.com/"/>
+    <ds:schemaRef ds:uri="http://schemas.openxmlformats.org/officeDocument/2006/relationships"/>
+  </ds:schemaRefs>
+</ds:datastoreItem>
 </file>